--- a/data/outputs/v2/General_Science/SS3.4_Magnetism_and_Electromagnetic_Induction/General_Science_Magnetism_and_Electromagnetic_Induction_CBE_LessonSequence.docx
+++ b/data/outputs/v2/General_Science/SS3.4_Magnetism_and_Electromagnetic_Induction/General_Science_Magnetism_and_Electromagnetic_Induction_CBE_LessonSequence.docx
@@ -3158,32 +3158,32 @@
         <w:tc>
           <w:tcPr>
             <w:tcW w:type="dxa" w:w="1520"/>
-            <w:shd w:fill="F2F2F2" w:color="auto" w:val="clear"/>
-            <w:tcMar>
-              <w:top w:type="dxa" w:w="60"/>
-              <w:left w:type="dxa" w:w="120"/>
-              <w:bottom w:type="dxa" w:w="60"/>
-              <w:right w:type="dxa" w:w="120"/>
-            </w:tcMar>
-            <w:vAlign w:val="top"/>
-          </w:tcPr>
-          <w:p>
-            <w:pPr>
-              <w:spacing w:after="40" w:before="0"/>
-              <w:jc w:val="left"/>
-            </w:pPr>
-            <w:r>
-              <w:rPr>
-                <w:rFonts w:ascii="Arial" w:cs="Arial" w:eastAsia="Arial" w:hAnsi="Arial"/>
-                <w:b/>
-                <w:bCs/>
-                <w:i w:val="false"/>
-                <w:iCs w:val="false"/>
-                <w:color w:val="000000"/>
-                <w:sz w:val="18"/>
-                <w:szCs w:val="18"/>
-              </w:rPr>
-              <w:t xml:space="preserve">Phase 1 — Predict</w:t>
+            <w:shd w:fill="EAD1F5" w:color="auto" w:val="clear"/>
+            <w:tcMar>
+              <w:top w:type="dxa" w:w="60"/>
+              <w:left w:type="dxa" w:w="120"/>
+              <w:bottom w:type="dxa" w:w="60"/>
+              <w:right w:type="dxa" w:w="120"/>
+            </w:tcMar>
+            <w:vAlign w:val="top"/>
+          </w:tcPr>
+          <w:p>
+            <w:pPr>
+              <w:spacing w:after="40" w:before="0"/>
+              <w:jc w:val="left"/>
+            </w:pPr>
+            <w:r>
+              <w:rPr>
+                <w:rFonts w:ascii="Arial" w:cs="Arial" w:eastAsia="Arial" w:hAnsi="Arial"/>
+                <w:b/>
+                <w:bCs/>
+                <w:i w:val="false"/>
+                <w:iCs w:val="false"/>
+                <w:color w:val="000000"/>
+                <w:sz w:val="18"/>
+                <w:szCs w:val="18"/>
+              </w:rPr>
+              <w:t xml:space="preserve">Predict Phase</w:t>
             </w:r>
           </w:p>
           <w:p>
@@ -3206,7 +3206,7 @@
             <w:pPr>
               <w:spacing w:after="20" w:before="0"/>
             </w:pPr>
-            <w:hyperlink w:history="1" r:id="rIdtndzdkthautylonbwwbfx">
+            <w:hyperlink w:history="1" r:id="rIduednbugsqdds4cjidvggm">
               <w:r>
                 <w:rPr>
                   <w:rFonts w:ascii="Arial" w:cs="Arial" w:eastAsia="Arial" w:hAnsi="Arial"/>
@@ -3239,7 +3239,7 @@
               <w:spacing w:after="10" w:before="0"/>
               <w:ind w:left="120"/>
             </w:pPr>
-            <w:hyperlink w:history="1" r:id="rIdv0zxhzp2aasqvdgmmjheb">
+            <w:hyperlink w:history="1" r:id="rIda0bdh0en_quxmlwfw_mag">
               <w:r>
                 <w:rPr>
                   <w:rFonts w:ascii="Arial" w:cs="Arial" w:eastAsia="Arial" w:hAnsi="Arial"/>
@@ -3284,7 +3284,7 @@
             <w:pPr>
               <w:spacing w:after="20" w:before="0"/>
             </w:pPr>
-            <w:hyperlink w:history="1" r:id="rId3rbtfwn4upok6nb_lpah4">
+            <w:hyperlink w:history="1" r:id="rId3hws8m9huwreqfmxygldj">
               <w:r>
                 <w:rPr>
                   <w:rFonts w:ascii="Arial" w:cs="Arial" w:eastAsia="Arial" w:hAnsi="Arial"/>
@@ -3317,7 +3317,7 @@
               <w:spacing w:after="10" w:before="0"/>
               <w:ind w:left="120"/>
             </w:pPr>
-            <w:hyperlink w:history="1" r:id="rIdzy_f7xxxweopzkzyowgkc">
+            <w:hyperlink w:history="1" r:id="rIdjtoma6tulrqyegaedxk6r">
               <w:r>
                 <w:rPr>
                   <w:rFonts w:ascii="Arial" w:cs="Arial" w:eastAsia="Arial" w:hAnsi="Arial"/>
@@ -3464,32 +3464,32 @@
         <w:tc>
           <w:tcPr>
             <w:tcW w:type="dxa" w:w="1520"/>
-            <w:shd w:fill="F2F2F2" w:color="auto" w:val="clear"/>
-            <w:tcMar>
-              <w:top w:type="dxa" w:w="60"/>
-              <w:left w:type="dxa" w:w="120"/>
-              <w:bottom w:type="dxa" w:w="60"/>
-              <w:right w:type="dxa" w:w="120"/>
-            </w:tcMar>
-            <w:vAlign w:val="top"/>
-          </w:tcPr>
-          <w:p>
-            <w:pPr>
-              <w:spacing w:after="40" w:before="0"/>
-              <w:jc w:val="left"/>
-            </w:pPr>
-            <w:r>
-              <w:rPr>
-                <w:rFonts w:ascii="Arial" w:cs="Arial" w:eastAsia="Arial" w:hAnsi="Arial"/>
-                <w:b/>
-                <w:bCs/>
-                <w:i w:val="false"/>
-                <w:iCs w:val="false"/>
-                <w:color w:val="000000"/>
-                <w:sz w:val="18"/>
-                <w:szCs w:val="18"/>
-              </w:rPr>
-              <w:t xml:space="preserve">Phase 2 — Observe</w:t>
+            <w:shd w:fill="D9EEF1" w:color="auto" w:val="clear"/>
+            <w:tcMar>
+              <w:top w:type="dxa" w:w="60"/>
+              <w:left w:type="dxa" w:w="120"/>
+              <w:bottom w:type="dxa" w:w="60"/>
+              <w:right w:type="dxa" w:w="120"/>
+            </w:tcMar>
+            <w:vAlign w:val="top"/>
+          </w:tcPr>
+          <w:p>
+            <w:pPr>
+              <w:spacing w:after="40" w:before="0"/>
+              <w:jc w:val="left"/>
+            </w:pPr>
+            <w:r>
+              <w:rPr>
+                <w:rFonts w:ascii="Arial" w:cs="Arial" w:eastAsia="Arial" w:hAnsi="Arial"/>
+                <w:b/>
+                <w:bCs/>
+                <w:i w:val="false"/>
+                <w:iCs w:val="false"/>
+                <w:color w:val="000000"/>
+                <w:sz w:val="18"/>
+                <w:szCs w:val="18"/>
+              </w:rPr>
+              <w:t xml:space="preserve">Observe Phase</w:t>
             </w:r>
           </w:p>
           <w:p>
@@ -3512,7 +3512,7 @@
             <w:pPr>
               <w:spacing w:after="20" w:before="0"/>
             </w:pPr>
-            <w:hyperlink w:history="1" r:id="rIdv89hp3qjlqkyg-vig1j0w">
+            <w:hyperlink w:history="1" r:id="rIdwzfi7mfk8guvtwq7aobhr">
               <w:r>
                 <w:rPr>
                   <w:rFonts w:ascii="Arial" w:cs="Arial" w:eastAsia="Arial" w:hAnsi="Arial"/>
@@ -3545,7 +3545,7 @@
               <w:spacing w:after="10" w:before="0"/>
               <w:ind w:left="120"/>
             </w:pPr>
-            <w:hyperlink w:history="1" r:id="rIdv1qn3a-6toefmdiowqg4l">
+            <w:hyperlink w:history="1" r:id="rIdaqrmaupgny_40tbo6xtuh">
               <w:r>
                 <w:rPr>
                   <w:rFonts w:ascii="Arial" w:cs="Arial" w:eastAsia="Arial" w:hAnsi="Arial"/>
@@ -3590,7 +3590,7 @@
             <w:pPr>
               <w:spacing w:after="20" w:before="0"/>
             </w:pPr>
-            <w:hyperlink w:history="1" r:id="rIdx1_o9uwijqaksgzxymayr">
+            <w:hyperlink w:history="1" r:id="rIdmglejn-gh1_qll54lcu3z">
               <w:r>
                 <w:rPr>
                   <w:rFonts w:ascii="Arial" w:cs="Arial" w:eastAsia="Arial" w:hAnsi="Arial"/>
@@ -3623,7 +3623,7 @@
               <w:spacing w:after="10" w:before="0"/>
               <w:ind w:left="120"/>
             </w:pPr>
-            <w:hyperlink w:history="1" r:id="rIdkuwlsct_ffcwihrvycsim">
+            <w:hyperlink w:history="1" r:id="rIdb6iwuzm8tfv1a4jht__z6">
               <w:r>
                 <w:rPr>
                   <w:rFonts w:ascii="Arial" w:cs="Arial" w:eastAsia="Arial" w:hAnsi="Arial"/>
@@ -3770,32 +3770,32 @@
         <w:tc>
           <w:tcPr>
             <w:tcW w:type="dxa" w:w="1520"/>
-            <w:shd w:fill="F2F2F2" w:color="auto" w:val="clear"/>
-            <w:tcMar>
-              <w:top w:type="dxa" w:w="60"/>
-              <w:left w:type="dxa" w:w="120"/>
-              <w:bottom w:type="dxa" w:w="60"/>
-              <w:right w:type="dxa" w:w="120"/>
-            </w:tcMar>
-            <w:vAlign w:val="top"/>
-          </w:tcPr>
-          <w:p>
-            <w:pPr>
-              <w:spacing w:after="40" w:before="0"/>
-              <w:jc w:val="left"/>
-            </w:pPr>
-            <w:r>
-              <w:rPr>
-                <w:rFonts w:ascii="Arial" w:cs="Arial" w:eastAsia="Arial" w:hAnsi="Arial"/>
-                <w:b/>
-                <w:bCs/>
-                <w:i w:val="false"/>
-                <w:iCs w:val="false"/>
-                <w:color w:val="000000"/>
-                <w:sz w:val="18"/>
-                <w:szCs w:val="18"/>
-              </w:rPr>
-              <w:t xml:space="preserve">Phase 3 — Explain</w:t>
+            <w:shd w:fill="E2EFDA" w:color="auto" w:val="clear"/>
+            <w:tcMar>
+              <w:top w:type="dxa" w:w="60"/>
+              <w:left w:type="dxa" w:w="120"/>
+              <w:bottom w:type="dxa" w:w="60"/>
+              <w:right w:type="dxa" w:w="120"/>
+            </w:tcMar>
+            <w:vAlign w:val="top"/>
+          </w:tcPr>
+          <w:p>
+            <w:pPr>
+              <w:spacing w:after="40" w:before="0"/>
+              <w:jc w:val="left"/>
+            </w:pPr>
+            <w:r>
+              <w:rPr>
+                <w:rFonts w:ascii="Arial" w:cs="Arial" w:eastAsia="Arial" w:hAnsi="Arial"/>
+                <w:b/>
+                <w:bCs/>
+                <w:i w:val="false"/>
+                <w:iCs w:val="false"/>
+                <w:color w:val="000000"/>
+                <w:sz w:val="18"/>
+                <w:szCs w:val="18"/>
+              </w:rPr>
+              <w:t xml:space="preserve">Explain Phase</w:t>
             </w:r>
           </w:p>
           <w:p>
@@ -3818,7 +3818,7 @@
             <w:pPr>
               <w:spacing w:after="20" w:before="0"/>
             </w:pPr>
-            <w:hyperlink w:history="1" r:id="rId4uzaxn8dvy3tao3pymw_a">
+            <w:hyperlink w:history="1" r:id="rIde6sm6_yjr3eu5fnrtjxlo">
               <w:r>
                 <w:rPr>
                   <w:rFonts w:ascii="Arial" w:cs="Arial" w:eastAsia="Arial" w:hAnsi="Arial"/>
@@ -3851,7 +3851,7 @@
               <w:spacing w:after="10" w:before="0"/>
               <w:ind w:left="120"/>
             </w:pPr>
-            <w:hyperlink w:history="1" r:id="rIdsbullihsgx2nvpy_fnctb">
+            <w:hyperlink w:history="1" r:id="rIdctnntc7owc0rbp9p2xok3">
               <w:r>
                 <w:rPr>
                   <w:rFonts w:ascii="Arial" w:cs="Arial" w:eastAsia="Arial" w:hAnsi="Arial"/>
@@ -3896,7 +3896,7 @@
             <w:pPr>
               <w:spacing w:after="20" w:before="0"/>
             </w:pPr>
-            <w:hyperlink w:history="1" r:id="rIdy9gqx9vskuuxutr42yaay">
+            <w:hyperlink w:history="1" r:id="rIdk-tgvuewdhskzh9x62tgx">
               <w:r>
                 <w:rPr>
                   <w:rFonts w:ascii="Arial" w:cs="Arial" w:eastAsia="Arial" w:hAnsi="Arial"/>
@@ -3929,7 +3929,7 @@
               <w:spacing w:after="10" w:before="0"/>
               <w:ind w:left="120"/>
             </w:pPr>
-            <w:hyperlink w:history="1" r:id="rId5ekyl7vaviqwko6qt9rat">
+            <w:hyperlink w:history="1" r:id="rId5bogpigp2jdena6ela1s8">
               <w:r>
                 <w:rPr>
                   <w:rFonts w:ascii="Arial" w:cs="Arial" w:eastAsia="Arial" w:hAnsi="Arial"/>
@@ -4076,32 +4076,32 @@
         <w:tc>
           <w:tcPr>
             <w:tcW w:type="dxa" w:w="1520"/>
-            <w:shd w:fill="F2F2F2" w:color="auto" w:val="clear"/>
-            <w:tcMar>
-              <w:top w:type="dxa" w:w="60"/>
-              <w:left w:type="dxa" w:w="120"/>
-              <w:bottom w:type="dxa" w:w="60"/>
-              <w:right w:type="dxa" w:w="120"/>
-            </w:tcMar>
-            <w:vAlign w:val="top"/>
-          </w:tcPr>
-          <w:p>
-            <w:pPr>
-              <w:spacing w:after="40" w:before="0"/>
-              <w:jc w:val="left"/>
-            </w:pPr>
-            <w:r>
-              <w:rPr>
-                <w:rFonts w:ascii="Arial" w:cs="Arial" w:eastAsia="Arial" w:hAnsi="Arial"/>
-                <w:b/>
-                <w:bCs/>
-                <w:i w:val="false"/>
-                <w:iCs w:val="false"/>
-                <w:color w:val="000000"/>
-                <w:sz w:val="18"/>
-                <w:szCs w:val="18"/>
-              </w:rPr>
-              <w:t xml:space="preserve">Phase 4 — Driving Question Board (DQB) Creation</w:t>
+            <w:shd w:fill="FCE4D6" w:color="auto" w:val="clear"/>
+            <w:tcMar>
+              <w:top w:type="dxa" w:w="60"/>
+              <w:left w:type="dxa" w:w="120"/>
+              <w:bottom w:type="dxa" w:w="60"/>
+              <w:right w:type="dxa" w:w="120"/>
+            </w:tcMar>
+            <w:vAlign w:val="top"/>
+          </w:tcPr>
+          <w:p>
+            <w:pPr>
+              <w:spacing w:after="40" w:before="0"/>
+              <w:jc w:val="left"/>
+            </w:pPr>
+            <w:r>
+              <w:rPr>
+                <w:rFonts w:ascii="Arial" w:cs="Arial" w:eastAsia="Arial" w:hAnsi="Arial"/>
+                <w:b/>
+                <w:bCs/>
+                <w:i w:val="false"/>
+                <w:iCs w:val="false"/>
+                <w:color w:val="000000"/>
+                <w:sz w:val="18"/>
+                <w:szCs w:val="18"/>
+              </w:rPr>
+              <w:t xml:space="preserve">Driving Question Board (DQB) Creation</w:t>
             </w:r>
           </w:p>
           <w:p>
@@ -4124,7 +4124,7 @@
             <w:pPr>
               <w:spacing w:after="20" w:before="0"/>
             </w:pPr>
-            <w:hyperlink w:history="1" r:id="rIdosa96zmsumcx1jughsvfm">
+            <w:hyperlink w:history="1" r:id="rIdyaptq4vsfufs027dcvhsi">
               <w:r>
                 <w:rPr>
                   <w:rFonts w:ascii="Arial" w:cs="Arial" w:eastAsia="Arial" w:hAnsi="Arial"/>
@@ -4157,7 +4157,7 @@
               <w:spacing w:after="10" w:before="0"/>
               <w:ind w:left="120"/>
             </w:pPr>
-            <w:hyperlink w:history="1" r:id="rId3kfqxndowexjcau9v98z7">
+            <w:hyperlink w:history="1" r:id="rIdm1wcyx2ugkku5czsjh-d-">
               <w:r>
                 <w:rPr>
                   <w:rFonts w:ascii="Arial" w:cs="Arial" w:eastAsia="Arial" w:hAnsi="Arial"/>
@@ -4202,7 +4202,7 @@
             <w:pPr>
               <w:spacing w:after="20" w:before="0"/>
             </w:pPr>
-            <w:hyperlink w:history="1" r:id="rIdj9pagfegfje4ymlhnqvpk">
+            <w:hyperlink w:history="1" r:id="rIdyfuixs2id4ey296cxhpmb">
               <w:r>
                 <w:rPr>
                   <w:rFonts w:ascii="Arial" w:cs="Arial" w:eastAsia="Arial" w:hAnsi="Arial"/>
@@ -4235,7 +4235,7 @@
               <w:spacing w:after="10" w:before="0"/>
               <w:ind w:left="120"/>
             </w:pPr>
-            <w:hyperlink w:history="1" r:id="rIdwp2zzpybzuoxdvwspyyfw">
+            <w:hyperlink w:history="1" r:id="rIdrctzzfunnsu-wr3ns8hp-">
               <w:r>
                 <w:rPr>
                   <w:rFonts w:ascii="Arial" w:cs="Arial" w:eastAsia="Arial" w:hAnsi="Arial"/>
@@ -4382,32 +4382,32 @@
         <w:tc>
           <w:tcPr>
             <w:tcW w:type="dxa" w:w="1520"/>
-            <w:shd w:fill="F2F2F2" w:color="auto" w:val="clear"/>
-            <w:tcMar>
-              <w:top w:type="dxa" w:w="60"/>
-              <w:left w:type="dxa" w:w="120"/>
-              <w:bottom w:type="dxa" w:w="60"/>
-              <w:right w:type="dxa" w:w="120"/>
-            </w:tcMar>
-            <w:vAlign w:val="top"/>
-          </w:tcPr>
-          <w:p>
-            <w:pPr>
-              <w:spacing w:after="40" w:before="0"/>
-              <w:jc w:val="left"/>
-            </w:pPr>
-            <w:r>
-              <w:rPr>
-                <w:rFonts w:ascii="Arial" w:cs="Arial" w:eastAsia="Arial" w:hAnsi="Arial"/>
-                <w:b/>
-                <w:bCs/>
-                <w:i w:val="false"/>
-                <w:iCs w:val="false"/>
-                <w:color w:val="000000"/>
-                <w:sz w:val="18"/>
-                <w:szCs w:val="18"/>
-              </w:rPr>
-              <w:t xml:space="preserve">Phase 5 — Model Building</w:t>
+            <w:shd w:fill="D5E8F0" w:color="auto" w:val="clear"/>
+            <w:tcMar>
+              <w:top w:type="dxa" w:w="60"/>
+              <w:left w:type="dxa" w:w="120"/>
+              <w:bottom w:type="dxa" w:w="60"/>
+              <w:right w:type="dxa" w:w="120"/>
+            </w:tcMar>
+            <w:vAlign w:val="top"/>
+          </w:tcPr>
+          <w:p>
+            <w:pPr>
+              <w:spacing w:after="40" w:before="0"/>
+              <w:jc w:val="left"/>
+            </w:pPr>
+            <w:r>
+              <w:rPr>
+                <w:rFonts w:ascii="Arial" w:cs="Arial" w:eastAsia="Arial" w:hAnsi="Arial"/>
+                <w:b/>
+                <w:bCs/>
+                <w:i w:val="false"/>
+                <w:iCs w:val="false"/>
+                <w:color w:val="000000"/>
+                <w:sz w:val="18"/>
+                <w:szCs w:val="18"/>
+              </w:rPr>
+              <w:t xml:space="preserve">Model Building Phase</w:t>
             </w:r>
           </w:p>
           <w:p>
@@ -4430,7 +4430,7 @@
             <w:pPr>
               <w:spacing w:after="20" w:before="0"/>
             </w:pPr>
-            <w:hyperlink w:history="1" r:id="rIdchcw-3ed7d5jrcfjpq_iz">
+            <w:hyperlink w:history="1" r:id="rIdpz2sor_gz1vahlsopwc7h">
               <w:r>
                 <w:rPr>
                   <w:rFonts w:ascii="Arial" w:cs="Arial" w:eastAsia="Arial" w:hAnsi="Arial"/>
@@ -4463,7 +4463,7 @@
               <w:spacing w:after="10" w:before="0"/>
               <w:ind w:left="120"/>
             </w:pPr>
-            <w:hyperlink w:history="1" r:id="rIddm0ilbzv9aedzuow3jldg">
+            <w:hyperlink w:history="1" r:id="rIdojqamt4quh44d1wzb8ont">
               <w:r>
                 <w:rPr>
                   <w:rFonts w:ascii="Arial" w:cs="Arial" w:eastAsia="Arial" w:hAnsi="Arial"/>
@@ -4508,7 +4508,7 @@
             <w:pPr>
               <w:spacing w:after="20" w:before="0"/>
             </w:pPr>
-            <w:hyperlink w:history="1" r:id="rIdrmtqwhoqcnvqslh_ubo7j">
+            <w:hyperlink w:history="1" r:id="rIdmzl9nfzp7ki4lndjupcaz">
               <w:r>
                 <w:rPr>
                   <w:rFonts w:ascii="Arial" w:cs="Arial" w:eastAsia="Arial" w:hAnsi="Arial"/>
@@ -4541,7 +4541,7 @@
               <w:spacing w:after="10" w:before="0"/>
               <w:ind w:left="120"/>
             </w:pPr>
-            <w:hyperlink w:history="1" r:id="rIdzpn0a4b0izkaobn5hjaej">
+            <w:hyperlink w:history="1" r:id="rIdu3qhdk8nwdc4z0ugzdpf1">
               <w:r>
                 <w:rPr>
                   <w:rFonts w:ascii="Arial" w:cs="Arial" w:eastAsia="Arial" w:hAnsi="Arial"/>
@@ -6094,32 +6094,32 @@
         <w:tc>
           <w:tcPr>
             <w:tcW w:type="dxa" w:w="1520"/>
-            <w:shd w:fill="F2F2F2" w:color="auto" w:val="clear"/>
-            <w:tcMar>
-              <w:top w:type="dxa" w:w="60"/>
-              <w:left w:type="dxa" w:w="120"/>
-              <w:bottom w:type="dxa" w:w="60"/>
-              <w:right w:type="dxa" w:w="120"/>
-            </w:tcMar>
-            <w:vAlign w:val="top"/>
-          </w:tcPr>
-          <w:p>
-            <w:pPr>
-              <w:spacing w:after="40" w:before="0"/>
-              <w:jc w:val="left"/>
-            </w:pPr>
-            <w:r>
-              <w:rPr>
-                <w:rFonts w:ascii="Arial" w:cs="Arial" w:eastAsia="Arial" w:hAnsi="Arial"/>
-                <w:b/>
-                <w:bCs/>
-                <w:i w:val="false"/>
-                <w:iCs w:val="false"/>
-                <w:color w:val="000000"/>
-                <w:sz w:val="18"/>
-                <w:szCs w:val="18"/>
-              </w:rPr>
-              <w:t xml:space="preserve">1 — PREDICT</w:t>
+            <w:shd w:fill="EAD1F5" w:color="auto" w:val="clear"/>
+            <w:tcMar>
+              <w:top w:type="dxa" w:w="60"/>
+              <w:left w:type="dxa" w:w="120"/>
+              <w:bottom w:type="dxa" w:w="60"/>
+              <w:right w:type="dxa" w:w="120"/>
+            </w:tcMar>
+            <w:vAlign w:val="top"/>
+          </w:tcPr>
+          <w:p>
+            <w:pPr>
+              <w:spacing w:after="40" w:before="0"/>
+              <w:jc w:val="left"/>
+            </w:pPr>
+            <w:r>
+              <w:rPr>
+                <w:rFonts w:ascii="Arial" w:cs="Arial" w:eastAsia="Arial" w:hAnsi="Arial"/>
+                <w:b/>
+                <w:bCs/>
+                <w:i w:val="false"/>
+                <w:iCs w:val="false"/>
+                <w:color w:val="000000"/>
+                <w:sz w:val="18"/>
+                <w:szCs w:val="18"/>
+              </w:rPr>
+              <w:t xml:space="preserve">Predict Phase</w:t>
             </w:r>
           </w:p>
           <w:p>
@@ -6142,7 +6142,7 @@
             <w:pPr>
               <w:spacing w:after="20" w:before="0"/>
             </w:pPr>
-            <w:hyperlink w:history="1" r:id="rIdp2pwfo4kw7nzbrbt-ynzk">
+            <w:hyperlink w:history="1" r:id="rIdflpnvqc8a6bfs-zowpov6">
               <w:r>
                 <w:rPr>
                   <w:rFonts w:ascii="Arial" w:cs="Arial" w:eastAsia="Arial" w:hAnsi="Arial"/>
@@ -6175,7 +6175,7 @@
               <w:spacing w:after="10" w:before="0"/>
               <w:ind w:left="120"/>
             </w:pPr>
-            <w:hyperlink w:history="1" r:id="rId-jcpowbnqp9-wrmz2qgiq">
+            <w:hyperlink w:history="1" r:id="rIdjibdymbdk-rsuse_inka6">
               <w:r>
                 <w:rPr>
                   <w:rFonts w:ascii="Arial" w:cs="Arial" w:eastAsia="Arial" w:hAnsi="Arial"/>
@@ -6220,7 +6220,7 @@
             <w:pPr>
               <w:spacing w:after="20" w:before="0"/>
             </w:pPr>
-            <w:hyperlink w:history="1" r:id="rIdowqvfcyf3jundilhrc7tl">
+            <w:hyperlink w:history="1" r:id="rIdfq-qqcvnx9wtvoapvu2b8">
               <w:r>
                 <w:rPr>
                   <w:rFonts w:ascii="Arial" w:cs="Arial" w:eastAsia="Arial" w:hAnsi="Arial"/>
@@ -6253,7 +6253,7 @@
               <w:spacing w:after="10" w:before="0"/>
               <w:ind w:left="120"/>
             </w:pPr>
-            <w:hyperlink w:history="1" r:id="rId0wbu-vzfkcdocrsfzwhdw">
+            <w:hyperlink w:history="1" r:id="rId5ikz1zfvxw8y-c7sz7b7w">
               <w:r>
                 <w:rPr>
                   <w:rFonts w:ascii="Arial" w:cs="Arial" w:eastAsia="Arial" w:hAnsi="Arial"/>
@@ -6400,32 +6400,32 @@
         <w:tc>
           <w:tcPr>
             <w:tcW w:type="dxa" w:w="1520"/>
-            <w:shd w:fill="F2F2F2" w:color="auto" w:val="clear"/>
-            <w:tcMar>
-              <w:top w:type="dxa" w:w="60"/>
-              <w:left w:type="dxa" w:w="120"/>
-              <w:bottom w:type="dxa" w:w="60"/>
-              <w:right w:type="dxa" w:w="120"/>
-            </w:tcMar>
-            <w:vAlign w:val="top"/>
-          </w:tcPr>
-          <w:p>
-            <w:pPr>
-              <w:spacing w:after="40" w:before="0"/>
-              <w:jc w:val="left"/>
-            </w:pPr>
-            <w:r>
-              <w:rPr>
-                <w:rFonts w:ascii="Arial" w:cs="Arial" w:eastAsia="Arial" w:hAnsi="Arial"/>
-                <w:b/>
-                <w:bCs/>
-                <w:i w:val="false"/>
-                <w:iCs w:val="false"/>
-                <w:color w:val="000000"/>
-                <w:sz w:val="18"/>
-                <w:szCs w:val="18"/>
-              </w:rPr>
-              <w:t xml:space="preserve">2 — OBSERVE</w:t>
+            <w:shd w:fill="D9EEF1" w:color="auto" w:val="clear"/>
+            <w:tcMar>
+              <w:top w:type="dxa" w:w="60"/>
+              <w:left w:type="dxa" w:w="120"/>
+              <w:bottom w:type="dxa" w:w="60"/>
+              <w:right w:type="dxa" w:w="120"/>
+            </w:tcMar>
+            <w:vAlign w:val="top"/>
+          </w:tcPr>
+          <w:p>
+            <w:pPr>
+              <w:spacing w:after="40" w:before="0"/>
+              <w:jc w:val="left"/>
+            </w:pPr>
+            <w:r>
+              <w:rPr>
+                <w:rFonts w:ascii="Arial" w:cs="Arial" w:eastAsia="Arial" w:hAnsi="Arial"/>
+                <w:b/>
+                <w:bCs/>
+                <w:i w:val="false"/>
+                <w:iCs w:val="false"/>
+                <w:color w:val="000000"/>
+                <w:sz w:val="18"/>
+                <w:szCs w:val="18"/>
+              </w:rPr>
+              <w:t xml:space="preserve">Observe Phase</w:t>
             </w:r>
           </w:p>
           <w:p>
@@ -6448,7 +6448,7 @@
             <w:pPr>
               <w:spacing w:after="20" w:before="0"/>
             </w:pPr>
-            <w:hyperlink w:history="1" r:id="rId0g2id5jkrn0h1mcg8cbfh">
+            <w:hyperlink w:history="1" r:id="rIdwk424netcfdveuy4vfusq">
               <w:r>
                 <w:rPr>
                   <w:rFonts w:ascii="Arial" w:cs="Arial" w:eastAsia="Arial" w:hAnsi="Arial"/>
@@ -6481,7 +6481,7 @@
               <w:spacing w:after="10" w:before="0"/>
               <w:ind w:left="120"/>
             </w:pPr>
-            <w:hyperlink w:history="1" r:id="rIdxclwgvcva9iildeq72siz">
+            <w:hyperlink w:history="1" r:id="rIdpgtaaqw6raqtfkovwhrqd">
               <w:r>
                 <w:rPr>
                   <w:rFonts w:ascii="Arial" w:cs="Arial" w:eastAsia="Arial" w:hAnsi="Arial"/>
@@ -6526,7 +6526,7 @@
             <w:pPr>
               <w:spacing w:after="20" w:before="0"/>
             </w:pPr>
-            <w:hyperlink w:history="1" r:id="rIdfsl-z118xekek6luyy9-c">
+            <w:hyperlink w:history="1" r:id="rIdaw9hqff0mzi4sschrd9av">
               <w:r>
                 <w:rPr>
                   <w:rFonts w:ascii="Arial" w:cs="Arial" w:eastAsia="Arial" w:hAnsi="Arial"/>
@@ -6559,7 +6559,7 @@
               <w:spacing w:after="10" w:before="0"/>
               <w:ind w:left="120"/>
             </w:pPr>
-            <w:hyperlink w:history="1" r:id="rId4_cx-frmpeahwo_b2nwmx">
+            <w:hyperlink w:history="1" r:id="rIdjou7iuwh-_eq5hbc3r4xr">
               <w:r>
                 <w:rPr>
                   <w:rFonts w:ascii="Arial" w:cs="Arial" w:eastAsia="Arial" w:hAnsi="Arial"/>
@@ -6706,32 +6706,32 @@
         <w:tc>
           <w:tcPr>
             <w:tcW w:type="dxa" w:w="1520"/>
-            <w:shd w:fill="F2F2F2" w:color="auto" w:val="clear"/>
-            <w:tcMar>
-              <w:top w:type="dxa" w:w="60"/>
-              <w:left w:type="dxa" w:w="120"/>
-              <w:bottom w:type="dxa" w:w="60"/>
-              <w:right w:type="dxa" w:w="120"/>
-            </w:tcMar>
-            <w:vAlign w:val="top"/>
-          </w:tcPr>
-          <w:p>
-            <w:pPr>
-              <w:spacing w:after="40" w:before="0"/>
-              <w:jc w:val="left"/>
-            </w:pPr>
-            <w:r>
-              <w:rPr>
-                <w:rFonts w:ascii="Arial" w:cs="Arial" w:eastAsia="Arial" w:hAnsi="Arial"/>
-                <w:b/>
-                <w:bCs/>
-                <w:i w:val="false"/>
-                <w:iCs w:val="false"/>
-                <w:color w:val="000000"/>
-                <w:sz w:val="18"/>
-                <w:szCs w:val="18"/>
-              </w:rPr>
-              <w:t xml:space="preserve">3 — EXPLAIN</w:t>
+            <w:shd w:fill="E2EFDA" w:color="auto" w:val="clear"/>
+            <w:tcMar>
+              <w:top w:type="dxa" w:w="60"/>
+              <w:left w:type="dxa" w:w="120"/>
+              <w:bottom w:type="dxa" w:w="60"/>
+              <w:right w:type="dxa" w:w="120"/>
+            </w:tcMar>
+            <w:vAlign w:val="top"/>
+          </w:tcPr>
+          <w:p>
+            <w:pPr>
+              <w:spacing w:after="40" w:before="0"/>
+              <w:jc w:val="left"/>
+            </w:pPr>
+            <w:r>
+              <w:rPr>
+                <w:rFonts w:ascii="Arial" w:cs="Arial" w:eastAsia="Arial" w:hAnsi="Arial"/>
+                <w:b/>
+                <w:bCs/>
+                <w:i w:val="false"/>
+                <w:iCs w:val="false"/>
+                <w:color w:val="000000"/>
+                <w:sz w:val="18"/>
+                <w:szCs w:val="18"/>
+              </w:rPr>
+              <w:t xml:space="preserve">Explain Phase</w:t>
             </w:r>
           </w:p>
           <w:p>
@@ -6754,7 +6754,7 @@
             <w:pPr>
               <w:spacing w:after="20" w:before="0"/>
             </w:pPr>
-            <w:hyperlink w:history="1" r:id="rIdcqtzdcfmnpomhl7nfn6t7">
+            <w:hyperlink w:history="1" r:id="rIdeqnionp_2ailotzgkfsjb">
               <w:r>
                 <w:rPr>
                   <w:rFonts w:ascii="Arial" w:cs="Arial" w:eastAsia="Arial" w:hAnsi="Arial"/>
@@ -6787,7 +6787,7 @@
               <w:spacing w:after="10" w:before="0"/>
               <w:ind w:left="120"/>
             </w:pPr>
-            <w:hyperlink w:history="1" r:id="rIdehphr6ddsz06s0b3tyq0c">
+            <w:hyperlink w:history="1" r:id="rId10fqujbifdrmtbhaixl6e">
               <w:r>
                 <w:rPr>
                   <w:rFonts w:ascii="Arial" w:cs="Arial" w:eastAsia="Arial" w:hAnsi="Arial"/>
@@ -6832,7 +6832,7 @@
             <w:pPr>
               <w:spacing w:after="20" w:before="0"/>
             </w:pPr>
-            <w:hyperlink w:history="1" r:id="rIdftmzzuoiadlnxwkwuix1z">
+            <w:hyperlink w:history="1" r:id="rIdteh0c3koj7cuycroqmqg3">
               <w:r>
                 <w:rPr>
                   <w:rFonts w:ascii="Arial" w:cs="Arial" w:eastAsia="Arial" w:hAnsi="Arial"/>
@@ -6865,7 +6865,7 @@
               <w:spacing w:after="10" w:before="0"/>
               <w:ind w:left="120"/>
             </w:pPr>
-            <w:hyperlink w:history="1" r:id="rId7doj0bnavwyt8_5xtuafp">
+            <w:hyperlink w:history="1" r:id="rIdnkemtix2v2ghjbmw3f1qp">
               <w:r>
                 <w:rPr>
                   <w:rFonts w:ascii="Arial" w:cs="Arial" w:eastAsia="Arial" w:hAnsi="Arial"/>
@@ -7012,32 +7012,32 @@
         <w:tc>
           <w:tcPr>
             <w:tcW w:type="dxa" w:w="1520"/>
-            <w:shd w:fill="F2F2F2" w:color="auto" w:val="clear"/>
-            <w:tcMar>
-              <w:top w:type="dxa" w:w="60"/>
-              <w:left w:type="dxa" w:w="120"/>
-              <w:bottom w:type="dxa" w:w="60"/>
-              <w:right w:type="dxa" w:w="120"/>
-            </w:tcMar>
-            <w:vAlign w:val="top"/>
-          </w:tcPr>
-          <w:p>
-            <w:pPr>
-              <w:spacing w:after="40" w:before="0"/>
-              <w:jc w:val="left"/>
-            </w:pPr>
-            <w:r>
-              <w:rPr>
-                <w:rFonts w:ascii="Arial" w:cs="Arial" w:eastAsia="Arial" w:hAnsi="Arial"/>
-                <w:b/>
-                <w:bCs/>
-                <w:i w:val="false"/>
-                <w:iCs w:val="false"/>
-                <w:color w:val="000000"/>
-                <w:sz w:val="18"/>
-                <w:szCs w:val="18"/>
-              </w:rPr>
-              <w:t xml:space="preserve">4 — DRIVING QUESTION BOARD (DQB) UPDATE</w:t>
+            <w:shd w:fill="FCE4D6" w:color="auto" w:val="clear"/>
+            <w:tcMar>
+              <w:top w:type="dxa" w:w="60"/>
+              <w:left w:type="dxa" w:w="120"/>
+              <w:bottom w:type="dxa" w:w="60"/>
+              <w:right w:type="dxa" w:w="120"/>
+            </w:tcMar>
+            <w:vAlign w:val="top"/>
+          </w:tcPr>
+          <w:p>
+            <w:pPr>
+              <w:spacing w:after="40" w:before="0"/>
+              <w:jc w:val="left"/>
+            </w:pPr>
+            <w:r>
+              <w:rPr>
+                <w:rFonts w:ascii="Arial" w:cs="Arial" w:eastAsia="Arial" w:hAnsi="Arial"/>
+                <w:b/>
+                <w:bCs/>
+                <w:i w:val="false"/>
+                <w:iCs w:val="false"/>
+                <w:color w:val="000000"/>
+                <w:sz w:val="18"/>
+                <w:szCs w:val="18"/>
+              </w:rPr>
+              <w:t xml:space="preserve">Driving Question Board (DQB) Creation</w:t>
             </w:r>
           </w:p>
           <w:p>
@@ -7060,7 +7060,7 @@
             <w:pPr>
               <w:spacing w:after="20" w:before="0"/>
             </w:pPr>
-            <w:hyperlink w:history="1" r:id="rIdwog2jtqxvxyn_9xazpatg">
+            <w:hyperlink w:history="1" r:id="rId5aop6jlmi7slyqqj4peuv">
               <w:r>
                 <w:rPr>
                   <w:rFonts w:ascii="Arial" w:cs="Arial" w:eastAsia="Arial" w:hAnsi="Arial"/>
@@ -7093,7 +7093,7 @@
               <w:spacing w:after="10" w:before="0"/>
               <w:ind w:left="120"/>
             </w:pPr>
-            <w:hyperlink w:history="1" r:id="rIdm2hyxecxptshayr0loo0i">
+            <w:hyperlink w:history="1" r:id="rIdf9hasbc1_ffcicl3ohzmr">
               <w:r>
                 <w:rPr>
                   <w:rFonts w:ascii="Arial" w:cs="Arial" w:eastAsia="Arial" w:hAnsi="Arial"/>
@@ -7138,7 +7138,7 @@
             <w:pPr>
               <w:spacing w:after="20" w:before="0"/>
             </w:pPr>
-            <w:hyperlink w:history="1" r:id="rIdem0ayl_vy2p1yxzf9ezdo">
+            <w:hyperlink w:history="1" r:id="rIde8loi37y0massfx-y3jgr">
               <w:r>
                 <w:rPr>
                   <w:rFonts w:ascii="Arial" w:cs="Arial" w:eastAsia="Arial" w:hAnsi="Arial"/>
@@ -7171,7 +7171,7 @@
               <w:spacing w:after="10" w:before="0"/>
               <w:ind w:left="120"/>
             </w:pPr>
-            <w:hyperlink w:history="1" r:id="rIdddq5oswxmwfwcihjtnj03">
+            <w:hyperlink w:history="1" r:id="rIdtfmdhndztt1ozzztogfxq">
               <w:r>
                 <w:rPr>
                   <w:rFonts w:ascii="Arial" w:cs="Arial" w:eastAsia="Arial" w:hAnsi="Arial"/>
@@ -7318,32 +7318,32 @@
         <w:tc>
           <w:tcPr>
             <w:tcW w:type="dxa" w:w="1520"/>
-            <w:shd w:fill="F2F2F2" w:color="auto" w:val="clear"/>
-            <w:tcMar>
-              <w:top w:type="dxa" w:w="60"/>
-              <w:left w:type="dxa" w:w="120"/>
-              <w:bottom w:type="dxa" w:w="60"/>
-              <w:right w:type="dxa" w:w="120"/>
-            </w:tcMar>
-            <w:vAlign w:val="top"/>
-          </w:tcPr>
-          <w:p>
-            <w:pPr>
-              <w:spacing w:after="40" w:before="0"/>
-              <w:jc w:val="left"/>
-            </w:pPr>
-            <w:r>
-              <w:rPr>
-                <w:rFonts w:ascii="Arial" w:cs="Arial" w:eastAsia="Arial" w:hAnsi="Arial"/>
-                <w:b/>
-                <w:bCs/>
-                <w:i w:val="false"/>
-                <w:iCs w:val="false"/>
-                <w:color w:val="000000"/>
-                <w:sz w:val="18"/>
-                <w:szCs w:val="18"/>
-              </w:rPr>
-              <w:t xml:space="preserve">5 — MODEL BUILDING</w:t>
+            <w:shd w:fill="D5E8F0" w:color="auto" w:val="clear"/>
+            <w:tcMar>
+              <w:top w:type="dxa" w:w="60"/>
+              <w:left w:type="dxa" w:w="120"/>
+              <w:bottom w:type="dxa" w:w="60"/>
+              <w:right w:type="dxa" w:w="120"/>
+            </w:tcMar>
+            <w:vAlign w:val="top"/>
+          </w:tcPr>
+          <w:p>
+            <w:pPr>
+              <w:spacing w:after="40" w:before="0"/>
+              <w:jc w:val="left"/>
+            </w:pPr>
+            <w:r>
+              <w:rPr>
+                <w:rFonts w:ascii="Arial" w:cs="Arial" w:eastAsia="Arial" w:hAnsi="Arial"/>
+                <w:b/>
+                <w:bCs/>
+                <w:i w:val="false"/>
+                <w:iCs w:val="false"/>
+                <w:color w:val="000000"/>
+                <w:sz w:val="18"/>
+                <w:szCs w:val="18"/>
+              </w:rPr>
+              <w:t xml:space="preserve">Model Building Phase</w:t>
             </w:r>
           </w:p>
           <w:p>
@@ -7366,7 +7366,7 @@
             <w:pPr>
               <w:spacing w:after="20" w:before="0"/>
             </w:pPr>
-            <w:hyperlink w:history="1" r:id="rId4mfktbfhrqszokjlbmaem">
+            <w:hyperlink w:history="1" r:id="rIdqzutt3dqqa7scd_49_ghy">
               <w:r>
                 <w:rPr>
                   <w:rFonts w:ascii="Arial" w:cs="Arial" w:eastAsia="Arial" w:hAnsi="Arial"/>
@@ -7399,7 +7399,7 @@
               <w:spacing w:after="10" w:before="0"/>
               <w:ind w:left="120"/>
             </w:pPr>
-            <w:hyperlink w:history="1" r:id="rId0mrrg9gouwnsq1wx_k0jv">
+            <w:hyperlink w:history="1" r:id="rIdrcj0mypom6xm0opvookbz">
               <w:r>
                 <w:rPr>
                   <w:rFonts w:ascii="Arial" w:cs="Arial" w:eastAsia="Arial" w:hAnsi="Arial"/>
@@ -7444,7 +7444,7 @@
             <w:pPr>
               <w:spacing w:after="20" w:before="0"/>
             </w:pPr>
-            <w:hyperlink w:history="1" r:id="rIdh_eavnbchyjjpqrjzqssw">
+            <w:hyperlink w:history="1" r:id="rIdddgdihqyaee9bwob0urcx">
               <w:r>
                 <w:rPr>
                   <w:rFonts w:ascii="Arial" w:cs="Arial" w:eastAsia="Arial" w:hAnsi="Arial"/>
@@ -7477,7 +7477,7 @@
               <w:spacing w:after="10" w:before="0"/>
               <w:ind w:left="120"/>
             </w:pPr>
-            <w:hyperlink w:history="1" r:id="rId9ndbsatsg9kkeqfxbis_h">
+            <w:hyperlink w:history="1" r:id="rIdogfazgcnukuf10_klo20e">
               <w:r>
                 <w:rPr>
                   <w:rFonts w:ascii="Arial" w:cs="Arial" w:eastAsia="Arial" w:hAnsi="Arial"/>
@@ -8916,32 +8916,32 @@
         <w:tc>
           <w:tcPr>
             <w:tcW w:type="dxa" w:w="1520"/>
-            <w:shd w:fill="F2F2F2" w:color="auto" w:val="clear"/>
-            <w:tcMar>
-              <w:top w:type="dxa" w:w="60"/>
-              <w:left w:type="dxa" w:w="120"/>
-              <w:bottom w:type="dxa" w:w="60"/>
-              <w:right w:type="dxa" w:w="120"/>
-            </w:tcMar>
-            <w:vAlign w:val="top"/>
-          </w:tcPr>
-          <w:p>
-            <w:pPr>
-              <w:spacing w:after="40" w:before="0"/>
-              <w:jc w:val="left"/>
-            </w:pPr>
-            <w:r>
-              <w:rPr>
-                <w:rFonts w:ascii="Arial" w:cs="Arial" w:eastAsia="Arial" w:hAnsi="Arial"/>
-                <w:b/>
-                <w:bCs/>
-                <w:i w:val="false"/>
-                <w:iCs w:val="false"/>
-                <w:color w:val="000000"/>
-                <w:sz w:val="18"/>
-                <w:szCs w:val="18"/>
-              </w:rPr>
-              <w:t xml:space="preserve">Phase 1 — Predict</w:t>
+            <w:shd w:fill="EAD1F5" w:color="auto" w:val="clear"/>
+            <w:tcMar>
+              <w:top w:type="dxa" w:w="60"/>
+              <w:left w:type="dxa" w:w="120"/>
+              <w:bottom w:type="dxa" w:w="60"/>
+              <w:right w:type="dxa" w:w="120"/>
+            </w:tcMar>
+            <w:vAlign w:val="top"/>
+          </w:tcPr>
+          <w:p>
+            <w:pPr>
+              <w:spacing w:after="40" w:before="0"/>
+              <w:jc w:val="left"/>
+            </w:pPr>
+            <w:r>
+              <w:rPr>
+                <w:rFonts w:ascii="Arial" w:cs="Arial" w:eastAsia="Arial" w:hAnsi="Arial"/>
+                <w:b/>
+                <w:bCs/>
+                <w:i w:val="false"/>
+                <w:iCs w:val="false"/>
+                <w:color w:val="000000"/>
+                <w:sz w:val="18"/>
+                <w:szCs w:val="18"/>
+              </w:rPr>
+              <w:t xml:space="preserve">Predict Phase</w:t>
             </w:r>
           </w:p>
           <w:p>
@@ -8964,7 +8964,7 @@
             <w:pPr>
               <w:spacing w:after="20" w:before="0"/>
             </w:pPr>
-            <w:hyperlink w:history="1" r:id="rIdkscmf_tm-vogcpinndswc">
+            <w:hyperlink w:history="1" r:id="rId-fsq_rstn6horlulgqswr">
               <w:r>
                 <w:rPr>
                   <w:rFonts w:ascii="Arial" w:cs="Arial" w:eastAsia="Arial" w:hAnsi="Arial"/>
@@ -8997,7 +8997,7 @@
               <w:spacing w:after="10" w:before="0"/>
               <w:ind w:left="120"/>
             </w:pPr>
-            <w:hyperlink w:history="1" r:id="rIdumaorzi9arrtdejl8xadt">
+            <w:hyperlink w:history="1" r:id="rIdn9rxs1d6lviq0fb-fqlzo">
               <w:r>
                 <w:rPr>
                   <w:rFonts w:ascii="Arial" w:cs="Arial" w:eastAsia="Arial" w:hAnsi="Arial"/>
@@ -9042,7 +9042,7 @@
             <w:pPr>
               <w:spacing w:after="20" w:before="0"/>
             </w:pPr>
-            <w:hyperlink w:history="1" r:id="rIdwbni_0kbcal1h4k1j5eou">
+            <w:hyperlink w:history="1" r:id="rIdpghig4zrhyistz77jeowk">
               <w:r>
                 <w:rPr>
                   <w:rFonts w:ascii="Arial" w:cs="Arial" w:eastAsia="Arial" w:hAnsi="Arial"/>
@@ -9075,7 +9075,7 @@
               <w:spacing w:after="10" w:before="0"/>
               <w:ind w:left="120"/>
             </w:pPr>
-            <w:hyperlink w:history="1" r:id="rIdy_eivvlqve3d9-wrvzggs">
+            <w:hyperlink w:history="1" r:id="rIdjeawljqpjywtzgaqygyy1">
               <w:r>
                 <w:rPr>
                   <w:rFonts w:ascii="Arial" w:cs="Arial" w:eastAsia="Arial" w:hAnsi="Arial"/>
@@ -9222,32 +9222,32 @@
         <w:tc>
           <w:tcPr>
             <w:tcW w:type="dxa" w:w="1520"/>
-            <w:shd w:fill="F2F2F2" w:color="auto" w:val="clear"/>
-            <w:tcMar>
-              <w:top w:type="dxa" w:w="60"/>
-              <w:left w:type="dxa" w:w="120"/>
-              <w:bottom w:type="dxa" w:w="60"/>
-              <w:right w:type="dxa" w:w="120"/>
-            </w:tcMar>
-            <w:vAlign w:val="top"/>
-          </w:tcPr>
-          <w:p>
-            <w:pPr>
-              <w:spacing w:after="40" w:before="0"/>
-              <w:jc w:val="left"/>
-            </w:pPr>
-            <w:r>
-              <w:rPr>
-                <w:rFonts w:ascii="Arial" w:cs="Arial" w:eastAsia="Arial" w:hAnsi="Arial"/>
-                <w:b/>
-                <w:bCs/>
-                <w:i w:val="false"/>
-                <w:iCs w:val="false"/>
-                <w:color w:val="000000"/>
-                <w:sz w:val="18"/>
-                <w:szCs w:val="18"/>
-              </w:rPr>
-              <w:t xml:space="preserve">Phase 2 — Observe</w:t>
+            <w:shd w:fill="D9EEF1" w:color="auto" w:val="clear"/>
+            <w:tcMar>
+              <w:top w:type="dxa" w:w="60"/>
+              <w:left w:type="dxa" w:w="120"/>
+              <w:bottom w:type="dxa" w:w="60"/>
+              <w:right w:type="dxa" w:w="120"/>
+            </w:tcMar>
+            <w:vAlign w:val="top"/>
+          </w:tcPr>
+          <w:p>
+            <w:pPr>
+              <w:spacing w:after="40" w:before="0"/>
+              <w:jc w:val="left"/>
+            </w:pPr>
+            <w:r>
+              <w:rPr>
+                <w:rFonts w:ascii="Arial" w:cs="Arial" w:eastAsia="Arial" w:hAnsi="Arial"/>
+                <w:b/>
+                <w:bCs/>
+                <w:i w:val="false"/>
+                <w:iCs w:val="false"/>
+                <w:color w:val="000000"/>
+                <w:sz w:val="18"/>
+                <w:szCs w:val="18"/>
+              </w:rPr>
+              <w:t xml:space="preserve">Observe Phase</w:t>
             </w:r>
           </w:p>
           <w:p>
@@ -9270,7 +9270,7 @@
             <w:pPr>
               <w:spacing w:after="20" w:before="0"/>
             </w:pPr>
-            <w:hyperlink w:history="1" r:id="rId_vnnted7kpvv9onlllxkt">
+            <w:hyperlink w:history="1" r:id="rIdabnb9iufgg5tnobgezbwf">
               <w:r>
                 <w:rPr>
                   <w:rFonts w:ascii="Arial" w:cs="Arial" w:eastAsia="Arial" w:hAnsi="Arial"/>
@@ -9303,7 +9303,7 @@
               <w:spacing w:after="10" w:before="0"/>
               <w:ind w:left="120"/>
             </w:pPr>
-            <w:hyperlink w:history="1" r:id="rIdbnn8ygr5yre_2my7t340s">
+            <w:hyperlink w:history="1" r:id="rIdhdkzeooirqxpp5p2yc8ul">
               <w:r>
                 <w:rPr>
                   <w:rFonts w:ascii="Arial" w:cs="Arial" w:eastAsia="Arial" w:hAnsi="Arial"/>
@@ -9348,7 +9348,7 @@
             <w:pPr>
               <w:spacing w:after="20" w:before="0"/>
             </w:pPr>
-            <w:hyperlink w:history="1" r:id="rId0dmsu56cponcshsijmiys">
+            <w:hyperlink w:history="1" r:id="rId0fq8ip4aoq_lspjh4czr1">
               <w:r>
                 <w:rPr>
                   <w:rFonts w:ascii="Arial" w:cs="Arial" w:eastAsia="Arial" w:hAnsi="Arial"/>
@@ -9381,7 +9381,7 @@
               <w:spacing w:after="10" w:before="0"/>
               <w:ind w:left="120"/>
             </w:pPr>
-            <w:hyperlink w:history="1" r:id="rIdjdy7xqgq8svfb5qmo9-x2">
+            <w:hyperlink w:history="1" r:id="rIda2gxgcnux7_suyht9utw2">
               <w:r>
                 <w:rPr>
                   <w:rFonts w:ascii="Arial" w:cs="Arial" w:eastAsia="Arial" w:hAnsi="Arial"/>
@@ -9528,32 +9528,32 @@
         <w:tc>
           <w:tcPr>
             <w:tcW w:type="dxa" w:w="1520"/>
-            <w:shd w:fill="F2F2F2" w:color="auto" w:val="clear"/>
-            <w:tcMar>
-              <w:top w:type="dxa" w:w="60"/>
-              <w:left w:type="dxa" w:w="120"/>
-              <w:bottom w:type="dxa" w:w="60"/>
-              <w:right w:type="dxa" w:w="120"/>
-            </w:tcMar>
-            <w:vAlign w:val="top"/>
-          </w:tcPr>
-          <w:p>
-            <w:pPr>
-              <w:spacing w:after="40" w:before="0"/>
-              <w:jc w:val="left"/>
-            </w:pPr>
-            <w:r>
-              <w:rPr>
-                <w:rFonts w:ascii="Arial" w:cs="Arial" w:eastAsia="Arial" w:hAnsi="Arial"/>
-                <w:b/>
-                <w:bCs/>
-                <w:i w:val="false"/>
-                <w:iCs w:val="false"/>
-                <w:color w:val="000000"/>
-                <w:sz w:val="18"/>
-                <w:szCs w:val="18"/>
-              </w:rPr>
-              <w:t xml:space="preserve">Phase 3 — Explain</w:t>
+            <w:shd w:fill="E2EFDA" w:color="auto" w:val="clear"/>
+            <w:tcMar>
+              <w:top w:type="dxa" w:w="60"/>
+              <w:left w:type="dxa" w:w="120"/>
+              <w:bottom w:type="dxa" w:w="60"/>
+              <w:right w:type="dxa" w:w="120"/>
+            </w:tcMar>
+            <w:vAlign w:val="top"/>
+          </w:tcPr>
+          <w:p>
+            <w:pPr>
+              <w:spacing w:after="40" w:before="0"/>
+              <w:jc w:val="left"/>
+            </w:pPr>
+            <w:r>
+              <w:rPr>
+                <w:rFonts w:ascii="Arial" w:cs="Arial" w:eastAsia="Arial" w:hAnsi="Arial"/>
+                <w:b/>
+                <w:bCs/>
+                <w:i w:val="false"/>
+                <w:iCs w:val="false"/>
+                <w:color w:val="000000"/>
+                <w:sz w:val="18"/>
+                <w:szCs w:val="18"/>
+              </w:rPr>
+              <w:t xml:space="preserve">Explain Phase</w:t>
             </w:r>
           </w:p>
           <w:p>
@@ -9576,7 +9576,7 @@
             <w:pPr>
               <w:spacing w:after="20" w:before="0"/>
             </w:pPr>
-            <w:hyperlink w:history="1" r:id="rIdsj_adubozzvrewdatsix-">
+            <w:hyperlink w:history="1" r:id="rId8ap54h1det8pduuusbset">
               <w:r>
                 <w:rPr>
                   <w:rFonts w:ascii="Arial" w:cs="Arial" w:eastAsia="Arial" w:hAnsi="Arial"/>
@@ -9609,7 +9609,7 @@
               <w:spacing w:after="10" w:before="0"/>
               <w:ind w:left="120"/>
             </w:pPr>
-            <w:hyperlink w:history="1" r:id="rId5x9wlpggvrqsdqpwozswu">
+            <w:hyperlink w:history="1" r:id="rIdfeegj5zx8ne3kkie_gbnm">
               <w:r>
                 <w:rPr>
                   <w:rFonts w:ascii="Arial" w:cs="Arial" w:eastAsia="Arial" w:hAnsi="Arial"/>
@@ -9654,7 +9654,7 @@
             <w:pPr>
               <w:spacing w:after="20" w:before="0"/>
             </w:pPr>
-            <w:hyperlink w:history="1" r:id="rIdmceyuwudodvat13a7gjzq">
+            <w:hyperlink w:history="1" r:id="rIdpxuppgczgd10lby53bgm-">
               <w:r>
                 <w:rPr>
                   <w:rFonts w:ascii="Arial" w:cs="Arial" w:eastAsia="Arial" w:hAnsi="Arial"/>
@@ -9687,7 +9687,7 @@
               <w:spacing w:after="10" w:before="0"/>
               <w:ind w:left="120"/>
             </w:pPr>
-            <w:hyperlink w:history="1" r:id="rId2iv1giyyybotxb4wfscm2">
+            <w:hyperlink w:history="1" r:id="rId6gpdsv9sizw0qojpvmnsz">
               <w:r>
                 <w:rPr>
                   <w:rFonts w:ascii="Arial" w:cs="Arial" w:eastAsia="Arial" w:hAnsi="Arial"/>
@@ -9834,32 +9834,32 @@
         <w:tc>
           <w:tcPr>
             <w:tcW w:type="dxa" w:w="1520"/>
-            <w:shd w:fill="F2F2F2" w:color="auto" w:val="clear"/>
-            <w:tcMar>
-              <w:top w:type="dxa" w:w="60"/>
-              <w:left w:type="dxa" w:w="120"/>
-              <w:bottom w:type="dxa" w:w="60"/>
-              <w:right w:type="dxa" w:w="120"/>
-            </w:tcMar>
-            <w:vAlign w:val="top"/>
-          </w:tcPr>
-          <w:p>
-            <w:pPr>
-              <w:spacing w:after="40" w:before="0"/>
-              <w:jc w:val="left"/>
-            </w:pPr>
-            <w:r>
-              <w:rPr>
-                <w:rFonts w:ascii="Arial" w:cs="Arial" w:eastAsia="Arial" w:hAnsi="Arial"/>
-                <w:b/>
-                <w:bCs/>
-                <w:i w:val="false"/>
-                <w:iCs w:val="false"/>
-                <w:color w:val="000000"/>
-                <w:sz w:val="18"/>
-                <w:szCs w:val="18"/>
-              </w:rPr>
-              <w:t xml:space="preserve">Phase 4 — Driving Question Board (DQB) Update</w:t>
+            <w:shd w:fill="FCE4D6" w:color="auto" w:val="clear"/>
+            <w:tcMar>
+              <w:top w:type="dxa" w:w="60"/>
+              <w:left w:type="dxa" w:w="120"/>
+              <w:bottom w:type="dxa" w:w="60"/>
+              <w:right w:type="dxa" w:w="120"/>
+            </w:tcMar>
+            <w:vAlign w:val="top"/>
+          </w:tcPr>
+          <w:p>
+            <w:pPr>
+              <w:spacing w:after="40" w:before="0"/>
+              <w:jc w:val="left"/>
+            </w:pPr>
+            <w:r>
+              <w:rPr>
+                <w:rFonts w:ascii="Arial" w:cs="Arial" w:eastAsia="Arial" w:hAnsi="Arial"/>
+                <w:b/>
+                <w:bCs/>
+                <w:i w:val="false"/>
+                <w:iCs w:val="false"/>
+                <w:color w:val="000000"/>
+                <w:sz w:val="18"/>
+                <w:szCs w:val="18"/>
+              </w:rPr>
+              <w:t xml:space="preserve">Driving Question Board (DQB) Creation</w:t>
             </w:r>
           </w:p>
           <w:p>
@@ -9882,7 +9882,7 @@
             <w:pPr>
               <w:spacing w:after="20" w:before="0"/>
             </w:pPr>
-            <w:hyperlink w:history="1" r:id="rId7y7xcwps_xu65kctw9g2y">
+            <w:hyperlink w:history="1" r:id="rId5nd6knjsoe-prgjupxgzw">
               <w:r>
                 <w:rPr>
                   <w:rFonts w:ascii="Arial" w:cs="Arial" w:eastAsia="Arial" w:hAnsi="Arial"/>
@@ -9915,7 +9915,7 @@
               <w:spacing w:after="10" w:before="0"/>
               <w:ind w:left="120"/>
             </w:pPr>
-            <w:hyperlink w:history="1" r:id="rIdf6javfd6lmj6sgtyeccri">
+            <w:hyperlink w:history="1" r:id="rId5ct2v43llcddddsortvt1">
               <w:r>
                 <w:rPr>
                   <w:rFonts w:ascii="Arial" w:cs="Arial" w:eastAsia="Arial" w:hAnsi="Arial"/>
@@ -9960,7 +9960,7 @@
             <w:pPr>
               <w:spacing w:after="20" w:before="0"/>
             </w:pPr>
-            <w:hyperlink w:history="1" r:id="rIdtbrjmtl3_jfl9lsj8wxpj">
+            <w:hyperlink w:history="1" r:id="rIdhnjw1dnrq_0jrz2cmxpqj">
               <w:r>
                 <w:rPr>
                   <w:rFonts w:ascii="Arial" w:cs="Arial" w:eastAsia="Arial" w:hAnsi="Arial"/>
@@ -9993,7 +9993,7 @@
               <w:spacing w:after="10" w:before="0"/>
               <w:ind w:left="120"/>
             </w:pPr>
-            <w:hyperlink w:history="1" r:id="rIdb_cifqlckdl7ap8c8fsbk">
+            <w:hyperlink w:history="1" r:id="rIdkyq2vqvr2alqbcz2x7env">
               <w:r>
                 <w:rPr>
                   <w:rFonts w:ascii="Arial" w:cs="Arial" w:eastAsia="Arial" w:hAnsi="Arial"/>
@@ -10140,32 +10140,32 @@
         <w:tc>
           <w:tcPr>
             <w:tcW w:type="dxa" w:w="1520"/>
-            <w:shd w:fill="F2F2F2" w:color="auto" w:val="clear"/>
-            <w:tcMar>
-              <w:top w:type="dxa" w:w="60"/>
-              <w:left w:type="dxa" w:w="120"/>
-              <w:bottom w:type="dxa" w:w="60"/>
-              <w:right w:type="dxa" w:w="120"/>
-            </w:tcMar>
-            <w:vAlign w:val="top"/>
-          </w:tcPr>
-          <w:p>
-            <w:pPr>
-              <w:spacing w:after="40" w:before="0"/>
-              <w:jc w:val="left"/>
-            </w:pPr>
-            <w:r>
-              <w:rPr>
-                <w:rFonts w:ascii="Arial" w:cs="Arial" w:eastAsia="Arial" w:hAnsi="Arial"/>
-                <w:b/>
-                <w:bCs/>
-                <w:i w:val="false"/>
-                <w:iCs w:val="false"/>
-                <w:color w:val="000000"/>
-                <w:sz w:val="18"/>
-                <w:szCs w:val="18"/>
-              </w:rPr>
-              <w:t xml:space="preserve">Phase 5 — Model Building</w:t>
+            <w:shd w:fill="D5E8F0" w:color="auto" w:val="clear"/>
+            <w:tcMar>
+              <w:top w:type="dxa" w:w="60"/>
+              <w:left w:type="dxa" w:w="120"/>
+              <w:bottom w:type="dxa" w:w="60"/>
+              <w:right w:type="dxa" w:w="120"/>
+            </w:tcMar>
+            <w:vAlign w:val="top"/>
+          </w:tcPr>
+          <w:p>
+            <w:pPr>
+              <w:spacing w:after="40" w:before="0"/>
+              <w:jc w:val="left"/>
+            </w:pPr>
+            <w:r>
+              <w:rPr>
+                <w:rFonts w:ascii="Arial" w:cs="Arial" w:eastAsia="Arial" w:hAnsi="Arial"/>
+                <w:b/>
+                <w:bCs/>
+                <w:i w:val="false"/>
+                <w:iCs w:val="false"/>
+                <w:color w:val="000000"/>
+                <w:sz w:val="18"/>
+                <w:szCs w:val="18"/>
+              </w:rPr>
+              <w:t xml:space="preserve">Model Building Phase</w:t>
             </w:r>
           </w:p>
           <w:p>
@@ -10188,7 +10188,7 @@
             <w:pPr>
               <w:spacing w:after="20" w:before="0"/>
             </w:pPr>
-            <w:hyperlink w:history="1" r:id="rIdlfvno2qofamlafrwranlv">
+            <w:hyperlink w:history="1" r:id="rIdpmja4r-azzu-snntypbf7">
               <w:r>
                 <w:rPr>
                   <w:rFonts w:ascii="Arial" w:cs="Arial" w:eastAsia="Arial" w:hAnsi="Arial"/>
@@ -10221,7 +10221,7 @@
               <w:spacing w:after="10" w:before="0"/>
               <w:ind w:left="120"/>
             </w:pPr>
-            <w:hyperlink w:history="1" r:id="rIdfxixqzuiud5nmsxuk4bag">
+            <w:hyperlink w:history="1" r:id="rIdcqyyqixhdkutlimw7vtd5">
               <w:r>
                 <w:rPr>
                   <w:rFonts w:ascii="Arial" w:cs="Arial" w:eastAsia="Arial" w:hAnsi="Arial"/>
@@ -10266,7 +10266,7 @@
             <w:pPr>
               <w:spacing w:after="20" w:before="0"/>
             </w:pPr>
-            <w:hyperlink w:history="1" r:id="rIdzp4yyvxs5fy8grtx6tqeg">
+            <w:hyperlink w:history="1" r:id="rIdecvtrahawhxx5jcrtdk9g">
               <w:r>
                 <w:rPr>
                   <w:rFonts w:ascii="Arial" w:cs="Arial" w:eastAsia="Arial" w:hAnsi="Arial"/>
@@ -10299,7 +10299,7 @@
               <w:spacing w:after="10" w:before="0"/>
               <w:ind w:left="120"/>
             </w:pPr>
-            <w:hyperlink w:history="1" r:id="rIdivztsgva1mzqoyzoh9k3o">
+            <w:hyperlink w:history="1" r:id="rIdpb7ztpqf0qdymoxgwqhkp">
               <w:r>
                 <w:rPr>
                   <w:rFonts w:ascii="Arial" w:cs="Arial" w:eastAsia="Arial" w:hAnsi="Arial"/>
@@ -11966,32 +11966,32 @@
         <w:tc>
           <w:tcPr>
             <w:tcW w:type="dxa" w:w="1520"/>
-            <w:shd w:fill="F2F2F2" w:color="auto" w:val="clear"/>
-            <w:tcMar>
-              <w:top w:type="dxa" w:w="60"/>
-              <w:left w:type="dxa" w:w="120"/>
-              <w:bottom w:type="dxa" w:w="60"/>
-              <w:right w:type="dxa" w:w="120"/>
-            </w:tcMar>
-            <w:vAlign w:val="top"/>
-          </w:tcPr>
-          <w:p>
-            <w:pPr>
-              <w:spacing w:after="40" w:before="0"/>
-              <w:jc w:val="left"/>
-            </w:pPr>
-            <w:r>
-              <w:rPr>
-                <w:rFonts w:ascii="Arial" w:cs="Arial" w:eastAsia="Arial" w:hAnsi="Arial"/>
-                <w:b/>
-                <w:bCs/>
-                <w:i w:val="false"/>
-                <w:iCs w:val="false"/>
-                <w:color w:val="000000"/>
-                <w:sz w:val="18"/>
-                <w:szCs w:val="18"/>
-              </w:rPr>
-              <w:t xml:space="preserve">Phase 1 — Predict</w:t>
+            <w:shd w:fill="EAD1F5" w:color="auto" w:val="clear"/>
+            <w:tcMar>
+              <w:top w:type="dxa" w:w="60"/>
+              <w:left w:type="dxa" w:w="120"/>
+              <w:bottom w:type="dxa" w:w="60"/>
+              <w:right w:type="dxa" w:w="120"/>
+            </w:tcMar>
+            <w:vAlign w:val="top"/>
+          </w:tcPr>
+          <w:p>
+            <w:pPr>
+              <w:spacing w:after="40" w:before="0"/>
+              <w:jc w:val="left"/>
+            </w:pPr>
+            <w:r>
+              <w:rPr>
+                <w:rFonts w:ascii="Arial" w:cs="Arial" w:eastAsia="Arial" w:hAnsi="Arial"/>
+                <w:b/>
+                <w:bCs/>
+                <w:i w:val="false"/>
+                <w:iCs w:val="false"/>
+                <w:color w:val="000000"/>
+                <w:sz w:val="18"/>
+                <w:szCs w:val="18"/>
+              </w:rPr>
+              <w:t xml:space="preserve">Predict Phase</w:t>
             </w:r>
           </w:p>
           <w:p>
@@ -12014,7 +12014,7 @@
             <w:pPr>
               <w:spacing w:after="20" w:before="0"/>
             </w:pPr>
-            <w:hyperlink w:history="1" r:id="rIdrpxn9o-qv9qn-fe_cjfyz">
+            <w:hyperlink w:history="1" r:id="rId2gberjytdrll4j9uv_js8">
               <w:r>
                 <w:rPr>
                   <w:rFonts w:ascii="Arial" w:cs="Arial" w:eastAsia="Arial" w:hAnsi="Arial"/>
@@ -12047,7 +12047,7 @@
               <w:spacing w:after="10" w:before="0"/>
               <w:ind w:left="120"/>
             </w:pPr>
-            <w:hyperlink w:history="1" r:id="rIdhk2xesiwjl5ckash6i1gs">
+            <w:hyperlink w:history="1" r:id="rIdj2xu31nrtdth7oleqsabn">
               <w:r>
                 <w:rPr>
                   <w:rFonts w:ascii="Arial" w:cs="Arial" w:eastAsia="Arial" w:hAnsi="Arial"/>
@@ -12092,7 +12092,7 @@
             <w:pPr>
               <w:spacing w:after="20" w:before="0"/>
             </w:pPr>
-            <w:hyperlink w:history="1" r:id="rId3x-2by0n0x35ez1ujokzy">
+            <w:hyperlink w:history="1" r:id="rId1aec34jq7jd1oxgfbxjjp">
               <w:r>
                 <w:rPr>
                   <w:rFonts w:ascii="Arial" w:cs="Arial" w:eastAsia="Arial" w:hAnsi="Arial"/>
@@ -12125,7 +12125,7 @@
               <w:spacing w:after="10" w:before="0"/>
               <w:ind w:left="120"/>
             </w:pPr>
-            <w:hyperlink w:history="1" r:id="rIdsx-jusix8sf5fqleqfgkf">
+            <w:hyperlink w:history="1" r:id="rIdjrpumdbh-ul0zos051vnb">
               <w:r>
                 <w:rPr>
                   <w:rFonts w:ascii="Arial" w:cs="Arial" w:eastAsia="Arial" w:hAnsi="Arial"/>
@@ -12272,32 +12272,32 @@
         <w:tc>
           <w:tcPr>
             <w:tcW w:type="dxa" w:w="1520"/>
-            <w:shd w:fill="F2F2F2" w:color="auto" w:val="clear"/>
-            <w:tcMar>
-              <w:top w:type="dxa" w:w="60"/>
-              <w:left w:type="dxa" w:w="120"/>
-              <w:bottom w:type="dxa" w:w="60"/>
-              <w:right w:type="dxa" w:w="120"/>
-            </w:tcMar>
-            <w:vAlign w:val="top"/>
-          </w:tcPr>
-          <w:p>
-            <w:pPr>
-              <w:spacing w:after="40" w:before="0"/>
-              <w:jc w:val="left"/>
-            </w:pPr>
-            <w:r>
-              <w:rPr>
-                <w:rFonts w:ascii="Arial" w:cs="Arial" w:eastAsia="Arial" w:hAnsi="Arial"/>
-                <w:b/>
-                <w:bCs/>
-                <w:i w:val="false"/>
-                <w:iCs w:val="false"/>
-                <w:color w:val="000000"/>
-                <w:sz w:val="18"/>
-                <w:szCs w:val="18"/>
-              </w:rPr>
-              <w:t xml:space="preserve">Phase 2 — Observe</w:t>
+            <w:shd w:fill="D9EEF1" w:color="auto" w:val="clear"/>
+            <w:tcMar>
+              <w:top w:type="dxa" w:w="60"/>
+              <w:left w:type="dxa" w:w="120"/>
+              <w:bottom w:type="dxa" w:w="60"/>
+              <w:right w:type="dxa" w:w="120"/>
+            </w:tcMar>
+            <w:vAlign w:val="top"/>
+          </w:tcPr>
+          <w:p>
+            <w:pPr>
+              <w:spacing w:after="40" w:before="0"/>
+              <w:jc w:val="left"/>
+            </w:pPr>
+            <w:r>
+              <w:rPr>
+                <w:rFonts w:ascii="Arial" w:cs="Arial" w:eastAsia="Arial" w:hAnsi="Arial"/>
+                <w:b/>
+                <w:bCs/>
+                <w:i w:val="false"/>
+                <w:iCs w:val="false"/>
+                <w:color w:val="000000"/>
+                <w:sz w:val="18"/>
+                <w:szCs w:val="18"/>
+              </w:rPr>
+              <w:t xml:space="preserve">Observe Phase</w:t>
             </w:r>
           </w:p>
           <w:p>
@@ -12320,7 +12320,7 @@
             <w:pPr>
               <w:spacing w:after="20" w:before="0"/>
             </w:pPr>
-            <w:hyperlink w:history="1" r:id="rIdcnd6fxf5hsy84eoauq-j_">
+            <w:hyperlink w:history="1" r:id="rIdxqb07hofsvb7zqgncws43">
               <w:r>
                 <w:rPr>
                   <w:rFonts w:ascii="Arial" w:cs="Arial" w:eastAsia="Arial" w:hAnsi="Arial"/>
@@ -12353,7 +12353,7 @@
               <w:spacing w:after="10" w:before="0"/>
               <w:ind w:left="120"/>
             </w:pPr>
-            <w:hyperlink w:history="1" r:id="rIds1gzoitgrdwc-vb4yc4f0">
+            <w:hyperlink w:history="1" r:id="rIddbnunucbm8-tum8llhatb">
               <w:r>
                 <w:rPr>
                   <w:rFonts w:ascii="Arial" w:cs="Arial" w:eastAsia="Arial" w:hAnsi="Arial"/>
@@ -12398,7 +12398,7 @@
             <w:pPr>
               <w:spacing w:after="20" w:before="0"/>
             </w:pPr>
-            <w:hyperlink w:history="1" r:id="rIdohirfenmppeohk_kxgznf">
+            <w:hyperlink w:history="1" r:id="rIdtdn6lgazgvnjxeo59z7wc">
               <w:r>
                 <w:rPr>
                   <w:rFonts w:ascii="Arial" w:cs="Arial" w:eastAsia="Arial" w:hAnsi="Arial"/>
@@ -12431,7 +12431,7 @@
               <w:spacing w:after="10" w:before="0"/>
               <w:ind w:left="120"/>
             </w:pPr>
-            <w:hyperlink w:history="1" r:id="rId8ju-gxrv0hk8ifrsxuqoz">
+            <w:hyperlink w:history="1" r:id="rId_gdunhwt5zq8zo1wnwfro">
               <w:r>
                 <w:rPr>
                   <w:rFonts w:ascii="Arial" w:cs="Arial" w:eastAsia="Arial" w:hAnsi="Arial"/>
@@ -12749,32 +12749,32 @@
         <w:tc>
           <w:tcPr>
             <w:tcW w:type="dxa" w:w="1520"/>
-            <w:shd w:fill="F2F2F2" w:color="auto" w:val="clear"/>
-            <w:tcMar>
-              <w:top w:type="dxa" w:w="60"/>
-              <w:left w:type="dxa" w:w="120"/>
-              <w:bottom w:type="dxa" w:w="60"/>
-              <w:right w:type="dxa" w:w="120"/>
-            </w:tcMar>
-            <w:vAlign w:val="top"/>
-          </w:tcPr>
-          <w:p>
-            <w:pPr>
-              <w:spacing w:after="40" w:before="0"/>
-              <w:jc w:val="left"/>
-            </w:pPr>
-            <w:r>
-              <w:rPr>
-                <w:rFonts w:ascii="Arial" w:cs="Arial" w:eastAsia="Arial" w:hAnsi="Arial"/>
-                <w:b/>
-                <w:bCs/>
-                <w:i w:val="false"/>
-                <w:iCs w:val="false"/>
-                <w:color w:val="000000"/>
-                <w:sz w:val="18"/>
-                <w:szCs w:val="18"/>
-              </w:rPr>
-              <w:t xml:space="preserve">Phase 3 — Explain</w:t>
+            <w:shd w:fill="E2EFDA" w:color="auto" w:val="clear"/>
+            <w:tcMar>
+              <w:top w:type="dxa" w:w="60"/>
+              <w:left w:type="dxa" w:w="120"/>
+              <w:bottom w:type="dxa" w:w="60"/>
+              <w:right w:type="dxa" w:w="120"/>
+            </w:tcMar>
+            <w:vAlign w:val="top"/>
+          </w:tcPr>
+          <w:p>
+            <w:pPr>
+              <w:spacing w:after="40" w:before="0"/>
+              <w:jc w:val="left"/>
+            </w:pPr>
+            <w:r>
+              <w:rPr>
+                <w:rFonts w:ascii="Arial" w:cs="Arial" w:eastAsia="Arial" w:hAnsi="Arial"/>
+                <w:b/>
+                <w:bCs/>
+                <w:i w:val="false"/>
+                <w:iCs w:val="false"/>
+                <w:color w:val="000000"/>
+                <w:sz w:val="18"/>
+                <w:szCs w:val="18"/>
+              </w:rPr>
+              <w:t xml:space="preserve">Explain Phase</w:t>
             </w:r>
           </w:p>
           <w:p>
@@ -12797,7 +12797,7 @@
             <w:pPr>
               <w:spacing w:after="20" w:before="0"/>
             </w:pPr>
-            <w:hyperlink w:history="1" r:id="rId5ky_7hame7en4trpyczhx">
+            <w:hyperlink w:history="1" r:id="rIduos5ztivk1wdo9mvmyyyo">
               <w:r>
                 <w:rPr>
                   <w:rFonts w:ascii="Arial" w:cs="Arial" w:eastAsia="Arial" w:hAnsi="Arial"/>
@@ -12830,7 +12830,7 @@
               <w:spacing w:after="10" w:before="0"/>
               <w:ind w:left="120"/>
             </w:pPr>
-            <w:hyperlink w:history="1" r:id="rIdmf-mvd3jxxask9crstt7r">
+            <w:hyperlink w:history="1" r:id="rId60kjrk2vqb-o8umdoeei9">
               <w:r>
                 <w:rPr>
                   <w:rFonts w:ascii="Arial" w:cs="Arial" w:eastAsia="Arial" w:hAnsi="Arial"/>
@@ -12875,7 +12875,7 @@
             <w:pPr>
               <w:spacing w:after="20" w:before="0"/>
             </w:pPr>
-            <w:hyperlink w:history="1" r:id="rIduauij0_ddsf2fcefz_vfq">
+            <w:hyperlink w:history="1" r:id="rId11iw7w13hzehgqg0h_nyz">
               <w:r>
                 <w:rPr>
                   <w:rFonts w:ascii="Arial" w:cs="Arial" w:eastAsia="Arial" w:hAnsi="Arial"/>
@@ -12908,7 +12908,7 @@
               <w:spacing w:after="10" w:before="0"/>
               <w:ind w:left="120"/>
             </w:pPr>
-            <w:hyperlink w:history="1" r:id="rIdjrgz_7kskc157qh3ijvmm">
+            <w:hyperlink w:history="1" r:id="rIdng55rya1srbbdcptvdq7x">
               <w:r>
                 <w:rPr>
                   <w:rFonts w:ascii="Arial" w:cs="Arial" w:eastAsia="Arial" w:hAnsi="Arial"/>
@@ -13150,32 +13150,32 @@
         <w:tc>
           <w:tcPr>
             <w:tcW w:type="dxa" w:w="1520"/>
-            <w:shd w:fill="F2F2F2" w:color="auto" w:val="clear"/>
-            <w:tcMar>
-              <w:top w:type="dxa" w:w="60"/>
-              <w:left w:type="dxa" w:w="120"/>
-              <w:bottom w:type="dxa" w:w="60"/>
-              <w:right w:type="dxa" w:w="120"/>
-            </w:tcMar>
-            <w:vAlign w:val="top"/>
-          </w:tcPr>
-          <w:p>
-            <w:pPr>
-              <w:spacing w:after="40" w:before="0"/>
-              <w:jc w:val="left"/>
-            </w:pPr>
-            <w:r>
-              <w:rPr>
-                <w:rFonts w:ascii="Arial" w:cs="Arial" w:eastAsia="Arial" w:hAnsi="Arial"/>
-                <w:b/>
-                <w:bCs/>
-                <w:i w:val="false"/>
-                <w:iCs w:val="false"/>
-                <w:color w:val="000000"/>
-                <w:sz w:val="18"/>
-                <w:szCs w:val="18"/>
-              </w:rPr>
-              <w:t xml:space="preserve">Phase 4 — Driving Question Board (DQB) Update</w:t>
+            <w:shd w:fill="FCE4D6" w:color="auto" w:val="clear"/>
+            <w:tcMar>
+              <w:top w:type="dxa" w:w="60"/>
+              <w:left w:type="dxa" w:w="120"/>
+              <w:bottom w:type="dxa" w:w="60"/>
+              <w:right w:type="dxa" w:w="120"/>
+            </w:tcMar>
+            <w:vAlign w:val="top"/>
+          </w:tcPr>
+          <w:p>
+            <w:pPr>
+              <w:spacing w:after="40" w:before="0"/>
+              <w:jc w:val="left"/>
+            </w:pPr>
+            <w:r>
+              <w:rPr>
+                <w:rFonts w:ascii="Arial" w:cs="Arial" w:eastAsia="Arial" w:hAnsi="Arial"/>
+                <w:b/>
+                <w:bCs/>
+                <w:i w:val="false"/>
+                <w:iCs w:val="false"/>
+                <w:color w:val="000000"/>
+                <w:sz w:val="18"/>
+                <w:szCs w:val="18"/>
+              </w:rPr>
+              <w:t xml:space="preserve">Driving Question Board (DQB) Creation</w:t>
             </w:r>
           </w:p>
           <w:p>
@@ -13198,7 +13198,7 @@
             <w:pPr>
               <w:spacing w:after="20" w:before="0"/>
             </w:pPr>
-            <w:hyperlink w:history="1" r:id="rIdovcrn9wbhltqmj4b-wagf">
+            <w:hyperlink w:history="1" r:id="rIdi1waujtkp2u_3a8gz7yu5">
               <w:r>
                 <w:rPr>
                   <w:rFonts w:ascii="Arial" w:cs="Arial" w:eastAsia="Arial" w:hAnsi="Arial"/>
@@ -13231,7 +13231,7 @@
               <w:spacing w:after="10" w:before="0"/>
               <w:ind w:left="120"/>
             </w:pPr>
-            <w:hyperlink w:history="1" r:id="rIdayyvyo4q3izps3ohfecwf">
+            <w:hyperlink w:history="1" r:id="rIdqpuysgz28khntw3g7ofed">
               <w:r>
                 <w:rPr>
                   <w:rFonts w:ascii="Arial" w:cs="Arial" w:eastAsia="Arial" w:hAnsi="Arial"/>
@@ -13276,7 +13276,7 @@
             <w:pPr>
               <w:spacing w:after="20" w:before="0"/>
             </w:pPr>
-            <w:hyperlink w:history="1" r:id="rIdyl6nuray3jjusobcitnyj">
+            <w:hyperlink w:history="1" r:id="rIdc-067tp9_3enfoqjb_qjp">
               <w:r>
                 <w:rPr>
                   <w:rFonts w:ascii="Arial" w:cs="Arial" w:eastAsia="Arial" w:hAnsi="Arial"/>
@@ -13309,7 +13309,7 @@
               <w:spacing w:after="10" w:before="0"/>
               <w:ind w:left="120"/>
             </w:pPr>
-            <w:hyperlink w:history="1" r:id="rId_kkdusgpcj-fob3cesect">
+            <w:hyperlink w:history="1" r:id="rIdeln-sqklzerxdyqotb9op">
               <w:r>
                 <w:rPr>
                   <w:rFonts w:ascii="Arial" w:cs="Arial" w:eastAsia="Arial" w:hAnsi="Arial"/>
@@ -13456,32 +13456,32 @@
         <w:tc>
           <w:tcPr>
             <w:tcW w:type="dxa" w:w="1520"/>
-            <w:shd w:fill="F2F2F2" w:color="auto" w:val="clear"/>
-            <w:tcMar>
-              <w:top w:type="dxa" w:w="60"/>
-              <w:left w:type="dxa" w:w="120"/>
-              <w:bottom w:type="dxa" w:w="60"/>
-              <w:right w:type="dxa" w:w="120"/>
-            </w:tcMar>
-            <w:vAlign w:val="top"/>
-          </w:tcPr>
-          <w:p>
-            <w:pPr>
-              <w:spacing w:after="40" w:before="0"/>
-              <w:jc w:val="left"/>
-            </w:pPr>
-            <w:r>
-              <w:rPr>
-                <w:rFonts w:ascii="Arial" w:cs="Arial" w:eastAsia="Arial" w:hAnsi="Arial"/>
-                <w:b/>
-                <w:bCs/>
-                <w:i w:val="false"/>
-                <w:iCs w:val="false"/>
-                <w:color w:val="000000"/>
-                <w:sz w:val="18"/>
-                <w:szCs w:val="18"/>
-              </w:rPr>
-              <w:t xml:space="preserve">Phase 5 — Model Building</w:t>
+            <w:shd w:fill="D5E8F0" w:color="auto" w:val="clear"/>
+            <w:tcMar>
+              <w:top w:type="dxa" w:w="60"/>
+              <w:left w:type="dxa" w:w="120"/>
+              <w:bottom w:type="dxa" w:w="60"/>
+              <w:right w:type="dxa" w:w="120"/>
+            </w:tcMar>
+            <w:vAlign w:val="top"/>
+          </w:tcPr>
+          <w:p>
+            <w:pPr>
+              <w:spacing w:after="40" w:before="0"/>
+              <w:jc w:val="left"/>
+            </w:pPr>
+            <w:r>
+              <w:rPr>
+                <w:rFonts w:ascii="Arial" w:cs="Arial" w:eastAsia="Arial" w:hAnsi="Arial"/>
+                <w:b/>
+                <w:bCs/>
+                <w:i w:val="false"/>
+                <w:iCs w:val="false"/>
+                <w:color w:val="000000"/>
+                <w:sz w:val="18"/>
+                <w:szCs w:val="18"/>
+              </w:rPr>
+              <w:t xml:space="preserve">Model Building Phase</w:t>
             </w:r>
           </w:p>
           <w:p>
@@ -13504,7 +13504,7 @@
             <w:pPr>
               <w:spacing w:after="20" w:before="0"/>
             </w:pPr>
-            <w:hyperlink w:history="1" r:id="rIddktuu7iw0_bu64wsdwki9">
+            <w:hyperlink w:history="1" r:id="rIdgbox-9zbksgdht-r2udbs">
               <w:r>
                 <w:rPr>
                   <w:rFonts w:ascii="Arial" w:cs="Arial" w:eastAsia="Arial" w:hAnsi="Arial"/>
@@ -13537,7 +13537,7 @@
               <w:spacing w:after="10" w:before="0"/>
               <w:ind w:left="120"/>
             </w:pPr>
-            <w:hyperlink w:history="1" r:id="rId5u9tuqh0fy64apvrc_nid">
+            <w:hyperlink w:history="1" r:id="rIdrrcn_n_d-uzhqi7i3b9jc">
               <w:r>
                 <w:rPr>
                   <w:rFonts w:ascii="Arial" w:cs="Arial" w:eastAsia="Arial" w:hAnsi="Arial"/>
@@ -13582,7 +13582,7 @@
             <w:pPr>
               <w:spacing w:after="20" w:before="0"/>
             </w:pPr>
-            <w:hyperlink w:history="1" r:id="rIdbaqytzzbxwu8k5xkw5ea6">
+            <w:hyperlink w:history="1" r:id="rIdkr6nghfusorloxucnpli4">
               <w:r>
                 <w:rPr>
                   <w:rFonts w:ascii="Arial" w:cs="Arial" w:eastAsia="Arial" w:hAnsi="Arial"/>
@@ -13615,7 +13615,7 @@
               <w:spacing w:after="10" w:before="0"/>
               <w:ind w:left="120"/>
             </w:pPr>
-            <w:hyperlink w:history="1" r:id="rIdmxwgraygw29akgawfgs79">
+            <w:hyperlink w:history="1" r:id="rIdrcsianccq0znlmyenmnl9">
               <w:r>
                 <w:rPr>
                   <w:rFonts w:ascii="Arial" w:cs="Arial" w:eastAsia="Arial" w:hAnsi="Arial"/>
@@ -15054,32 +15054,32 @@
         <w:tc>
           <w:tcPr>
             <w:tcW w:type="dxa" w:w="1520"/>
-            <w:shd w:fill="F2F2F2" w:color="auto" w:val="clear"/>
-            <w:tcMar>
-              <w:top w:type="dxa" w:w="60"/>
-              <w:left w:type="dxa" w:w="120"/>
-              <w:bottom w:type="dxa" w:w="60"/>
-              <w:right w:type="dxa" w:w="120"/>
-            </w:tcMar>
-            <w:vAlign w:val="top"/>
-          </w:tcPr>
-          <w:p>
-            <w:pPr>
-              <w:spacing w:after="40" w:before="0"/>
-              <w:jc w:val="left"/>
-            </w:pPr>
-            <w:r>
-              <w:rPr>
-                <w:rFonts w:ascii="Arial" w:cs="Arial" w:eastAsia="Arial" w:hAnsi="Arial"/>
-                <w:b/>
-                <w:bCs/>
-                <w:i w:val="false"/>
-                <w:iCs w:val="false"/>
-                <w:color w:val="000000"/>
-                <w:sz w:val="18"/>
-                <w:szCs w:val="18"/>
-              </w:rPr>
-              <w:t xml:space="preserve">Phase 1 — Predict</w:t>
+            <w:shd w:fill="EAD1F5" w:color="auto" w:val="clear"/>
+            <w:tcMar>
+              <w:top w:type="dxa" w:w="60"/>
+              <w:left w:type="dxa" w:w="120"/>
+              <w:bottom w:type="dxa" w:w="60"/>
+              <w:right w:type="dxa" w:w="120"/>
+            </w:tcMar>
+            <w:vAlign w:val="top"/>
+          </w:tcPr>
+          <w:p>
+            <w:pPr>
+              <w:spacing w:after="40" w:before="0"/>
+              <w:jc w:val="left"/>
+            </w:pPr>
+            <w:r>
+              <w:rPr>
+                <w:rFonts w:ascii="Arial" w:cs="Arial" w:eastAsia="Arial" w:hAnsi="Arial"/>
+                <w:b/>
+                <w:bCs/>
+                <w:i w:val="false"/>
+                <w:iCs w:val="false"/>
+                <w:color w:val="000000"/>
+                <w:sz w:val="18"/>
+                <w:szCs w:val="18"/>
+              </w:rPr>
+              <w:t xml:space="preserve">Predict Phase</w:t>
             </w:r>
           </w:p>
           <w:p>
@@ -15102,7 +15102,7 @@
             <w:pPr>
               <w:spacing w:after="20" w:before="0"/>
             </w:pPr>
-            <w:hyperlink w:history="1" r:id="rIdhhi4qv_3m1r0rtohvrf2h">
+            <w:hyperlink w:history="1" r:id="rIdtocg1mep2sgqzhxd89oq6">
               <w:r>
                 <w:rPr>
                   <w:rFonts w:ascii="Arial" w:cs="Arial" w:eastAsia="Arial" w:hAnsi="Arial"/>
@@ -15135,7 +15135,7 @@
               <w:spacing w:after="10" w:before="0"/>
               <w:ind w:left="120"/>
             </w:pPr>
-            <w:hyperlink w:history="1" r:id="rId1lmxfmm-8yvc_kysjlcxd">
+            <w:hyperlink w:history="1" r:id="rIdt0gzm2_xgsa4rrszmczyb">
               <w:r>
                 <w:rPr>
                   <w:rFonts w:ascii="Arial" w:cs="Arial" w:eastAsia="Arial" w:hAnsi="Arial"/>
@@ -15180,7 +15180,7 @@
             <w:pPr>
               <w:spacing w:after="20" w:before="0"/>
             </w:pPr>
-            <w:hyperlink w:history="1" r:id="rIdyiaimiu1h0-ovzosvb1s_">
+            <w:hyperlink w:history="1" r:id="rIds83hoeq7zrvybt8zdpjoh">
               <w:r>
                 <w:rPr>
                   <w:rFonts w:ascii="Arial" w:cs="Arial" w:eastAsia="Arial" w:hAnsi="Arial"/>
@@ -15213,7 +15213,7 @@
               <w:spacing w:after="10" w:before="0"/>
               <w:ind w:left="120"/>
             </w:pPr>
-            <w:hyperlink w:history="1" r:id="rIdnndmdoezeu2eccdfputb_">
+            <w:hyperlink w:history="1" r:id="rIdgiaw3atmmikpxy0j3is-h">
               <w:r>
                 <w:rPr>
                   <w:rFonts w:ascii="Arial" w:cs="Arial" w:eastAsia="Arial" w:hAnsi="Arial"/>
@@ -15360,32 +15360,32 @@
         <w:tc>
           <w:tcPr>
             <w:tcW w:type="dxa" w:w="1520"/>
-            <w:shd w:fill="F2F2F2" w:color="auto" w:val="clear"/>
-            <w:tcMar>
-              <w:top w:type="dxa" w:w="60"/>
-              <w:left w:type="dxa" w:w="120"/>
-              <w:bottom w:type="dxa" w:w="60"/>
-              <w:right w:type="dxa" w:w="120"/>
-            </w:tcMar>
-            <w:vAlign w:val="top"/>
-          </w:tcPr>
-          <w:p>
-            <w:pPr>
-              <w:spacing w:after="40" w:before="0"/>
-              <w:jc w:val="left"/>
-            </w:pPr>
-            <w:r>
-              <w:rPr>
-                <w:rFonts w:ascii="Arial" w:cs="Arial" w:eastAsia="Arial" w:hAnsi="Arial"/>
-                <w:b/>
-                <w:bCs/>
-                <w:i w:val="false"/>
-                <w:iCs w:val="false"/>
-                <w:color w:val="000000"/>
-                <w:sz w:val="18"/>
-                <w:szCs w:val="18"/>
-              </w:rPr>
-              <w:t xml:space="preserve">Phase 2 — Observe (Guided Investigation)</w:t>
+            <w:shd w:fill="D9EEF1" w:color="auto" w:val="clear"/>
+            <w:tcMar>
+              <w:top w:type="dxa" w:w="60"/>
+              <w:left w:type="dxa" w:w="120"/>
+              <w:bottom w:type="dxa" w:w="60"/>
+              <w:right w:type="dxa" w:w="120"/>
+            </w:tcMar>
+            <w:vAlign w:val="top"/>
+          </w:tcPr>
+          <w:p>
+            <w:pPr>
+              <w:spacing w:after="40" w:before="0"/>
+              <w:jc w:val="left"/>
+            </w:pPr>
+            <w:r>
+              <w:rPr>
+                <w:rFonts w:ascii="Arial" w:cs="Arial" w:eastAsia="Arial" w:hAnsi="Arial"/>
+                <w:b/>
+                <w:bCs/>
+                <w:i w:val="false"/>
+                <w:iCs w:val="false"/>
+                <w:color w:val="000000"/>
+                <w:sz w:val="18"/>
+                <w:szCs w:val="18"/>
+              </w:rPr>
+              <w:t xml:space="preserve">Observe Phase</w:t>
             </w:r>
           </w:p>
           <w:p>
@@ -15408,7 +15408,7 @@
             <w:pPr>
               <w:spacing w:after="20" w:before="0"/>
             </w:pPr>
-            <w:hyperlink w:history="1" r:id="rIdp6hzpo2fw865mu_h3cglv">
+            <w:hyperlink w:history="1" r:id="rIdksv5gjzhziefwcibneijs">
               <w:r>
                 <w:rPr>
                   <w:rFonts w:ascii="Arial" w:cs="Arial" w:eastAsia="Arial" w:hAnsi="Arial"/>
@@ -15441,7 +15441,7 @@
               <w:spacing w:after="10" w:before="0"/>
               <w:ind w:left="120"/>
             </w:pPr>
-            <w:hyperlink w:history="1" r:id="rIddjqhvretuzkny-2c2uetc">
+            <w:hyperlink w:history="1" r:id="rIdibswciwz5o7djj8cr6oys">
               <w:r>
                 <w:rPr>
                   <w:rFonts w:ascii="Arial" w:cs="Arial" w:eastAsia="Arial" w:hAnsi="Arial"/>
@@ -15486,7 +15486,7 @@
             <w:pPr>
               <w:spacing w:after="20" w:before="0"/>
             </w:pPr>
-            <w:hyperlink w:history="1" r:id="rIdowdyc_giqixsl3cjakkuf">
+            <w:hyperlink w:history="1" r:id="rId7t8quakspbdenmm2radi_">
               <w:r>
                 <w:rPr>
                   <w:rFonts w:ascii="Arial" w:cs="Arial" w:eastAsia="Arial" w:hAnsi="Arial"/>
@@ -15519,7 +15519,7 @@
               <w:spacing w:after="10" w:before="0"/>
               <w:ind w:left="120"/>
             </w:pPr>
-            <w:hyperlink w:history="1" r:id="rIdqmfqb28eggy7aqyykvwc_">
+            <w:hyperlink w:history="1" r:id="rIdoepaji6kgyh63qvpngbbk">
               <w:r>
                 <w:rPr>
                   <w:rFonts w:ascii="Arial" w:cs="Arial" w:eastAsia="Arial" w:hAnsi="Arial"/>
@@ -15666,32 +15666,32 @@
         <w:tc>
           <w:tcPr>
             <w:tcW w:type="dxa" w:w="1520"/>
-            <w:shd w:fill="F2F2F2" w:color="auto" w:val="clear"/>
-            <w:tcMar>
-              <w:top w:type="dxa" w:w="60"/>
-              <w:left w:type="dxa" w:w="120"/>
-              <w:bottom w:type="dxa" w:w="60"/>
-              <w:right w:type="dxa" w:w="120"/>
-            </w:tcMar>
-            <w:vAlign w:val="top"/>
-          </w:tcPr>
-          <w:p>
-            <w:pPr>
-              <w:spacing w:after="40" w:before="0"/>
-              <w:jc w:val="left"/>
-            </w:pPr>
-            <w:r>
-              <w:rPr>
-                <w:rFonts w:ascii="Arial" w:cs="Arial" w:eastAsia="Arial" w:hAnsi="Arial"/>
-                <w:b/>
-                <w:bCs/>
-                <w:i w:val="false"/>
-                <w:iCs w:val="false"/>
-                <w:color w:val="000000"/>
-                <w:sz w:val="18"/>
-                <w:szCs w:val="18"/>
-              </w:rPr>
-              <w:t xml:space="preserve">Phase 3 — Explain</w:t>
+            <w:shd w:fill="E2EFDA" w:color="auto" w:val="clear"/>
+            <w:tcMar>
+              <w:top w:type="dxa" w:w="60"/>
+              <w:left w:type="dxa" w:w="120"/>
+              <w:bottom w:type="dxa" w:w="60"/>
+              <w:right w:type="dxa" w:w="120"/>
+            </w:tcMar>
+            <w:vAlign w:val="top"/>
+          </w:tcPr>
+          <w:p>
+            <w:pPr>
+              <w:spacing w:after="40" w:before="0"/>
+              <w:jc w:val="left"/>
+            </w:pPr>
+            <w:r>
+              <w:rPr>
+                <w:rFonts w:ascii="Arial" w:cs="Arial" w:eastAsia="Arial" w:hAnsi="Arial"/>
+                <w:b/>
+                <w:bCs/>
+                <w:i w:val="false"/>
+                <w:iCs w:val="false"/>
+                <w:color w:val="000000"/>
+                <w:sz w:val="18"/>
+                <w:szCs w:val="18"/>
+              </w:rPr>
+              <w:t xml:space="preserve">Explain Phase</w:t>
             </w:r>
           </w:p>
           <w:p>
@@ -15714,7 +15714,7 @@
             <w:pPr>
               <w:spacing w:after="20" w:before="0"/>
             </w:pPr>
-            <w:hyperlink w:history="1" r:id="rIdgazlf8_gxwuuo61hoobmt">
+            <w:hyperlink w:history="1" r:id="rIdttigs9k5epyjz6cctxjk6">
               <w:r>
                 <w:rPr>
                   <w:rFonts w:ascii="Arial" w:cs="Arial" w:eastAsia="Arial" w:hAnsi="Arial"/>
@@ -15747,7 +15747,7 @@
               <w:spacing w:after="10" w:before="0"/>
               <w:ind w:left="120"/>
             </w:pPr>
-            <w:hyperlink w:history="1" r:id="rIdnr5wcnt1buhipu5q6xihb">
+            <w:hyperlink w:history="1" r:id="rId2zo10gz5uonkl8i1fw-_s">
               <w:r>
                 <w:rPr>
                   <w:rFonts w:ascii="Arial" w:cs="Arial" w:eastAsia="Arial" w:hAnsi="Arial"/>
@@ -15792,7 +15792,7 @@
             <w:pPr>
               <w:spacing w:after="20" w:before="0"/>
             </w:pPr>
-            <w:hyperlink w:history="1" r:id="rIdsqwumtlliglznzfh_di82">
+            <w:hyperlink w:history="1" r:id="rIdq9_ldhg4zqw1p1sf5qsp-">
               <w:r>
                 <w:rPr>
                   <w:rFonts w:ascii="Arial" w:cs="Arial" w:eastAsia="Arial" w:hAnsi="Arial"/>
@@ -15825,7 +15825,7 @@
               <w:spacing w:after="10" w:before="0"/>
               <w:ind w:left="120"/>
             </w:pPr>
-            <w:hyperlink w:history="1" r:id="rIdzfszz6rl-o0ujxiwog7nm">
+            <w:hyperlink w:history="1" r:id="rIdbrjtsx540v95dofqibmtm">
               <w:r>
                 <w:rPr>
                   <w:rFonts w:ascii="Arial" w:cs="Arial" w:eastAsia="Arial" w:hAnsi="Arial"/>
@@ -15972,32 +15972,32 @@
         <w:tc>
           <w:tcPr>
             <w:tcW w:type="dxa" w:w="1520"/>
-            <w:shd w:fill="F2F2F2" w:color="auto" w:val="clear"/>
-            <w:tcMar>
-              <w:top w:type="dxa" w:w="60"/>
-              <w:left w:type="dxa" w:w="120"/>
-              <w:bottom w:type="dxa" w:w="60"/>
-              <w:right w:type="dxa" w:w="120"/>
-            </w:tcMar>
-            <w:vAlign w:val="top"/>
-          </w:tcPr>
-          <w:p>
-            <w:pPr>
-              <w:spacing w:after="40" w:before="0"/>
-              <w:jc w:val="left"/>
-            </w:pPr>
-            <w:r>
-              <w:rPr>
-                <w:rFonts w:ascii="Arial" w:cs="Arial" w:eastAsia="Arial" w:hAnsi="Arial"/>
-                <w:b/>
-                <w:bCs/>
-                <w:i w:val="false"/>
-                <w:iCs w:val="false"/>
-                <w:color w:val="000000"/>
-                <w:sz w:val="18"/>
-                <w:szCs w:val="18"/>
-              </w:rPr>
-              <w:t xml:space="preserve">Phase 4 — Driving Question Board (DQB) Update</w:t>
+            <w:shd w:fill="FCE4D6" w:color="auto" w:val="clear"/>
+            <w:tcMar>
+              <w:top w:type="dxa" w:w="60"/>
+              <w:left w:type="dxa" w:w="120"/>
+              <w:bottom w:type="dxa" w:w="60"/>
+              <w:right w:type="dxa" w:w="120"/>
+            </w:tcMar>
+            <w:vAlign w:val="top"/>
+          </w:tcPr>
+          <w:p>
+            <w:pPr>
+              <w:spacing w:after="40" w:before="0"/>
+              <w:jc w:val="left"/>
+            </w:pPr>
+            <w:r>
+              <w:rPr>
+                <w:rFonts w:ascii="Arial" w:cs="Arial" w:eastAsia="Arial" w:hAnsi="Arial"/>
+                <w:b/>
+                <w:bCs/>
+                <w:i w:val="false"/>
+                <w:iCs w:val="false"/>
+                <w:color w:val="000000"/>
+                <w:sz w:val="18"/>
+                <w:szCs w:val="18"/>
+              </w:rPr>
+              <w:t xml:space="preserve">Driving Question Board (DQB) Creation</w:t>
             </w:r>
           </w:p>
           <w:p>
@@ -16020,7 +16020,7 @@
             <w:pPr>
               <w:spacing w:after="20" w:before="0"/>
             </w:pPr>
-            <w:hyperlink w:history="1" r:id="rIdq5ptd_nb53rxj9vrkzjl_">
+            <w:hyperlink w:history="1" r:id="rIde8t2mqejsadgmrdapjikf">
               <w:r>
                 <w:rPr>
                   <w:rFonts w:ascii="Arial" w:cs="Arial" w:eastAsia="Arial" w:hAnsi="Arial"/>
@@ -16053,7 +16053,7 @@
               <w:spacing w:after="10" w:before="0"/>
               <w:ind w:left="120"/>
             </w:pPr>
-            <w:hyperlink w:history="1" r:id="rIdvirqleds1l_ldpdmz59jy">
+            <w:hyperlink w:history="1" r:id="rIdvs2f1ad15u68jjlkwiyju">
               <w:r>
                 <w:rPr>
                   <w:rFonts w:ascii="Arial" w:cs="Arial" w:eastAsia="Arial" w:hAnsi="Arial"/>
@@ -16098,7 +16098,7 @@
             <w:pPr>
               <w:spacing w:after="20" w:before="0"/>
             </w:pPr>
-            <w:hyperlink w:history="1" r:id="rIdt0etfyx120hlfqz3av7i3">
+            <w:hyperlink w:history="1" r:id="rIdsjah3csi9oco_ufjz2x9o">
               <w:r>
                 <w:rPr>
                   <w:rFonts w:ascii="Arial" w:cs="Arial" w:eastAsia="Arial" w:hAnsi="Arial"/>
@@ -16131,7 +16131,7 @@
               <w:spacing w:after="10" w:before="0"/>
               <w:ind w:left="120"/>
             </w:pPr>
-            <w:hyperlink w:history="1" r:id="rId_vrndzmk1zrddamjfrfyw">
+            <w:hyperlink w:history="1" r:id="rIdwz28bth_b_rhifyqgelxg">
               <w:r>
                 <w:rPr>
                   <w:rFonts w:ascii="Arial" w:cs="Arial" w:eastAsia="Arial" w:hAnsi="Arial"/>
@@ -16278,32 +16278,32 @@
         <w:tc>
           <w:tcPr>
             <w:tcW w:type="dxa" w:w="1520"/>
-            <w:shd w:fill="F2F2F2" w:color="auto" w:val="clear"/>
-            <w:tcMar>
-              <w:top w:type="dxa" w:w="60"/>
-              <w:left w:type="dxa" w:w="120"/>
-              <w:bottom w:type="dxa" w:w="60"/>
-              <w:right w:type="dxa" w:w="120"/>
-            </w:tcMar>
-            <w:vAlign w:val="top"/>
-          </w:tcPr>
-          <w:p>
-            <w:pPr>
-              <w:spacing w:after="40" w:before="0"/>
-              <w:jc w:val="left"/>
-            </w:pPr>
-            <w:r>
-              <w:rPr>
-                <w:rFonts w:ascii="Arial" w:cs="Arial" w:eastAsia="Arial" w:hAnsi="Arial"/>
-                <w:b/>
-                <w:bCs/>
-                <w:i w:val="false"/>
-                <w:iCs w:val="false"/>
-                <w:color w:val="000000"/>
-                <w:sz w:val="18"/>
-                <w:szCs w:val="18"/>
-              </w:rPr>
-              <w:t xml:space="preserve">Phase 5 — Model Building</w:t>
+            <w:shd w:fill="D5E8F0" w:color="auto" w:val="clear"/>
+            <w:tcMar>
+              <w:top w:type="dxa" w:w="60"/>
+              <w:left w:type="dxa" w:w="120"/>
+              <w:bottom w:type="dxa" w:w="60"/>
+              <w:right w:type="dxa" w:w="120"/>
+            </w:tcMar>
+            <w:vAlign w:val="top"/>
+          </w:tcPr>
+          <w:p>
+            <w:pPr>
+              <w:spacing w:after="40" w:before="0"/>
+              <w:jc w:val="left"/>
+            </w:pPr>
+            <w:r>
+              <w:rPr>
+                <w:rFonts w:ascii="Arial" w:cs="Arial" w:eastAsia="Arial" w:hAnsi="Arial"/>
+                <w:b/>
+                <w:bCs/>
+                <w:i w:val="false"/>
+                <w:iCs w:val="false"/>
+                <w:color w:val="000000"/>
+                <w:sz w:val="18"/>
+                <w:szCs w:val="18"/>
+              </w:rPr>
+              <w:t xml:space="preserve">Model Building Phase</w:t>
             </w:r>
           </w:p>
           <w:p>
@@ -16326,7 +16326,7 @@
             <w:pPr>
               <w:spacing w:after="20" w:before="0"/>
             </w:pPr>
-            <w:hyperlink w:history="1" r:id="rId-hf0eyci75cehndlp7f9m">
+            <w:hyperlink w:history="1" r:id="rIdo9m3gsphvlosif0fdv8hf">
               <w:r>
                 <w:rPr>
                   <w:rFonts w:ascii="Arial" w:cs="Arial" w:eastAsia="Arial" w:hAnsi="Arial"/>
@@ -16359,7 +16359,7 @@
               <w:spacing w:after="10" w:before="0"/>
               <w:ind w:left="120"/>
             </w:pPr>
-            <w:hyperlink w:history="1" r:id="rIddxhghrfeadaglb-bcuqqa">
+            <w:hyperlink w:history="1" r:id="rId-lym2svfiqowxh_ppk9t0">
               <w:r>
                 <w:rPr>
                   <w:rFonts w:ascii="Arial" w:cs="Arial" w:eastAsia="Arial" w:hAnsi="Arial"/>
@@ -16404,7 +16404,7 @@
             <w:pPr>
               <w:spacing w:after="20" w:before="0"/>
             </w:pPr>
-            <w:hyperlink w:history="1" r:id="rIdwfjcitr5rhbserkqw2bq4">
+            <w:hyperlink w:history="1" r:id="rIdwzae1vtulixoevy1zywuo">
               <w:r>
                 <w:rPr>
                   <w:rFonts w:ascii="Arial" w:cs="Arial" w:eastAsia="Arial" w:hAnsi="Arial"/>
@@ -16437,7 +16437,7 @@
               <w:spacing w:after="10" w:before="0"/>
               <w:ind w:left="120"/>
             </w:pPr>
-            <w:hyperlink w:history="1" r:id="rIdjgqx3io-gslnxjrysuoit">
+            <w:hyperlink w:history="1" r:id="rId-kdm-gtqyzhiynyitogye">
               <w:r>
                 <w:rPr>
                   <w:rFonts w:ascii="Arial" w:cs="Arial" w:eastAsia="Arial" w:hAnsi="Arial"/>
@@ -17876,32 +17876,32 @@
         <w:tc>
           <w:tcPr>
             <w:tcW w:type="dxa" w:w="1520"/>
-            <w:shd w:fill="F2F2F2" w:color="auto" w:val="clear"/>
-            <w:tcMar>
-              <w:top w:type="dxa" w:w="60"/>
-              <w:left w:type="dxa" w:w="120"/>
-              <w:bottom w:type="dxa" w:w="60"/>
-              <w:right w:type="dxa" w:w="120"/>
-            </w:tcMar>
-            <w:vAlign w:val="top"/>
-          </w:tcPr>
-          <w:p>
-            <w:pPr>
-              <w:spacing w:after="40" w:before="0"/>
-              <w:jc w:val="left"/>
-            </w:pPr>
-            <w:r>
-              <w:rPr>
-                <w:rFonts w:ascii="Arial" w:cs="Arial" w:eastAsia="Arial" w:hAnsi="Arial"/>
-                <w:b/>
-                <w:bCs/>
-                <w:i w:val="false"/>
-                <w:iCs w:val="false"/>
-                <w:color w:val="000000"/>
-                <w:sz w:val="18"/>
-                <w:szCs w:val="18"/>
-              </w:rPr>
-              <w:t xml:space="preserve">Phase 1 — Predict</w:t>
+            <w:shd w:fill="EAD1F5" w:color="auto" w:val="clear"/>
+            <w:tcMar>
+              <w:top w:type="dxa" w:w="60"/>
+              <w:left w:type="dxa" w:w="120"/>
+              <w:bottom w:type="dxa" w:w="60"/>
+              <w:right w:type="dxa" w:w="120"/>
+            </w:tcMar>
+            <w:vAlign w:val="top"/>
+          </w:tcPr>
+          <w:p>
+            <w:pPr>
+              <w:spacing w:after="40" w:before="0"/>
+              <w:jc w:val="left"/>
+            </w:pPr>
+            <w:r>
+              <w:rPr>
+                <w:rFonts w:ascii="Arial" w:cs="Arial" w:eastAsia="Arial" w:hAnsi="Arial"/>
+                <w:b/>
+                <w:bCs/>
+                <w:i w:val="false"/>
+                <w:iCs w:val="false"/>
+                <w:color w:val="000000"/>
+                <w:sz w:val="18"/>
+                <w:szCs w:val="18"/>
+              </w:rPr>
+              <w:t xml:space="preserve">Predict Phase</w:t>
             </w:r>
           </w:p>
           <w:p>
@@ -17924,7 +17924,7 @@
             <w:pPr>
               <w:spacing w:after="20" w:before="0"/>
             </w:pPr>
-            <w:hyperlink w:history="1" r:id="rIdnxrx_dpjow0ncj3lswhao">
+            <w:hyperlink w:history="1" r:id="rIdz02osagelt_9s92mgmifw">
               <w:r>
                 <w:rPr>
                   <w:rFonts w:ascii="Arial" w:cs="Arial" w:eastAsia="Arial" w:hAnsi="Arial"/>
@@ -17957,7 +17957,7 @@
               <w:spacing w:after="10" w:before="0"/>
               <w:ind w:left="120"/>
             </w:pPr>
-            <w:hyperlink w:history="1" r:id="rId1q7d5czf-yp81g8auf1dv">
+            <w:hyperlink w:history="1" r:id="rIdjf9hxbctruvx1dmkmxzwg">
               <w:r>
                 <w:rPr>
                   <w:rFonts w:ascii="Arial" w:cs="Arial" w:eastAsia="Arial" w:hAnsi="Arial"/>
@@ -18002,7 +18002,7 @@
             <w:pPr>
               <w:spacing w:after="20" w:before="0"/>
             </w:pPr>
-            <w:hyperlink w:history="1" r:id="rIdwrjwxwejx1l_nwpg9oarp">
+            <w:hyperlink w:history="1" r:id="rId_ks4yp6prldcxv6sdrcrp">
               <w:r>
                 <w:rPr>
                   <w:rFonts w:ascii="Arial" w:cs="Arial" w:eastAsia="Arial" w:hAnsi="Arial"/>
@@ -18035,7 +18035,7 @@
               <w:spacing w:after="10" w:before="0"/>
               <w:ind w:left="120"/>
             </w:pPr>
-            <w:hyperlink w:history="1" r:id="rIdxvbieal-ontetwsonsbqj">
+            <w:hyperlink w:history="1" r:id="rIdh5hxgbsz7jo9lugfd2alb">
               <w:r>
                 <w:rPr>
                   <w:rFonts w:ascii="Arial" w:cs="Arial" w:eastAsia="Arial" w:hAnsi="Arial"/>
@@ -18182,32 +18182,32 @@
         <w:tc>
           <w:tcPr>
             <w:tcW w:type="dxa" w:w="1520"/>
-            <w:shd w:fill="F2F2F2" w:color="auto" w:val="clear"/>
-            <w:tcMar>
-              <w:top w:type="dxa" w:w="60"/>
-              <w:left w:type="dxa" w:w="120"/>
-              <w:bottom w:type="dxa" w:w="60"/>
-              <w:right w:type="dxa" w:w="120"/>
-            </w:tcMar>
-            <w:vAlign w:val="top"/>
-          </w:tcPr>
-          <w:p>
-            <w:pPr>
-              <w:spacing w:after="40" w:before="0"/>
-              <w:jc w:val="left"/>
-            </w:pPr>
-            <w:r>
-              <w:rPr>
-                <w:rFonts w:ascii="Arial" w:cs="Arial" w:eastAsia="Arial" w:hAnsi="Arial"/>
-                <w:b/>
-                <w:bCs/>
-                <w:i w:val="false"/>
-                <w:iCs w:val="false"/>
-                <w:color w:val="000000"/>
-                <w:sz w:val="18"/>
-                <w:szCs w:val="18"/>
-              </w:rPr>
-              <w:t xml:space="preserve">Phase 2 — Observe (Research and Evidence Gathering)</w:t>
+            <w:shd w:fill="D9EEF1" w:color="auto" w:val="clear"/>
+            <w:tcMar>
+              <w:top w:type="dxa" w:w="60"/>
+              <w:left w:type="dxa" w:w="120"/>
+              <w:bottom w:type="dxa" w:w="60"/>
+              <w:right w:type="dxa" w:w="120"/>
+            </w:tcMar>
+            <w:vAlign w:val="top"/>
+          </w:tcPr>
+          <w:p>
+            <w:pPr>
+              <w:spacing w:after="40" w:before="0"/>
+              <w:jc w:val="left"/>
+            </w:pPr>
+            <w:r>
+              <w:rPr>
+                <w:rFonts w:ascii="Arial" w:cs="Arial" w:eastAsia="Arial" w:hAnsi="Arial"/>
+                <w:b/>
+                <w:bCs/>
+                <w:i w:val="false"/>
+                <w:iCs w:val="false"/>
+                <w:color w:val="000000"/>
+                <w:sz w:val="18"/>
+                <w:szCs w:val="18"/>
+              </w:rPr>
+              <w:t xml:space="preserve">Observe Phase</w:t>
             </w:r>
           </w:p>
           <w:p>
@@ -18230,7 +18230,7 @@
             <w:pPr>
               <w:spacing w:after="20" w:before="0"/>
             </w:pPr>
-            <w:hyperlink w:history="1" r:id="rIds_bh7zmkyxbncccwzhpx4">
+            <w:hyperlink w:history="1" r:id="rIdt3y0p7vvgj0xw1jj5gnmr">
               <w:r>
                 <w:rPr>
                   <w:rFonts w:ascii="Arial" w:cs="Arial" w:eastAsia="Arial" w:hAnsi="Arial"/>
@@ -18263,7 +18263,7 @@
               <w:spacing w:after="10" w:before="0"/>
               <w:ind w:left="120"/>
             </w:pPr>
-            <w:hyperlink w:history="1" r:id="rIdrxmla0hrubdz1ut5lybgv">
+            <w:hyperlink w:history="1" r:id="rIdqq-guvht1tuebha5btyra">
               <w:r>
                 <w:rPr>
                   <w:rFonts w:ascii="Arial" w:cs="Arial" w:eastAsia="Arial" w:hAnsi="Arial"/>
@@ -18308,7 +18308,7 @@
             <w:pPr>
               <w:spacing w:after="20" w:before="0"/>
             </w:pPr>
-            <w:hyperlink w:history="1" r:id="rId8zxsckligvcmhqdbp_8vd">
+            <w:hyperlink w:history="1" r:id="rId68xiwq1y071n-ehrr-tme">
               <w:r>
                 <w:rPr>
                   <w:rFonts w:ascii="Arial" w:cs="Arial" w:eastAsia="Arial" w:hAnsi="Arial"/>
@@ -18341,7 +18341,7 @@
               <w:spacing w:after="10" w:before="0"/>
               <w:ind w:left="120"/>
             </w:pPr>
-            <w:hyperlink w:history="1" r:id="rId2f7x_9rn5irgcxsk_kkwd">
+            <w:hyperlink w:history="1" r:id="rIdibkibcjdwju-dbxus2kwb">
               <w:r>
                 <w:rPr>
                   <w:rFonts w:ascii="Arial" w:cs="Arial" w:eastAsia="Arial" w:hAnsi="Arial"/>
@@ -18488,32 +18488,32 @@
         <w:tc>
           <w:tcPr>
             <w:tcW w:type="dxa" w:w="1520"/>
-            <w:shd w:fill="F2F2F2" w:color="auto" w:val="clear"/>
-            <w:tcMar>
-              <w:top w:type="dxa" w:w="60"/>
-              <w:left w:type="dxa" w:w="120"/>
-              <w:bottom w:type="dxa" w:w="60"/>
-              <w:right w:type="dxa" w:w="120"/>
-            </w:tcMar>
-            <w:vAlign w:val="top"/>
-          </w:tcPr>
-          <w:p>
-            <w:pPr>
-              <w:spacing w:after="40" w:before="0"/>
-              <w:jc w:val="left"/>
-            </w:pPr>
-            <w:r>
-              <w:rPr>
-                <w:rFonts w:ascii="Arial" w:cs="Arial" w:eastAsia="Arial" w:hAnsi="Arial"/>
-                <w:b/>
-                <w:bCs/>
-                <w:i w:val="false"/>
-                <w:iCs w:val="false"/>
-                <w:color w:val="000000"/>
-                <w:sz w:val="18"/>
-                <w:szCs w:val="18"/>
-              </w:rPr>
-              <w:t xml:space="preserve">Phase 3 — Explain (Sensemaking and Synthesis)</w:t>
+            <w:shd w:fill="E2EFDA" w:color="auto" w:val="clear"/>
+            <w:tcMar>
+              <w:top w:type="dxa" w:w="60"/>
+              <w:left w:type="dxa" w:w="120"/>
+              <w:bottom w:type="dxa" w:w="60"/>
+              <w:right w:type="dxa" w:w="120"/>
+            </w:tcMar>
+            <w:vAlign w:val="top"/>
+          </w:tcPr>
+          <w:p>
+            <w:pPr>
+              <w:spacing w:after="40" w:before="0"/>
+              <w:jc w:val="left"/>
+            </w:pPr>
+            <w:r>
+              <w:rPr>
+                <w:rFonts w:ascii="Arial" w:cs="Arial" w:eastAsia="Arial" w:hAnsi="Arial"/>
+                <w:b/>
+                <w:bCs/>
+                <w:i w:val="false"/>
+                <w:iCs w:val="false"/>
+                <w:color w:val="000000"/>
+                <w:sz w:val="18"/>
+                <w:szCs w:val="18"/>
+              </w:rPr>
+              <w:t xml:space="preserve">Explain Phase</w:t>
             </w:r>
           </w:p>
           <w:p>
@@ -18536,7 +18536,7 @@
             <w:pPr>
               <w:spacing w:after="20" w:before="0"/>
             </w:pPr>
-            <w:hyperlink w:history="1" r:id="rIdj2zekxw_-vspolovo6bda">
+            <w:hyperlink w:history="1" r:id="rIdsenuvatqqjobnisdx_mcg">
               <w:r>
                 <w:rPr>
                   <w:rFonts w:ascii="Arial" w:cs="Arial" w:eastAsia="Arial" w:hAnsi="Arial"/>
@@ -18569,7 +18569,7 @@
               <w:spacing w:after="10" w:before="0"/>
               <w:ind w:left="120"/>
             </w:pPr>
-            <w:hyperlink w:history="1" r:id="rIdnynzf2dszsqoscythf_bt">
+            <w:hyperlink w:history="1" r:id="rIdzlq08ovvdav9raxhouxlx">
               <w:r>
                 <w:rPr>
                   <w:rFonts w:ascii="Arial" w:cs="Arial" w:eastAsia="Arial" w:hAnsi="Arial"/>
@@ -18614,7 +18614,7 @@
             <w:pPr>
               <w:spacing w:after="20" w:before="0"/>
             </w:pPr>
-            <w:hyperlink w:history="1" r:id="rIdkxbxgqkmypggtfpfsfrjn">
+            <w:hyperlink w:history="1" r:id="rIdtktpkhr6objt9rlvw91lq">
               <w:r>
                 <w:rPr>
                   <w:rFonts w:ascii="Arial" w:cs="Arial" w:eastAsia="Arial" w:hAnsi="Arial"/>
@@ -18647,7 +18647,7 @@
               <w:spacing w:after="10" w:before="0"/>
               <w:ind w:left="120"/>
             </w:pPr>
-            <w:hyperlink w:history="1" r:id="rIdtwhuowfrsuetrszawkkay">
+            <w:hyperlink w:history="1" r:id="rId5-q3czbbciy-kcyanjs0m">
               <w:r>
                 <w:rPr>
                   <w:rFonts w:ascii="Arial" w:cs="Arial" w:eastAsia="Arial" w:hAnsi="Arial"/>
@@ -18794,32 +18794,32 @@
         <w:tc>
           <w:tcPr>
             <w:tcW w:type="dxa" w:w="1520"/>
-            <w:shd w:fill="F2F2F2" w:color="auto" w:val="clear"/>
-            <w:tcMar>
-              <w:top w:type="dxa" w:w="60"/>
-              <w:left w:type="dxa" w:w="120"/>
-              <w:bottom w:type="dxa" w:w="60"/>
-              <w:right w:type="dxa" w:w="120"/>
-            </w:tcMar>
-            <w:vAlign w:val="top"/>
-          </w:tcPr>
-          <w:p>
-            <w:pPr>
-              <w:spacing w:after="40" w:before="0"/>
-              <w:jc w:val="left"/>
-            </w:pPr>
-            <w:r>
-              <w:rPr>
-                <w:rFonts w:ascii="Arial" w:cs="Arial" w:eastAsia="Arial" w:hAnsi="Arial"/>
-                <w:b/>
-                <w:bCs/>
-                <w:i w:val="false"/>
-                <w:iCs w:val="false"/>
-                <w:color w:val="000000"/>
-                <w:sz w:val="18"/>
-                <w:szCs w:val="18"/>
-              </w:rPr>
-              <w:t xml:space="preserve">Phase 4 — Driving Question Board (DQB) Update</w:t>
+            <w:shd w:fill="FCE4D6" w:color="auto" w:val="clear"/>
+            <w:tcMar>
+              <w:top w:type="dxa" w:w="60"/>
+              <w:left w:type="dxa" w:w="120"/>
+              <w:bottom w:type="dxa" w:w="60"/>
+              <w:right w:type="dxa" w:w="120"/>
+            </w:tcMar>
+            <w:vAlign w:val="top"/>
+          </w:tcPr>
+          <w:p>
+            <w:pPr>
+              <w:spacing w:after="40" w:before="0"/>
+              <w:jc w:val="left"/>
+            </w:pPr>
+            <w:r>
+              <w:rPr>
+                <w:rFonts w:ascii="Arial" w:cs="Arial" w:eastAsia="Arial" w:hAnsi="Arial"/>
+                <w:b/>
+                <w:bCs/>
+                <w:i w:val="false"/>
+                <w:iCs w:val="false"/>
+                <w:color w:val="000000"/>
+                <w:sz w:val="18"/>
+                <w:szCs w:val="18"/>
+              </w:rPr>
+              <w:t xml:space="preserve">Driving Question Board (DQB) Creation</w:t>
             </w:r>
           </w:p>
           <w:p>
@@ -18842,7 +18842,7 @@
             <w:pPr>
               <w:spacing w:after="20" w:before="0"/>
             </w:pPr>
-            <w:hyperlink w:history="1" r:id="rIdrhf0usj33fdp-7hbwixdl">
+            <w:hyperlink w:history="1" r:id="rIdl9pcx-9uyd60p42nbpcmd">
               <w:r>
                 <w:rPr>
                   <w:rFonts w:ascii="Arial" w:cs="Arial" w:eastAsia="Arial" w:hAnsi="Arial"/>
@@ -18875,7 +18875,7 @@
               <w:spacing w:after="10" w:before="0"/>
               <w:ind w:left="120"/>
             </w:pPr>
-            <w:hyperlink w:history="1" r:id="rId7dgb3wjo1zwrsl_imloqp">
+            <w:hyperlink w:history="1" r:id="rId-0wbijlqi0izkixfmozkw">
               <w:r>
                 <w:rPr>
                   <w:rFonts w:ascii="Arial" w:cs="Arial" w:eastAsia="Arial" w:hAnsi="Arial"/>
@@ -18920,7 +18920,7 @@
             <w:pPr>
               <w:spacing w:after="20" w:before="0"/>
             </w:pPr>
-            <w:hyperlink w:history="1" r:id="rIdrsj3ysatc6bn5lzzilkuo">
+            <w:hyperlink w:history="1" r:id="rIdg3wdudvdz2olcc2k7iucr">
               <w:r>
                 <w:rPr>
                   <w:rFonts w:ascii="Arial" w:cs="Arial" w:eastAsia="Arial" w:hAnsi="Arial"/>
@@ -18953,7 +18953,7 @@
               <w:spacing w:after="10" w:before="0"/>
               <w:ind w:left="120"/>
             </w:pPr>
-            <w:hyperlink w:history="1" r:id="rIdyzmrqnahgx-tgecqrvmye">
+            <w:hyperlink w:history="1" r:id="rIdnj9wr6bxg5lzibqehl0po">
               <w:r>
                 <w:rPr>
                   <w:rFonts w:ascii="Arial" w:cs="Arial" w:eastAsia="Arial" w:hAnsi="Arial"/>
@@ -19100,32 +19100,32 @@
         <w:tc>
           <w:tcPr>
             <w:tcW w:type="dxa" w:w="1520"/>
-            <w:shd w:fill="F2F2F2" w:color="auto" w:val="clear"/>
-            <w:tcMar>
-              <w:top w:type="dxa" w:w="60"/>
-              <w:left w:type="dxa" w:w="120"/>
-              <w:bottom w:type="dxa" w:w="60"/>
-              <w:right w:type="dxa" w:w="120"/>
-            </w:tcMar>
-            <w:vAlign w:val="top"/>
-          </w:tcPr>
-          <w:p>
-            <w:pPr>
-              <w:spacing w:after="40" w:before="0"/>
-              <w:jc w:val="left"/>
-            </w:pPr>
-            <w:r>
-              <w:rPr>
-                <w:rFonts w:ascii="Arial" w:cs="Arial" w:eastAsia="Arial" w:hAnsi="Arial"/>
-                <w:b/>
-                <w:bCs/>
-                <w:i w:val="false"/>
-                <w:iCs w:val="false"/>
-                <w:color w:val="000000"/>
-                <w:sz w:val="18"/>
-                <w:szCs w:val="18"/>
-              </w:rPr>
-              <w:t xml:space="preserve">Phase 5 — Model Building</w:t>
+            <w:shd w:fill="D5E8F0" w:color="auto" w:val="clear"/>
+            <w:tcMar>
+              <w:top w:type="dxa" w:w="60"/>
+              <w:left w:type="dxa" w:w="120"/>
+              <w:bottom w:type="dxa" w:w="60"/>
+              <w:right w:type="dxa" w:w="120"/>
+            </w:tcMar>
+            <w:vAlign w:val="top"/>
+          </w:tcPr>
+          <w:p>
+            <w:pPr>
+              <w:spacing w:after="40" w:before="0"/>
+              <w:jc w:val="left"/>
+            </w:pPr>
+            <w:r>
+              <w:rPr>
+                <w:rFonts w:ascii="Arial" w:cs="Arial" w:eastAsia="Arial" w:hAnsi="Arial"/>
+                <w:b/>
+                <w:bCs/>
+                <w:i w:val="false"/>
+                <w:iCs w:val="false"/>
+                <w:color w:val="000000"/>
+                <w:sz w:val="18"/>
+                <w:szCs w:val="18"/>
+              </w:rPr>
+              <w:t xml:space="preserve">Model Building Phase</w:t>
             </w:r>
           </w:p>
           <w:p>
@@ -19148,7 +19148,7 @@
             <w:pPr>
               <w:spacing w:after="20" w:before="0"/>
             </w:pPr>
-            <w:hyperlink w:history="1" r:id="rIdchqthioefkjv3yh5bo975">
+            <w:hyperlink w:history="1" r:id="rId59v0ptshnzxc3xy-frthv">
               <w:r>
                 <w:rPr>
                   <w:rFonts w:ascii="Arial" w:cs="Arial" w:eastAsia="Arial" w:hAnsi="Arial"/>
@@ -19181,7 +19181,7 @@
               <w:spacing w:after="10" w:before="0"/>
               <w:ind w:left="120"/>
             </w:pPr>
-            <w:hyperlink w:history="1" r:id="rIditxkmroxg_pu0rbqewzsg">
+            <w:hyperlink w:history="1" r:id="rIdbywxilwhkzk6taevie1ug">
               <w:r>
                 <w:rPr>
                   <w:rFonts w:ascii="Arial" w:cs="Arial" w:eastAsia="Arial" w:hAnsi="Arial"/>
@@ -19226,7 +19226,7 @@
             <w:pPr>
               <w:spacing w:after="20" w:before="0"/>
             </w:pPr>
-            <w:hyperlink w:history="1" r:id="rId-wrw6v39iysdqdb60yl9n">
+            <w:hyperlink w:history="1" r:id="rId3kbggrmqix8o3r2ddv7rs">
               <w:r>
                 <w:rPr>
                   <w:rFonts w:ascii="Arial" w:cs="Arial" w:eastAsia="Arial" w:hAnsi="Arial"/>
@@ -19259,7 +19259,7 @@
               <w:spacing w:after="10" w:before="0"/>
               <w:ind w:left="120"/>
             </w:pPr>
-            <w:hyperlink w:history="1" r:id="rIdlrykuajsbdd4okqlg_3x3">
+            <w:hyperlink w:history="1" r:id="rId5zvmqk50ucjmbqjus4m9o">
               <w:r>
                 <w:rPr>
                   <w:rFonts w:ascii="Arial" w:cs="Arial" w:eastAsia="Arial" w:hAnsi="Arial"/>
@@ -20812,32 +20812,32 @@
         <w:tc>
           <w:tcPr>
             <w:tcW w:type="dxa" w:w="1520"/>
-            <w:shd w:fill="F2F2F2" w:color="auto" w:val="clear"/>
-            <w:tcMar>
-              <w:top w:type="dxa" w:w="60"/>
-              <w:left w:type="dxa" w:w="120"/>
-              <w:bottom w:type="dxa" w:w="60"/>
-              <w:right w:type="dxa" w:w="120"/>
-            </w:tcMar>
-            <w:vAlign w:val="top"/>
-          </w:tcPr>
-          <w:p>
-            <w:pPr>
-              <w:spacing w:after="40" w:before="0"/>
-              <w:jc w:val="left"/>
-            </w:pPr>
-            <w:r>
-              <w:rPr>
-                <w:rFonts w:ascii="Arial" w:cs="Arial" w:eastAsia="Arial" w:hAnsi="Arial"/>
-                <w:b/>
-                <w:bCs/>
-                <w:i w:val="false"/>
-                <w:iCs w:val="false"/>
-                <w:color w:val="000000"/>
-                <w:sz w:val="18"/>
-                <w:szCs w:val="18"/>
-              </w:rPr>
-              <w:t xml:space="preserve">Phase 1 — Predict: How do we think the bell will work?</w:t>
+            <w:shd w:fill="EAD1F5" w:color="auto" w:val="clear"/>
+            <w:tcMar>
+              <w:top w:type="dxa" w:w="60"/>
+              <w:left w:type="dxa" w:w="120"/>
+              <w:bottom w:type="dxa" w:w="60"/>
+              <w:right w:type="dxa" w:w="120"/>
+            </w:tcMar>
+            <w:vAlign w:val="top"/>
+          </w:tcPr>
+          <w:p>
+            <w:pPr>
+              <w:spacing w:after="40" w:before="0"/>
+              <w:jc w:val="left"/>
+            </w:pPr>
+            <w:r>
+              <w:rPr>
+                <w:rFonts w:ascii="Arial" w:cs="Arial" w:eastAsia="Arial" w:hAnsi="Arial"/>
+                <w:b/>
+                <w:bCs/>
+                <w:i w:val="false"/>
+                <w:iCs w:val="false"/>
+                <w:color w:val="000000"/>
+                <w:sz w:val="18"/>
+                <w:szCs w:val="18"/>
+              </w:rPr>
+              <w:t xml:space="preserve">Predict Phase</w:t>
             </w:r>
           </w:p>
           <w:p>
@@ -20860,7 +20860,7 @@
             <w:pPr>
               <w:spacing w:after="20" w:before="0"/>
             </w:pPr>
-            <w:hyperlink w:history="1" r:id="rIdioy-jskdukkqomrts-wnn">
+            <w:hyperlink w:history="1" r:id="rIdim2p3t0mo-y48nnzwp1jv">
               <w:r>
                 <w:rPr>
                   <w:rFonts w:ascii="Arial" w:cs="Arial" w:eastAsia="Arial" w:hAnsi="Arial"/>
@@ -20893,7 +20893,7 @@
               <w:spacing w:after="10" w:before="0"/>
               <w:ind w:left="120"/>
             </w:pPr>
-            <w:hyperlink w:history="1" r:id="rIdo8an98dkxchp0xrs0ekaw">
+            <w:hyperlink w:history="1" r:id="rIdzij3tcnfugfxxrac9nme1">
               <w:r>
                 <w:rPr>
                   <w:rFonts w:ascii="Arial" w:cs="Arial" w:eastAsia="Arial" w:hAnsi="Arial"/>
@@ -20938,7 +20938,7 @@
             <w:pPr>
               <w:spacing w:after="20" w:before="0"/>
             </w:pPr>
-            <w:hyperlink w:history="1" r:id="rIdls1lgvfnvadmxuzabgiap">
+            <w:hyperlink w:history="1" r:id="rId0etgbxhmen8wme9ggnhqo">
               <w:r>
                 <w:rPr>
                   <w:rFonts w:ascii="Arial" w:cs="Arial" w:eastAsia="Arial" w:hAnsi="Arial"/>
@@ -20971,7 +20971,7 @@
               <w:spacing w:after="10" w:before="0"/>
               <w:ind w:left="120"/>
             </w:pPr>
-            <w:hyperlink w:history="1" r:id="rIdd7jc6hij4ks-zptyyr_ow">
+            <w:hyperlink w:history="1" r:id="rId2k4wdipidnrk0hgwmvghe">
               <w:r>
                 <w:rPr>
                   <w:rFonts w:ascii="Arial" w:cs="Arial" w:eastAsia="Arial" w:hAnsi="Arial"/>
@@ -21118,32 +21118,32 @@
         <w:tc>
           <w:tcPr>
             <w:tcW w:type="dxa" w:w="1520"/>
-            <w:shd w:fill="F2F2F2" w:color="auto" w:val="clear"/>
-            <w:tcMar>
-              <w:top w:type="dxa" w:w="60"/>
-              <w:left w:type="dxa" w:w="120"/>
-              <w:bottom w:type="dxa" w:w="60"/>
-              <w:right w:type="dxa" w:w="120"/>
-            </w:tcMar>
-            <w:vAlign w:val="top"/>
-          </w:tcPr>
-          <w:p>
-            <w:pPr>
-              <w:spacing w:after="40" w:before="0"/>
-              <w:jc w:val="left"/>
-            </w:pPr>
-            <w:r>
-              <w:rPr>
-                <w:rFonts w:ascii="Arial" w:cs="Arial" w:eastAsia="Arial" w:hAnsi="Arial"/>
-                <w:b/>
-                <w:bCs/>
-                <w:i w:val="false"/>
-                <w:iCs w:val="false"/>
-                <w:color w:val="000000"/>
-                <w:sz w:val="18"/>
-                <w:szCs w:val="18"/>
-              </w:rPr>
-              <w:t xml:space="preserve">Phase 2 — Observe: Build and test the simple electric bell</w:t>
+            <w:shd w:fill="D9EEF1" w:color="auto" w:val="clear"/>
+            <w:tcMar>
+              <w:top w:type="dxa" w:w="60"/>
+              <w:left w:type="dxa" w:w="120"/>
+              <w:bottom w:type="dxa" w:w="60"/>
+              <w:right w:type="dxa" w:w="120"/>
+            </w:tcMar>
+            <w:vAlign w:val="top"/>
+          </w:tcPr>
+          <w:p>
+            <w:pPr>
+              <w:spacing w:after="40" w:before="0"/>
+              <w:jc w:val="left"/>
+            </w:pPr>
+            <w:r>
+              <w:rPr>
+                <w:rFonts w:ascii="Arial" w:cs="Arial" w:eastAsia="Arial" w:hAnsi="Arial"/>
+                <w:b/>
+                <w:bCs/>
+                <w:i w:val="false"/>
+                <w:iCs w:val="false"/>
+                <w:color w:val="000000"/>
+                <w:sz w:val="18"/>
+                <w:szCs w:val="18"/>
+              </w:rPr>
+              <w:t xml:space="preserve">Observe Phase</w:t>
             </w:r>
           </w:p>
           <w:p>
@@ -21166,7 +21166,7 @@
             <w:pPr>
               <w:spacing w:after="20" w:before="0"/>
             </w:pPr>
-            <w:hyperlink w:history="1" r:id="rIdcuf7hlzbiqk4bshuhsk55">
+            <w:hyperlink w:history="1" r:id="rIduwlw95qscn0wln7bgcxcn">
               <w:r>
                 <w:rPr>
                   <w:rFonts w:ascii="Arial" w:cs="Arial" w:eastAsia="Arial" w:hAnsi="Arial"/>
@@ -21199,7 +21199,7 @@
               <w:spacing w:after="10" w:before="0"/>
               <w:ind w:left="120"/>
             </w:pPr>
-            <w:hyperlink w:history="1" r:id="rIdfah31agt0e4ldtqeci4fe">
+            <w:hyperlink w:history="1" r:id="rIdxrfmjgsj0bzncwtov8kne">
               <w:r>
                 <w:rPr>
                   <w:rFonts w:ascii="Arial" w:cs="Arial" w:eastAsia="Arial" w:hAnsi="Arial"/>
@@ -21244,7 +21244,7 @@
             <w:pPr>
               <w:spacing w:after="20" w:before="0"/>
             </w:pPr>
-            <w:hyperlink w:history="1" r:id="rId08lal-amqjfn1p0hdgk0u">
+            <w:hyperlink w:history="1" r:id="rId172jbkgmxiqqzm786dait">
               <w:r>
                 <w:rPr>
                   <w:rFonts w:ascii="Arial" w:cs="Arial" w:eastAsia="Arial" w:hAnsi="Arial"/>
@@ -21277,7 +21277,7 @@
               <w:spacing w:after="10" w:before="0"/>
               <w:ind w:left="120"/>
             </w:pPr>
-            <w:hyperlink w:history="1" r:id="rIdcrkvzdddz6nsi4bjzxglx">
+            <w:hyperlink w:history="1" r:id="rIdw8danfxbcfpp8aywqnqos">
               <w:r>
                 <w:rPr>
                   <w:rFonts w:ascii="Arial" w:cs="Arial" w:eastAsia="Arial" w:hAnsi="Arial"/>
@@ -21424,32 +21424,32 @@
         <w:tc>
           <w:tcPr>
             <w:tcW w:type="dxa" w:w="1520"/>
-            <w:shd w:fill="F2F2F2" w:color="auto" w:val="clear"/>
-            <w:tcMar>
-              <w:top w:type="dxa" w:w="60"/>
-              <w:left w:type="dxa" w:w="120"/>
-              <w:bottom w:type="dxa" w:w="60"/>
-              <w:right w:type="dxa" w:w="120"/>
-            </w:tcMar>
-            <w:vAlign w:val="top"/>
-          </w:tcPr>
-          <w:p>
-            <w:pPr>
-              <w:spacing w:after="40" w:before="0"/>
-              <w:jc w:val="left"/>
-            </w:pPr>
-            <w:r>
-              <w:rPr>
-                <w:rFonts w:ascii="Arial" w:cs="Arial" w:eastAsia="Arial" w:hAnsi="Arial"/>
-                <w:b/>
-                <w:bCs/>
-                <w:i w:val="false"/>
-                <w:iCs w:val="false"/>
-                <w:color w:val="000000"/>
-                <w:sz w:val="18"/>
-                <w:szCs w:val="18"/>
-              </w:rPr>
-              <w:t xml:space="preserve">Phase 3 — Explain: Troubleshoot, annotate and connect to the phenomenon</w:t>
+            <w:shd w:fill="E2EFDA" w:color="auto" w:val="clear"/>
+            <w:tcMar>
+              <w:top w:type="dxa" w:w="60"/>
+              <w:left w:type="dxa" w:w="120"/>
+              <w:bottom w:type="dxa" w:w="60"/>
+              <w:right w:type="dxa" w:w="120"/>
+            </w:tcMar>
+            <w:vAlign w:val="top"/>
+          </w:tcPr>
+          <w:p>
+            <w:pPr>
+              <w:spacing w:after="40" w:before="0"/>
+              <w:jc w:val="left"/>
+            </w:pPr>
+            <w:r>
+              <w:rPr>
+                <w:rFonts w:ascii="Arial" w:cs="Arial" w:eastAsia="Arial" w:hAnsi="Arial"/>
+                <w:b/>
+                <w:bCs/>
+                <w:i w:val="false"/>
+                <w:iCs w:val="false"/>
+                <w:color w:val="000000"/>
+                <w:sz w:val="18"/>
+                <w:szCs w:val="18"/>
+              </w:rPr>
+              <w:t xml:space="preserve">Explain Phase</w:t>
             </w:r>
           </w:p>
           <w:p>
@@ -21472,7 +21472,7 @@
             <w:pPr>
               <w:spacing w:after="20" w:before="0"/>
             </w:pPr>
-            <w:hyperlink w:history="1" r:id="rIdaqz9med8h_5z8rijtkbre">
+            <w:hyperlink w:history="1" r:id="rIdmoqfts7dalgnq7ruwjyv6">
               <w:r>
                 <w:rPr>
                   <w:rFonts w:ascii="Arial" w:cs="Arial" w:eastAsia="Arial" w:hAnsi="Arial"/>
@@ -21505,7 +21505,7 @@
               <w:spacing w:after="10" w:before="0"/>
               <w:ind w:left="120"/>
             </w:pPr>
-            <w:hyperlink w:history="1" r:id="rIdzm_ktocy7cph1bykvljcx">
+            <w:hyperlink w:history="1" r:id="rId8c0suvxrkazlfqbhaxubw">
               <w:r>
                 <w:rPr>
                   <w:rFonts w:ascii="Arial" w:cs="Arial" w:eastAsia="Arial" w:hAnsi="Arial"/>
@@ -21550,7 +21550,7 @@
             <w:pPr>
               <w:spacing w:after="20" w:before="0"/>
             </w:pPr>
-            <w:hyperlink w:history="1" r:id="rIdr4lj2pi3qwgzraulqpzh7">
+            <w:hyperlink w:history="1" r:id="rIdb0gcq9bgp3ux5irllglwr">
               <w:r>
                 <w:rPr>
                   <w:rFonts w:ascii="Arial" w:cs="Arial" w:eastAsia="Arial" w:hAnsi="Arial"/>
@@ -21583,7 +21583,7 @@
               <w:spacing w:after="10" w:before="0"/>
               <w:ind w:left="120"/>
             </w:pPr>
-            <w:hyperlink w:history="1" r:id="rIdj0g__hiau5vfej3x2ci9e">
+            <w:hyperlink w:history="1" r:id="rIdkwwmmmbbgd50qkpski78u">
               <w:r>
                 <w:rPr>
                   <w:rFonts w:ascii="Arial" w:cs="Arial" w:eastAsia="Arial" w:hAnsi="Arial"/>
@@ -21730,32 +21730,32 @@
         <w:tc>
           <w:tcPr>
             <w:tcW w:type="dxa" w:w="1520"/>
-            <w:shd w:fill="F2F2F2" w:color="auto" w:val="clear"/>
-            <w:tcMar>
-              <w:top w:type="dxa" w:w="60"/>
-              <w:left w:type="dxa" w:w="120"/>
-              <w:bottom w:type="dxa" w:w="60"/>
-              <w:right w:type="dxa" w:w="120"/>
-            </w:tcMar>
-            <w:vAlign w:val="top"/>
-          </w:tcPr>
-          <w:p>
-            <w:pPr>
-              <w:spacing w:after="40" w:before="0"/>
-              <w:jc w:val="left"/>
-            </w:pPr>
-            <w:r>
-              <w:rPr>
-                <w:rFonts w:ascii="Arial" w:cs="Arial" w:eastAsia="Arial" w:hAnsi="Arial"/>
-                <w:b/>
-                <w:bCs/>
-                <w:i w:val="false"/>
-                <w:iCs w:val="false"/>
-                <w:color w:val="000000"/>
-                <w:sz w:val="18"/>
-                <w:szCs w:val="18"/>
-              </w:rPr>
-              <w:t xml:space="preserve">Phase 4 — Driving Question Board (DQB) Update: What new evidence have we gathered?</w:t>
+            <w:shd w:fill="FCE4D6" w:color="auto" w:val="clear"/>
+            <w:tcMar>
+              <w:top w:type="dxa" w:w="60"/>
+              <w:left w:type="dxa" w:w="120"/>
+              <w:bottom w:type="dxa" w:w="60"/>
+              <w:right w:type="dxa" w:w="120"/>
+            </w:tcMar>
+            <w:vAlign w:val="top"/>
+          </w:tcPr>
+          <w:p>
+            <w:pPr>
+              <w:spacing w:after="40" w:before="0"/>
+              <w:jc w:val="left"/>
+            </w:pPr>
+            <w:r>
+              <w:rPr>
+                <w:rFonts w:ascii="Arial" w:cs="Arial" w:eastAsia="Arial" w:hAnsi="Arial"/>
+                <w:b/>
+                <w:bCs/>
+                <w:i w:val="false"/>
+                <w:iCs w:val="false"/>
+                <w:color w:val="000000"/>
+                <w:sz w:val="18"/>
+                <w:szCs w:val="18"/>
+              </w:rPr>
+              <w:t xml:space="preserve">Driving Question Board (DQB) Creation</w:t>
             </w:r>
           </w:p>
           <w:p>
@@ -21778,7 +21778,7 @@
             <w:pPr>
               <w:spacing w:after="20" w:before="0"/>
             </w:pPr>
-            <w:hyperlink w:history="1" r:id="rId8dq6vcbuucyotjgjp0tdk">
+            <w:hyperlink w:history="1" r:id="rIdnqhaegojzjgk1eydflk_0">
               <w:r>
                 <w:rPr>
                   <w:rFonts w:ascii="Arial" w:cs="Arial" w:eastAsia="Arial" w:hAnsi="Arial"/>
@@ -21811,7 +21811,7 @@
               <w:spacing w:after="10" w:before="0"/>
               <w:ind w:left="120"/>
             </w:pPr>
-            <w:hyperlink w:history="1" r:id="rIdlqvyvdxqrmbsx5-21lmgg">
+            <w:hyperlink w:history="1" r:id="rIdvqx9gfoewhd6tnv0jf0p4">
               <w:r>
                 <w:rPr>
                   <w:rFonts w:ascii="Arial" w:cs="Arial" w:eastAsia="Arial" w:hAnsi="Arial"/>
@@ -21856,7 +21856,7 @@
             <w:pPr>
               <w:spacing w:after="20" w:before="0"/>
             </w:pPr>
-            <w:hyperlink w:history="1" r:id="rIdbxzyfbc-yjl5qvpalrlqy">
+            <w:hyperlink w:history="1" r:id="rIdw_pzxgcgyvoyeuo8css74">
               <w:r>
                 <w:rPr>
                   <w:rFonts w:ascii="Arial" w:cs="Arial" w:eastAsia="Arial" w:hAnsi="Arial"/>
@@ -21889,7 +21889,7 @@
               <w:spacing w:after="10" w:before="0"/>
               <w:ind w:left="120"/>
             </w:pPr>
-            <w:hyperlink w:history="1" r:id="rId_i1zpqvxx_yckdsnnda8m">
+            <w:hyperlink w:history="1" r:id="rIdtgt0bqtbqzsdwf1wyybve">
               <w:r>
                 <w:rPr>
                   <w:rFonts w:ascii="Arial" w:cs="Arial" w:eastAsia="Arial" w:hAnsi="Arial"/>
@@ -22036,32 +22036,32 @@
         <w:tc>
           <w:tcPr>
             <w:tcW w:type="dxa" w:w="1520"/>
-            <w:shd w:fill="F2F2F2" w:color="auto" w:val="clear"/>
-            <w:tcMar>
-              <w:top w:type="dxa" w:w="60"/>
-              <w:left w:type="dxa" w:w="120"/>
-              <w:bottom w:type="dxa" w:w="60"/>
-              <w:right w:type="dxa" w:w="120"/>
-            </w:tcMar>
-            <w:vAlign w:val="top"/>
-          </w:tcPr>
-          <w:p>
-            <w:pPr>
-              <w:spacing w:after="40" w:before="0"/>
-              <w:jc w:val="left"/>
-            </w:pPr>
-            <w:r>
-              <w:rPr>
-                <w:rFonts w:ascii="Arial" w:cs="Arial" w:eastAsia="Arial" w:hAnsi="Arial"/>
-                <w:b/>
-                <w:bCs/>
-                <w:i w:val="false"/>
-                <w:iCs w:val="false"/>
-                <w:color w:val="000000"/>
-                <w:sz w:val="18"/>
-                <w:szCs w:val="18"/>
-              </w:rPr>
-              <w:t xml:space="preserve">Phase 5 — Model Building: Revise the cumulative class model</w:t>
+            <w:shd w:fill="D5E8F0" w:color="auto" w:val="clear"/>
+            <w:tcMar>
+              <w:top w:type="dxa" w:w="60"/>
+              <w:left w:type="dxa" w:w="120"/>
+              <w:bottom w:type="dxa" w:w="60"/>
+              <w:right w:type="dxa" w:w="120"/>
+            </w:tcMar>
+            <w:vAlign w:val="top"/>
+          </w:tcPr>
+          <w:p>
+            <w:pPr>
+              <w:spacing w:after="40" w:before="0"/>
+              <w:jc w:val="left"/>
+            </w:pPr>
+            <w:r>
+              <w:rPr>
+                <w:rFonts w:ascii="Arial" w:cs="Arial" w:eastAsia="Arial" w:hAnsi="Arial"/>
+                <w:b/>
+                <w:bCs/>
+                <w:i w:val="false"/>
+                <w:iCs w:val="false"/>
+                <w:color w:val="000000"/>
+                <w:sz w:val="18"/>
+                <w:szCs w:val="18"/>
+              </w:rPr>
+              <w:t xml:space="preserve">Model Building Phase</w:t>
             </w:r>
           </w:p>
           <w:p>
@@ -22084,7 +22084,7 @@
             <w:pPr>
               <w:spacing w:after="20" w:before="0"/>
             </w:pPr>
-            <w:hyperlink w:history="1" r:id="rId3stqk-fgglagwidzwzufz">
+            <w:hyperlink w:history="1" r:id="rIdpjrylydshfd6amaf_pbys">
               <w:r>
                 <w:rPr>
                   <w:rFonts w:ascii="Arial" w:cs="Arial" w:eastAsia="Arial" w:hAnsi="Arial"/>
@@ -22117,7 +22117,7 @@
               <w:spacing w:after="10" w:before="0"/>
               <w:ind w:left="120"/>
             </w:pPr>
-            <w:hyperlink w:history="1" r:id="rIdk4rlt90phoymqbgrh6pgd">
+            <w:hyperlink w:history="1" r:id="rIdedl4amw7rpjz2ohagfwa7">
               <w:r>
                 <w:rPr>
                   <w:rFonts w:ascii="Arial" w:cs="Arial" w:eastAsia="Arial" w:hAnsi="Arial"/>
@@ -22162,7 +22162,7 @@
             <w:pPr>
               <w:spacing w:after="20" w:before="0"/>
             </w:pPr>
-            <w:hyperlink w:history="1" r:id="rIdjjsgh797wyuasce4cxcxr">
+            <w:hyperlink w:history="1" r:id="rIdpo4sdq3k21zzfc5-shdn7">
               <w:r>
                 <w:rPr>
                   <w:rFonts w:ascii="Arial" w:cs="Arial" w:eastAsia="Arial" w:hAnsi="Arial"/>
@@ -22195,7 +22195,7 @@
               <w:spacing w:after="10" w:before="0"/>
               <w:ind w:left="120"/>
             </w:pPr>
-            <w:hyperlink w:history="1" r:id="rIdeol1yuqgmmso9qcg_b3an">
+            <w:hyperlink w:history="1" r:id="rIdzpcoknghamqnshjngqhxf">
               <w:r>
                 <w:rPr>
                   <w:rFonts w:ascii="Arial" w:cs="Arial" w:eastAsia="Arial" w:hAnsi="Arial"/>
@@ -23797,7 +23797,7 @@
             <w:pPr>
               <w:spacing w:after="20" w:before="0"/>
             </w:pPr>
-            <w:hyperlink w:history="1" r:id="rIdvx3b5tylr3umhftqhi6cq">
+            <w:hyperlink w:history="1" r:id="rIdvlzm7ykpuiizqlpazcwny">
               <w:r>
                 <w:rPr>
                   <w:rFonts w:ascii="Arial" w:cs="Arial" w:eastAsia="Arial" w:hAnsi="Arial"/>
@@ -23830,7 +23830,7 @@
               <w:spacing w:after="10" w:before="0"/>
               <w:ind w:left="120"/>
             </w:pPr>
-            <w:hyperlink w:history="1" r:id="rIdakhqxi3rzj3gn2sn-hmdh">
+            <w:hyperlink w:history="1" r:id="rIdzinlbe1eobvf5m07gkhtd">
               <w:r>
                 <w:rPr>
                   <w:rFonts w:ascii="Arial" w:cs="Arial" w:eastAsia="Arial" w:hAnsi="Arial"/>
@@ -23875,7 +23875,7 @@
             <w:pPr>
               <w:spacing w:after="20" w:before="0"/>
             </w:pPr>
-            <w:hyperlink w:history="1" r:id="rIdaf7tn9scygcf8x82kvfmk">
+            <w:hyperlink w:history="1" r:id="rIdaqjys6_afpvceo6opyilk">
               <w:r>
                 <w:rPr>
                   <w:rFonts w:ascii="Arial" w:cs="Arial" w:eastAsia="Arial" w:hAnsi="Arial"/>
@@ -23908,7 +23908,7 @@
               <w:spacing w:after="10" w:before="0"/>
               <w:ind w:left="120"/>
             </w:pPr>
-            <w:hyperlink w:history="1" r:id="rId8jquk7mxti-ztb1uzludo">
+            <w:hyperlink w:history="1" r:id="rIdoecc8azuhaxvpmgyi4bl7">
               <w:r>
                 <w:rPr>
                   <w:rFonts w:ascii="Arial" w:cs="Arial" w:eastAsia="Arial" w:hAnsi="Arial"/>
@@ -24103,7 +24103,7 @@
             <w:pPr>
               <w:spacing w:after="20" w:before="0"/>
             </w:pPr>
-            <w:hyperlink w:history="1" r:id="rIdxsnmjbl5ert7cu16pgjx8">
+            <w:hyperlink w:history="1" r:id="rIdbyqf1ala450sgkvbu9gev">
               <w:r>
                 <w:rPr>
                   <w:rFonts w:ascii="Arial" w:cs="Arial" w:eastAsia="Arial" w:hAnsi="Arial"/>
@@ -24136,7 +24136,7 @@
               <w:spacing w:after="10" w:before="0"/>
               <w:ind w:left="120"/>
             </w:pPr>
-            <w:hyperlink w:history="1" r:id="rIdadbdkrbghmfaesblimldx">
+            <w:hyperlink w:history="1" r:id="rIdyo04-dihyxd5a1njxacte">
               <w:r>
                 <w:rPr>
                   <w:rFonts w:ascii="Arial" w:cs="Arial" w:eastAsia="Arial" w:hAnsi="Arial"/>
@@ -24181,7 +24181,7 @@
             <w:pPr>
               <w:spacing w:after="20" w:before="0"/>
             </w:pPr>
-            <w:hyperlink w:history="1" r:id="rId38jq4le6xxtipqftxhdbf">
+            <w:hyperlink w:history="1" r:id="rIdxf_qmx6dn4n-cqlq2vl-a">
               <w:r>
                 <w:rPr>
                   <w:rFonts w:ascii="Arial" w:cs="Arial" w:eastAsia="Arial" w:hAnsi="Arial"/>
@@ -24214,7 +24214,7 @@
               <w:spacing w:after="10" w:before="0"/>
               <w:ind w:left="120"/>
             </w:pPr>
-            <w:hyperlink w:history="1" r:id="rIdqnfxw3e5cdunzmqkw2xpy">
+            <w:hyperlink w:history="1" r:id="rIdh5gjyyu4x7pnl-g5-8hei">
               <w:r>
                 <w:rPr>
                   <w:rFonts w:ascii="Arial" w:cs="Arial" w:eastAsia="Arial" w:hAnsi="Arial"/>
@@ -24409,7 +24409,7 @@
             <w:pPr>
               <w:spacing w:after="20" w:before="0"/>
             </w:pPr>
-            <w:hyperlink w:history="1" r:id="rId5jmjseozi-mrrmonzr2rq">
+            <w:hyperlink w:history="1" r:id="rIdyvdyut9r7c4sza8y_z4dt">
               <w:r>
                 <w:rPr>
                   <w:rFonts w:ascii="Arial" w:cs="Arial" w:eastAsia="Arial" w:hAnsi="Arial"/>
@@ -24442,7 +24442,7 @@
               <w:spacing w:after="10" w:before="0"/>
               <w:ind w:left="120"/>
             </w:pPr>
-            <w:hyperlink w:history="1" r:id="rIdshpe6gibu8zcqwy7yhbhv">
+            <w:hyperlink w:history="1" r:id="rIdkvnt7juieetcndoeigo4i">
               <w:r>
                 <w:rPr>
                   <w:rFonts w:ascii="Arial" w:cs="Arial" w:eastAsia="Arial" w:hAnsi="Arial"/>
@@ -24487,7 +24487,7 @@
             <w:pPr>
               <w:spacing w:after="20" w:before="0"/>
             </w:pPr>
-            <w:hyperlink w:history="1" r:id="rIdajbv4yfwzwivcmugnupii">
+            <w:hyperlink w:history="1" r:id="rIdgk4gegu9orsldets0c6oh">
               <w:r>
                 <w:rPr>
                   <w:rFonts w:ascii="Arial" w:cs="Arial" w:eastAsia="Arial" w:hAnsi="Arial"/>
@@ -24520,7 +24520,7 @@
               <w:spacing w:after="10" w:before="0"/>
               <w:ind w:left="120"/>
             </w:pPr>
-            <w:hyperlink w:history="1" r:id="rIddxrjx-rixvl1x0ovgfxzv">
+            <w:hyperlink w:history="1" r:id="rIdgig03nksb72gsmcha0gyw">
               <w:r>
                 <w:rPr>
                   <w:rFonts w:ascii="Arial" w:cs="Arial" w:eastAsia="Arial" w:hAnsi="Arial"/>
@@ -24715,7 +24715,7 @@
             <w:pPr>
               <w:spacing w:after="20" w:before="0"/>
             </w:pPr>
-            <w:hyperlink w:history="1" r:id="rIdts4i_wgudkujfiv2kx8ju">
+            <w:hyperlink w:history="1" r:id="rIdm8l-tldkd81vcwtth35r8">
               <w:r>
                 <w:rPr>
                   <w:rFonts w:ascii="Arial" w:cs="Arial" w:eastAsia="Arial" w:hAnsi="Arial"/>
@@ -24748,7 +24748,7 @@
               <w:spacing w:after="10" w:before="0"/>
               <w:ind w:left="120"/>
             </w:pPr>
-            <w:hyperlink w:history="1" r:id="rIdfi1z-szmarwgoxz1aw-zc">
+            <w:hyperlink w:history="1" r:id="rIdtri5_dac1xxz7yguxnxf3">
               <w:r>
                 <w:rPr>
                   <w:rFonts w:ascii="Arial" w:cs="Arial" w:eastAsia="Arial" w:hAnsi="Arial"/>
@@ -24793,7 +24793,7 @@
             <w:pPr>
               <w:spacing w:after="20" w:before="0"/>
             </w:pPr>
-            <w:hyperlink w:history="1" r:id="rIdtwkb0esulklfurvcllx1e">
+            <w:hyperlink w:history="1" r:id="rIdhzqjwqebwvekg0nyuaqb-">
               <w:r>
                 <w:rPr>
                   <w:rFonts w:ascii="Arial" w:cs="Arial" w:eastAsia="Arial" w:hAnsi="Arial"/>
@@ -24826,7 +24826,7 @@
               <w:spacing w:after="10" w:before="0"/>
               <w:ind w:left="120"/>
             </w:pPr>
-            <w:hyperlink w:history="1" r:id="rIdcrv9m7pwfxcnp7dfeym-5">
+            <w:hyperlink w:history="1" r:id="rIdrvqedzzm3bipcnrlhyp2x">
               <w:r>
                 <w:rPr>
                   <w:rFonts w:ascii="Arial" w:cs="Arial" w:eastAsia="Arial" w:hAnsi="Arial"/>
@@ -25021,7 +25021,7 @@
             <w:pPr>
               <w:spacing w:after="20" w:before="0"/>
             </w:pPr>
-            <w:hyperlink w:history="1" r:id="rIdvr1_su659vuw6ycwsi3xf">
+            <w:hyperlink w:history="1" r:id="rIdb62gz3jjvptpy5yengswj">
               <w:r>
                 <w:rPr>
                   <w:rFonts w:ascii="Arial" w:cs="Arial" w:eastAsia="Arial" w:hAnsi="Arial"/>
@@ -25054,7 +25054,7 @@
               <w:spacing w:after="10" w:before="0"/>
               <w:ind w:left="120"/>
             </w:pPr>
-            <w:hyperlink w:history="1" r:id="rIdfhojve2jmoyn_y0mpixe4">
+            <w:hyperlink w:history="1" r:id="rIdjvektbtsanrvic5queayb">
               <w:r>
                 <w:rPr>
                   <w:rFonts w:ascii="Arial" w:cs="Arial" w:eastAsia="Arial" w:hAnsi="Arial"/>
@@ -25099,7 +25099,7 @@
             <w:pPr>
               <w:spacing w:after="20" w:before="0"/>
             </w:pPr>
-            <w:hyperlink w:history="1" r:id="rIdylxlhroos8rpddad4newk">
+            <w:hyperlink w:history="1" r:id="rIdkzir8wk8htvyyyc3ypmtq">
               <w:r>
                 <w:rPr>
                   <w:rFonts w:ascii="Arial" w:cs="Arial" w:eastAsia="Arial" w:hAnsi="Arial"/>
@@ -25132,7 +25132,7 @@
               <w:spacing w:after="10" w:before="0"/>
               <w:ind w:left="120"/>
             </w:pPr>
-            <w:hyperlink w:history="1" r:id="rIdgoudrttpydtugblsruesi">
+            <w:hyperlink w:history="1" r:id="rIdesewxqpqbmznbuphz1bui">
               <w:r>
                 <w:rPr>
                   <w:rFonts w:ascii="Arial" w:cs="Arial" w:eastAsia="Arial" w:hAnsi="Arial"/>

--- a/data/outputs/v2/General_Science/SS3.4_Magnetism_and_Electromagnetic_Induction/General_Science_Magnetism_and_Electromagnetic_Induction_CBE_LessonSequence.docx
+++ b/data/outputs/v2/General_Science/SS3.4_Magnetism_and_Electromagnetic_Induction/General_Science_Magnetism_and_Electromagnetic_Induction_CBE_LessonSequence.docx
@@ -3206,7 +3206,7 @@
             <w:pPr>
               <w:spacing w:after="20" w:before="0"/>
             </w:pPr>
-            <w:hyperlink w:history="1" r:id="rIduednbugsqdds4cjidvggm">
+            <w:hyperlink w:history="1" r:id="rId0-tbdxwqmznfmjhxnsic-">
               <w:r>
                 <w:rPr>
                   <w:rFonts w:ascii="Arial" w:cs="Arial" w:eastAsia="Arial" w:hAnsi="Arial"/>
@@ -3239,7 +3239,7 @@
               <w:spacing w:after="10" w:before="0"/>
               <w:ind w:left="120"/>
             </w:pPr>
-            <w:hyperlink w:history="1" r:id="rIda0bdh0en_quxmlwfw_mag">
+            <w:hyperlink w:history="1" r:id="rIdbol95fvr4ykvrwiecbzdq">
               <w:r>
                 <w:rPr>
                   <w:rFonts w:ascii="Arial" w:cs="Arial" w:eastAsia="Arial" w:hAnsi="Arial"/>
@@ -3284,7 +3284,7 @@
             <w:pPr>
               <w:spacing w:after="20" w:before="0"/>
             </w:pPr>
-            <w:hyperlink w:history="1" r:id="rId3hws8m9huwreqfmxygldj">
+            <w:hyperlink w:history="1" r:id="rIdezthqlurftb9r9uvzrz-e">
               <w:r>
                 <w:rPr>
                   <w:rFonts w:ascii="Arial" w:cs="Arial" w:eastAsia="Arial" w:hAnsi="Arial"/>
@@ -3317,7 +3317,7 @@
               <w:spacing w:after="10" w:before="0"/>
               <w:ind w:left="120"/>
             </w:pPr>
-            <w:hyperlink w:history="1" r:id="rIdjtoma6tulrqyegaedxk6r">
+            <w:hyperlink w:history="1" r:id="rIdsbqaiqscu3rrrebgwcnl0">
               <w:r>
                 <w:rPr>
                   <w:rFonts w:ascii="Arial" w:cs="Arial" w:eastAsia="Arial" w:hAnsi="Arial"/>
@@ -3512,7 +3512,7 @@
             <w:pPr>
               <w:spacing w:after="20" w:before="0"/>
             </w:pPr>
-            <w:hyperlink w:history="1" r:id="rIdwzfi7mfk8guvtwq7aobhr">
+            <w:hyperlink w:history="1" r:id="rIdjfv_sk-ycsdetdfwfunqo">
               <w:r>
                 <w:rPr>
                   <w:rFonts w:ascii="Arial" w:cs="Arial" w:eastAsia="Arial" w:hAnsi="Arial"/>
@@ -3545,7 +3545,7 @@
               <w:spacing w:after="10" w:before="0"/>
               <w:ind w:left="120"/>
             </w:pPr>
-            <w:hyperlink w:history="1" r:id="rIdaqrmaupgny_40tbo6xtuh">
+            <w:hyperlink w:history="1" r:id="rId0s2c_7znknonuygtxil41">
               <w:r>
                 <w:rPr>
                   <w:rFonts w:ascii="Arial" w:cs="Arial" w:eastAsia="Arial" w:hAnsi="Arial"/>
@@ -3590,7 +3590,7 @@
             <w:pPr>
               <w:spacing w:after="20" w:before="0"/>
             </w:pPr>
-            <w:hyperlink w:history="1" r:id="rIdmglejn-gh1_qll54lcu3z">
+            <w:hyperlink w:history="1" r:id="rIdwfh4ej3aslmr4iy6jwv4f">
               <w:r>
                 <w:rPr>
                   <w:rFonts w:ascii="Arial" w:cs="Arial" w:eastAsia="Arial" w:hAnsi="Arial"/>
@@ -3623,7 +3623,7 @@
               <w:spacing w:after="10" w:before="0"/>
               <w:ind w:left="120"/>
             </w:pPr>
-            <w:hyperlink w:history="1" r:id="rIdb6iwuzm8tfv1a4jht__z6">
+            <w:hyperlink w:history="1" r:id="rId1r3jub9dq9tkmh8cv4amr">
               <w:r>
                 <w:rPr>
                   <w:rFonts w:ascii="Arial" w:cs="Arial" w:eastAsia="Arial" w:hAnsi="Arial"/>
@@ -3818,7 +3818,7 @@
             <w:pPr>
               <w:spacing w:after="20" w:before="0"/>
             </w:pPr>
-            <w:hyperlink w:history="1" r:id="rIde6sm6_yjr3eu5fnrtjxlo">
+            <w:hyperlink w:history="1" r:id="rId_xmwrtnnn1nhuwpyurdlj">
               <w:r>
                 <w:rPr>
                   <w:rFonts w:ascii="Arial" w:cs="Arial" w:eastAsia="Arial" w:hAnsi="Arial"/>
@@ -3851,7 +3851,7 @@
               <w:spacing w:after="10" w:before="0"/>
               <w:ind w:left="120"/>
             </w:pPr>
-            <w:hyperlink w:history="1" r:id="rIdctnntc7owc0rbp9p2xok3">
+            <w:hyperlink w:history="1" r:id="rIdutex7hb4kouo2dopvakfd">
               <w:r>
                 <w:rPr>
                   <w:rFonts w:ascii="Arial" w:cs="Arial" w:eastAsia="Arial" w:hAnsi="Arial"/>
@@ -3896,7 +3896,7 @@
             <w:pPr>
               <w:spacing w:after="20" w:before="0"/>
             </w:pPr>
-            <w:hyperlink w:history="1" r:id="rIdk-tgvuewdhskzh9x62tgx">
+            <w:hyperlink w:history="1" r:id="rIdh9seevg-ysrx-yijzqb-z">
               <w:r>
                 <w:rPr>
                   <w:rFonts w:ascii="Arial" w:cs="Arial" w:eastAsia="Arial" w:hAnsi="Arial"/>
@@ -3929,7 +3929,7 @@
               <w:spacing w:after="10" w:before="0"/>
               <w:ind w:left="120"/>
             </w:pPr>
-            <w:hyperlink w:history="1" r:id="rId5bogpigp2jdena6ela1s8">
+            <w:hyperlink w:history="1" r:id="rIdep4uqdtqz1gsgh8o_orek">
               <w:r>
                 <w:rPr>
                   <w:rFonts w:ascii="Arial" w:cs="Arial" w:eastAsia="Arial" w:hAnsi="Arial"/>
@@ -4124,7 +4124,7 @@
             <w:pPr>
               <w:spacing w:after="20" w:before="0"/>
             </w:pPr>
-            <w:hyperlink w:history="1" r:id="rIdyaptq4vsfufs027dcvhsi">
+            <w:hyperlink w:history="1" r:id="rIdzonuw0o6zemko8xce5wvj">
               <w:r>
                 <w:rPr>
                   <w:rFonts w:ascii="Arial" w:cs="Arial" w:eastAsia="Arial" w:hAnsi="Arial"/>
@@ -4157,7 +4157,7 @@
               <w:spacing w:after="10" w:before="0"/>
               <w:ind w:left="120"/>
             </w:pPr>
-            <w:hyperlink w:history="1" r:id="rIdm1wcyx2ugkku5czsjh-d-">
+            <w:hyperlink w:history="1" r:id="rIde0bbmdxk8ovq1jsbq77kg">
               <w:r>
                 <w:rPr>
                   <w:rFonts w:ascii="Arial" w:cs="Arial" w:eastAsia="Arial" w:hAnsi="Arial"/>
@@ -4202,7 +4202,7 @@
             <w:pPr>
               <w:spacing w:after="20" w:before="0"/>
             </w:pPr>
-            <w:hyperlink w:history="1" r:id="rIdyfuixs2id4ey296cxhpmb">
+            <w:hyperlink w:history="1" r:id="rIdcma-dzsg8qwoy662oqfic">
               <w:r>
                 <w:rPr>
                   <w:rFonts w:ascii="Arial" w:cs="Arial" w:eastAsia="Arial" w:hAnsi="Arial"/>
@@ -4235,7 +4235,7 @@
               <w:spacing w:after="10" w:before="0"/>
               <w:ind w:left="120"/>
             </w:pPr>
-            <w:hyperlink w:history="1" r:id="rIdrctzzfunnsu-wr3ns8hp-">
+            <w:hyperlink w:history="1" r:id="rIdpaa_loa15xvgrnnhrqwxz">
               <w:r>
                 <w:rPr>
                   <w:rFonts w:ascii="Arial" w:cs="Arial" w:eastAsia="Arial" w:hAnsi="Arial"/>
@@ -4430,7 +4430,7 @@
             <w:pPr>
               <w:spacing w:after="20" w:before="0"/>
             </w:pPr>
-            <w:hyperlink w:history="1" r:id="rIdpz2sor_gz1vahlsopwc7h">
+            <w:hyperlink w:history="1" r:id="rIdlwzptiau1anid5arc7mnf">
               <w:r>
                 <w:rPr>
                   <w:rFonts w:ascii="Arial" w:cs="Arial" w:eastAsia="Arial" w:hAnsi="Arial"/>
@@ -4463,7 +4463,7 @@
               <w:spacing w:after="10" w:before="0"/>
               <w:ind w:left="120"/>
             </w:pPr>
-            <w:hyperlink w:history="1" r:id="rIdojqamt4quh44d1wzb8ont">
+            <w:hyperlink w:history="1" r:id="rIdmguqe7wvjc6v-ukmvigi2">
               <w:r>
                 <w:rPr>
                   <w:rFonts w:ascii="Arial" w:cs="Arial" w:eastAsia="Arial" w:hAnsi="Arial"/>
@@ -4508,7 +4508,7 @@
             <w:pPr>
               <w:spacing w:after="20" w:before="0"/>
             </w:pPr>
-            <w:hyperlink w:history="1" r:id="rIdmzl9nfzp7ki4lndjupcaz">
+            <w:hyperlink w:history="1" r:id="rIdw1vn8harsy2a4eql_c0xg">
               <w:r>
                 <w:rPr>
                   <w:rFonts w:ascii="Arial" w:cs="Arial" w:eastAsia="Arial" w:hAnsi="Arial"/>
@@ -4541,7 +4541,7 @@
               <w:spacing w:after="10" w:before="0"/>
               <w:ind w:left="120"/>
             </w:pPr>
-            <w:hyperlink w:history="1" r:id="rIdu3qhdk8nwdc4z0ugzdpf1">
+            <w:hyperlink w:history="1" r:id="rIdgatz4cdzvfb2hvjma8v-q">
               <w:r>
                 <w:rPr>
                   <w:rFonts w:ascii="Arial" w:cs="Arial" w:eastAsia="Arial" w:hAnsi="Arial"/>
@@ -6142,7 +6142,7 @@
             <w:pPr>
               <w:spacing w:after="20" w:before="0"/>
             </w:pPr>
-            <w:hyperlink w:history="1" r:id="rIdflpnvqc8a6bfs-zowpov6">
+            <w:hyperlink w:history="1" r:id="rIdca8fqryyd0_nvq-yzura3">
               <w:r>
                 <w:rPr>
                   <w:rFonts w:ascii="Arial" w:cs="Arial" w:eastAsia="Arial" w:hAnsi="Arial"/>
@@ -6175,7 +6175,7 @@
               <w:spacing w:after="10" w:before="0"/>
               <w:ind w:left="120"/>
             </w:pPr>
-            <w:hyperlink w:history="1" r:id="rIdjibdymbdk-rsuse_inka6">
+            <w:hyperlink w:history="1" r:id="rIdfmhc_lxqfgcejyjn6u0bg">
               <w:r>
                 <w:rPr>
                   <w:rFonts w:ascii="Arial" w:cs="Arial" w:eastAsia="Arial" w:hAnsi="Arial"/>
@@ -6220,7 +6220,7 @@
             <w:pPr>
               <w:spacing w:after="20" w:before="0"/>
             </w:pPr>
-            <w:hyperlink w:history="1" r:id="rIdfq-qqcvnx9wtvoapvu2b8">
+            <w:hyperlink w:history="1" r:id="rIdnrwthlzrvtw6o8bhuioax">
               <w:r>
                 <w:rPr>
                   <w:rFonts w:ascii="Arial" w:cs="Arial" w:eastAsia="Arial" w:hAnsi="Arial"/>
@@ -6253,7 +6253,7 @@
               <w:spacing w:after="10" w:before="0"/>
               <w:ind w:left="120"/>
             </w:pPr>
-            <w:hyperlink w:history="1" r:id="rId5ikz1zfvxw8y-c7sz7b7w">
+            <w:hyperlink w:history="1" r:id="rIdphgbtlblll64l9zrvjz6y">
               <w:r>
                 <w:rPr>
                   <w:rFonts w:ascii="Arial" w:cs="Arial" w:eastAsia="Arial" w:hAnsi="Arial"/>
@@ -6448,7 +6448,7 @@
             <w:pPr>
               <w:spacing w:after="20" w:before="0"/>
             </w:pPr>
-            <w:hyperlink w:history="1" r:id="rIdwk424netcfdveuy4vfusq">
+            <w:hyperlink w:history="1" r:id="rIdhexyrkxrg4m0stm2cssan">
               <w:r>
                 <w:rPr>
                   <w:rFonts w:ascii="Arial" w:cs="Arial" w:eastAsia="Arial" w:hAnsi="Arial"/>
@@ -6481,7 +6481,7 @@
               <w:spacing w:after="10" w:before="0"/>
               <w:ind w:left="120"/>
             </w:pPr>
-            <w:hyperlink w:history="1" r:id="rIdpgtaaqw6raqtfkovwhrqd">
+            <w:hyperlink w:history="1" r:id="rIdfvgapjazq3jktceu_d8nw">
               <w:r>
                 <w:rPr>
                   <w:rFonts w:ascii="Arial" w:cs="Arial" w:eastAsia="Arial" w:hAnsi="Arial"/>
@@ -6526,7 +6526,7 @@
             <w:pPr>
               <w:spacing w:after="20" w:before="0"/>
             </w:pPr>
-            <w:hyperlink w:history="1" r:id="rIdaw9hqff0mzi4sschrd9av">
+            <w:hyperlink w:history="1" r:id="rIdpnjlmxxwkqnjfsuxembmd">
               <w:r>
                 <w:rPr>
                   <w:rFonts w:ascii="Arial" w:cs="Arial" w:eastAsia="Arial" w:hAnsi="Arial"/>
@@ -6559,7 +6559,7 @@
               <w:spacing w:after="10" w:before="0"/>
               <w:ind w:left="120"/>
             </w:pPr>
-            <w:hyperlink w:history="1" r:id="rIdjou7iuwh-_eq5hbc3r4xr">
+            <w:hyperlink w:history="1" r:id="rIdcdx6oge-vbowfkqbfq46i">
               <w:r>
                 <w:rPr>
                   <w:rFonts w:ascii="Arial" w:cs="Arial" w:eastAsia="Arial" w:hAnsi="Arial"/>
@@ -6754,7 +6754,7 @@
             <w:pPr>
               <w:spacing w:after="20" w:before="0"/>
             </w:pPr>
-            <w:hyperlink w:history="1" r:id="rIdeqnionp_2ailotzgkfsjb">
+            <w:hyperlink w:history="1" r:id="rIdq1npwwzqrpbop9x_dbv96">
               <w:r>
                 <w:rPr>
                   <w:rFonts w:ascii="Arial" w:cs="Arial" w:eastAsia="Arial" w:hAnsi="Arial"/>
@@ -6787,7 +6787,7 @@
               <w:spacing w:after="10" w:before="0"/>
               <w:ind w:left="120"/>
             </w:pPr>
-            <w:hyperlink w:history="1" r:id="rId10fqujbifdrmtbhaixl6e">
+            <w:hyperlink w:history="1" r:id="rIdtar8v939ktrtorc9ah7ye">
               <w:r>
                 <w:rPr>
                   <w:rFonts w:ascii="Arial" w:cs="Arial" w:eastAsia="Arial" w:hAnsi="Arial"/>
@@ -6832,7 +6832,7 @@
             <w:pPr>
               <w:spacing w:after="20" w:before="0"/>
             </w:pPr>
-            <w:hyperlink w:history="1" r:id="rIdteh0c3koj7cuycroqmqg3">
+            <w:hyperlink w:history="1" r:id="rIdfnfjvplvk3xvbembmpjxs">
               <w:r>
                 <w:rPr>
                   <w:rFonts w:ascii="Arial" w:cs="Arial" w:eastAsia="Arial" w:hAnsi="Arial"/>
@@ -6865,7 +6865,7 @@
               <w:spacing w:after="10" w:before="0"/>
               <w:ind w:left="120"/>
             </w:pPr>
-            <w:hyperlink w:history="1" r:id="rIdnkemtix2v2ghjbmw3f1qp">
+            <w:hyperlink w:history="1" r:id="rIdwzwcpiafx_j7kkgr5ncej">
               <w:r>
                 <w:rPr>
                   <w:rFonts w:ascii="Arial" w:cs="Arial" w:eastAsia="Arial" w:hAnsi="Arial"/>
@@ -7060,7 +7060,7 @@
             <w:pPr>
               <w:spacing w:after="20" w:before="0"/>
             </w:pPr>
-            <w:hyperlink w:history="1" r:id="rId5aop6jlmi7slyqqj4peuv">
+            <w:hyperlink w:history="1" r:id="rIdbjgj40ef2d_o73802wbzv">
               <w:r>
                 <w:rPr>
                   <w:rFonts w:ascii="Arial" w:cs="Arial" w:eastAsia="Arial" w:hAnsi="Arial"/>
@@ -7093,7 +7093,7 @@
               <w:spacing w:after="10" w:before="0"/>
               <w:ind w:left="120"/>
             </w:pPr>
-            <w:hyperlink w:history="1" r:id="rIdf9hasbc1_ffcicl3ohzmr">
+            <w:hyperlink w:history="1" r:id="rIdz0n40_6za7-vdnhh5sgpv">
               <w:r>
                 <w:rPr>
                   <w:rFonts w:ascii="Arial" w:cs="Arial" w:eastAsia="Arial" w:hAnsi="Arial"/>
@@ -7138,7 +7138,7 @@
             <w:pPr>
               <w:spacing w:after="20" w:before="0"/>
             </w:pPr>
-            <w:hyperlink w:history="1" r:id="rIde8loi37y0massfx-y3jgr">
+            <w:hyperlink w:history="1" r:id="rIdisnj6derxqbg62rhgskjb">
               <w:r>
                 <w:rPr>
                   <w:rFonts w:ascii="Arial" w:cs="Arial" w:eastAsia="Arial" w:hAnsi="Arial"/>
@@ -7171,7 +7171,7 @@
               <w:spacing w:after="10" w:before="0"/>
               <w:ind w:left="120"/>
             </w:pPr>
-            <w:hyperlink w:history="1" r:id="rIdtfmdhndztt1ozzztogfxq">
+            <w:hyperlink w:history="1" r:id="rIdyt_-8vyjly2iat69_1iug">
               <w:r>
                 <w:rPr>
                   <w:rFonts w:ascii="Arial" w:cs="Arial" w:eastAsia="Arial" w:hAnsi="Arial"/>
@@ -7366,7 +7366,7 @@
             <w:pPr>
               <w:spacing w:after="20" w:before="0"/>
             </w:pPr>
-            <w:hyperlink w:history="1" r:id="rIdqzutt3dqqa7scd_49_ghy">
+            <w:hyperlink w:history="1" r:id="rIdbs55yc5w97hiqhr63psmu">
               <w:r>
                 <w:rPr>
                   <w:rFonts w:ascii="Arial" w:cs="Arial" w:eastAsia="Arial" w:hAnsi="Arial"/>
@@ -7399,7 +7399,7 @@
               <w:spacing w:after="10" w:before="0"/>
               <w:ind w:left="120"/>
             </w:pPr>
-            <w:hyperlink w:history="1" r:id="rIdrcj0mypom6xm0opvookbz">
+            <w:hyperlink w:history="1" r:id="rIdtvpvk4hmp5gftpkfwjuhh">
               <w:r>
                 <w:rPr>
                   <w:rFonts w:ascii="Arial" w:cs="Arial" w:eastAsia="Arial" w:hAnsi="Arial"/>
@@ -7444,7 +7444,7 @@
             <w:pPr>
               <w:spacing w:after="20" w:before="0"/>
             </w:pPr>
-            <w:hyperlink w:history="1" r:id="rIdddgdihqyaee9bwob0urcx">
+            <w:hyperlink w:history="1" r:id="rId-gn6t7enc71ufynanvhj4">
               <w:r>
                 <w:rPr>
                   <w:rFonts w:ascii="Arial" w:cs="Arial" w:eastAsia="Arial" w:hAnsi="Arial"/>
@@ -7477,7 +7477,7 @@
               <w:spacing w:after="10" w:before="0"/>
               <w:ind w:left="120"/>
             </w:pPr>
-            <w:hyperlink w:history="1" r:id="rIdogfazgcnukuf10_klo20e">
+            <w:hyperlink w:history="1" r:id="rIdh8exgbnnhzjdltg0mganf">
               <w:r>
                 <w:rPr>
                   <w:rFonts w:ascii="Arial" w:cs="Arial" w:eastAsia="Arial" w:hAnsi="Arial"/>
@@ -8964,7 +8964,7 @@
             <w:pPr>
               <w:spacing w:after="20" w:before="0"/>
             </w:pPr>
-            <w:hyperlink w:history="1" r:id="rId-fsq_rstn6horlulgqswr">
+            <w:hyperlink w:history="1" r:id="rIdfzm5kyw8kp1huvchrdq6r">
               <w:r>
                 <w:rPr>
                   <w:rFonts w:ascii="Arial" w:cs="Arial" w:eastAsia="Arial" w:hAnsi="Arial"/>
@@ -8997,7 +8997,7 @@
               <w:spacing w:after="10" w:before="0"/>
               <w:ind w:left="120"/>
             </w:pPr>
-            <w:hyperlink w:history="1" r:id="rIdn9rxs1d6lviq0fb-fqlzo">
+            <w:hyperlink w:history="1" r:id="rIdtt3a4pgfvsnwt1o80fsdq">
               <w:r>
                 <w:rPr>
                   <w:rFonts w:ascii="Arial" w:cs="Arial" w:eastAsia="Arial" w:hAnsi="Arial"/>
@@ -9042,7 +9042,7 @@
             <w:pPr>
               <w:spacing w:after="20" w:before="0"/>
             </w:pPr>
-            <w:hyperlink w:history="1" r:id="rIdpghig4zrhyistz77jeowk">
+            <w:hyperlink w:history="1" r:id="rIdt-nwlaelmnv75nwpi49tn">
               <w:r>
                 <w:rPr>
                   <w:rFonts w:ascii="Arial" w:cs="Arial" w:eastAsia="Arial" w:hAnsi="Arial"/>
@@ -9075,7 +9075,7 @@
               <w:spacing w:after="10" w:before="0"/>
               <w:ind w:left="120"/>
             </w:pPr>
-            <w:hyperlink w:history="1" r:id="rIdjeawljqpjywtzgaqygyy1">
+            <w:hyperlink w:history="1" r:id="rIdmeuxknkupmn5fcvz_wzui">
               <w:r>
                 <w:rPr>
                   <w:rFonts w:ascii="Arial" w:cs="Arial" w:eastAsia="Arial" w:hAnsi="Arial"/>
@@ -9270,7 +9270,7 @@
             <w:pPr>
               <w:spacing w:after="20" w:before="0"/>
             </w:pPr>
-            <w:hyperlink w:history="1" r:id="rIdabnb9iufgg5tnobgezbwf">
+            <w:hyperlink w:history="1" r:id="rIdrumbf2cqpmcbfue1fx455">
               <w:r>
                 <w:rPr>
                   <w:rFonts w:ascii="Arial" w:cs="Arial" w:eastAsia="Arial" w:hAnsi="Arial"/>
@@ -9303,7 +9303,7 @@
               <w:spacing w:after="10" w:before="0"/>
               <w:ind w:left="120"/>
             </w:pPr>
-            <w:hyperlink w:history="1" r:id="rIdhdkzeooirqxpp5p2yc8ul">
+            <w:hyperlink w:history="1" r:id="rId7tq8gseddz_bkhsjx7pgf">
               <w:r>
                 <w:rPr>
                   <w:rFonts w:ascii="Arial" w:cs="Arial" w:eastAsia="Arial" w:hAnsi="Arial"/>
@@ -9348,7 +9348,7 @@
             <w:pPr>
               <w:spacing w:after="20" w:before="0"/>
             </w:pPr>
-            <w:hyperlink w:history="1" r:id="rId0fq8ip4aoq_lspjh4czr1">
+            <w:hyperlink w:history="1" r:id="rIdwnux6e8pxvim-23aqpkut">
               <w:r>
                 <w:rPr>
                   <w:rFonts w:ascii="Arial" w:cs="Arial" w:eastAsia="Arial" w:hAnsi="Arial"/>
@@ -9381,7 +9381,7 @@
               <w:spacing w:after="10" w:before="0"/>
               <w:ind w:left="120"/>
             </w:pPr>
-            <w:hyperlink w:history="1" r:id="rIda2gxgcnux7_suyht9utw2">
+            <w:hyperlink w:history="1" r:id="rIdk5ueblytrorc25ewagmjc">
               <w:r>
                 <w:rPr>
                   <w:rFonts w:ascii="Arial" w:cs="Arial" w:eastAsia="Arial" w:hAnsi="Arial"/>
@@ -9576,7 +9576,7 @@
             <w:pPr>
               <w:spacing w:after="20" w:before="0"/>
             </w:pPr>
-            <w:hyperlink w:history="1" r:id="rId8ap54h1det8pduuusbset">
+            <w:hyperlink w:history="1" r:id="rIdh1sspfy_pjsmw4urhprn1">
               <w:r>
                 <w:rPr>
                   <w:rFonts w:ascii="Arial" w:cs="Arial" w:eastAsia="Arial" w:hAnsi="Arial"/>
@@ -9609,7 +9609,7 @@
               <w:spacing w:after="10" w:before="0"/>
               <w:ind w:left="120"/>
             </w:pPr>
-            <w:hyperlink w:history="1" r:id="rIdfeegj5zx8ne3kkie_gbnm">
+            <w:hyperlink w:history="1" r:id="rIddi3ryzgbqw5vyogx7fumw">
               <w:r>
                 <w:rPr>
                   <w:rFonts w:ascii="Arial" w:cs="Arial" w:eastAsia="Arial" w:hAnsi="Arial"/>
@@ -9654,7 +9654,7 @@
             <w:pPr>
               <w:spacing w:after="20" w:before="0"/>
             </w:pPr>
-            <w:hyperlink w:history="1" r:id="rIdpxuppgczgd10lby53bgm-">
+            <w:hyperlink w:history="1" r:id="rIddwfz7ydzh9a0i2urh9945">
               <w:r>
                 <w:rPr>
                   <w:rFonts w:ascii="Arial" w:cs="Arial" w:eastAsia="Arial" w:hAnsi="Arial"/>
@@ -9687,7 +9687,7 @@
               <w:spacing w:after="10" w:before="0"/>
               <w:ind w:left="120"/>
             </w:pPr>
-            <w:hyperlink w:history="1" r:id="rId6gpdsv9sizw0qojpvmnsz">
+            <w:hyperlink w:history="1" r:id="rIdtcikdtb5zm-burtv-uspx">
               <w:r>
                 <w:rPr>
                   <w:rFonts w:ascii="Arial" w:cs="Arial" w:eastAsia="Arial" w:hAnsi="Arial"/>
@@ -9882,7 +9882,7 @@
             <w:pPr>
               <w:spacing w:after="20" w:before="0"/>
             </w:pPr>
-            <w:hyperlink w:history="1" r:id="rId5nd6knjsoe-prgjupxgzw">
+            <w:hyperlink w:history="1" r:id="rIdgmz6-xpjhfeemybew-8w8">
               <w:r>
                 <w:rPr>
                   <w:rFonts w:ascii="Arial" w:cs="Arial" w:eastAsia="Arial" w:hAnsi="Arial"/>
@@ -9915,7 +9915,7 @@
               <w:spacing w:after="10" w:before="0"/>
               <w:ind w:left="120"/>
             </w:pPr>
-            <w:hyperlink w:history="1" r:id="rId5ct2v43llcddddsortvt1">
+            <w:hyperlink w:history="1" r:id="rIdddhjxajnulptqn46jjvm8">
               <w:r>
                 <w:rPr>
                   <w:rFonts w:ascii="Arial" w:cs="Arial" w:eastAsia="Arial" w:hAnsi="Arial"/>
@@ -9960,7 +9960,7 @@
             <w:pPr>
               <w:spacing w:after="20" w:before="0"/>
             </w:pPr>
-            <w:hyperlink w:history="1" r:id="rIdhnjw1dnrq_0jrz2cmxpqj">
+            <w:hyperlink w:history="1" r:id="rIdqvyxls3e9y39lb1zh9vnd">
               <w:r>
                 <w:rPr>
                   <w:rFonts w:ascii="Arial" w:cs="Arial" w:eastAsia="Arial" w:hAnsi="Arial"/>
@@ -9993,7 +9993,7 @@
               <w:spacing w:after="10" w:before="0"/>
               <w:ind w:left="120"/>
             </w:pPr>
-            <w:hyperlink w:history="1" r:id="rIdkyq2vqvr2alqbcz2x7env">
+            <w:hyperlink w:history="1" r:id="rIds_4fg301jynq_kqb3fvvq">
               <w:r>
                 <w:rPr>
                   <w:rFonts w:ascii="Arial" w:cs="Arial" w:eastAsia="Arial" w:hAnsi="Arial"/>
@@ -10188,7 +10188,7 @@
             <w:pPr>
               <w:spacing w:after="20" w:before="0"/>
             </w:pPr>
-            <w:hyperlink w:history="1" r:id="rIdpmja4r-azzu-snntypbf7">
+            <w:hyperlink w:history="1" r:id="rId3d3e35ajkotzx_e9p5g8u">
               <w:r>
                 <w:rPr>
                   <w:rFonts w:ascii="Arial" w:cs="Arial" w:eastAsia="Arial" w:hAnsi="Arial"/>
@@ -10221,7 +10221,7 @@
               <w:spacing w:after="10" w:before="0"/>
               <w:ind w:left="120"/>
             </w:pPr>
-            <w:hyperlink w:history="1" r:id="rIdcqyyqixhdkutlimw7vtd5">
+            <w:hyperlink w:history="1" r:id="rIduta9crbs8jmvns-zbbzt4">
               <w:r>
                 <w:rPr>
                   <w:rFonts w:ascii="Arial" w:cs="Arial" w:eastAsia="Arial" w:hAnsi="Arial"/>
@@ -10266,7 +10266,7 @@
             <w:pPr>
               <w:spacing w:after="20" w:before="0"/>
             </w:pPr>
-            <w:hyperlink w:history="1" r:id="rIdecvtrahawhxx5jcrtdk9g">
+            <w:hyperlink w:history="1" r:id="rIdbc0szjg2od-uhlfbgdaow">
               <w:r>
                 <w:rPr>
                   <w:rFonts w:ascii="Arial" w:cs="Arial" w:eastAsia="Arial" w:hAnsi="Arial"/>
@@ -10299,7 +10299,7 @@
               <w:spacing w:after="10" w:before="0"/>
               <w:ind w:left="120"/>
             </w:pPr>
-            <w:hyperlink w:history="1" r:id="rIdpb7ztpqf0qdymoxgwqhkp">
+            <w:hyperlink w:history="1" r:id="rId6h4vl7lo2yqaf7bhykwyl">
               <w:r>
                 <w:rPr>
                   <w:rFonts w:ascii="Arial" w:cs="Arial" w:eastAsia="Arial" w:hAnsi="Arial"/>
@@ -12014,7 +12014,7 @@
             <w:pPr>
               <w:spacing w:after="20" w:before="0"/>
             </w:pPr>
-            <w:hyperlink w:history="1" r:id="rId2gberjytdrll4j9uv_js8">
+            <w:hyperlink w:history="1" r:id="rIdxxtmbvdxqqtwlw4tdlh1k">
               <w:r>
                 <w:rPr>
                   <w:rFonts w:ascii="Arial" w:cs="Arial" w:eastAsia="Arial" w:hAnsi="Arial"/>
@@ -12047,7 +12047,7 @@
               <w:spacing w:after="10" w:before="0"/>
               <w:ind w:left="120"/>
             </w:pPr>
-            <w:hyperlink w:history="1" r:id="rIdj2xu31nrtdth7oleqsabn">
+            <w:hyperlink w:history="1" r:id="rIdkjahttjtaischybm5bwjm">
               <w:r>
                 <w:rPr>
                   <w:rFonts w:ascii="Arial" w:cs="Arial" w:eastAsia="Arial" w:hAnsi="Arial"/>
@@ -12092,7 +12092,7 @@
             <w:pPr>
               <w:spacing w:after="20" w:before="0"/>
             </w:pPr>
-            <w:hyperlink w:history="1" r:id="rId1aec34jq7jd1oxgfbxjjp">
+            <w:hyperlink w:history="1" r:id="rId47qbr4crbptndfqaudgz-">
               <w:r>
                 <w:rPr>
                   <w:rFonts w:ascii="Arial" w:cs="Arial" w:eastAsia="Arial" w:hAnsi="Arial"/>
@@ -12125,7 +12125,7 @@
               <w:spacing w:after="10" w:before="0"/>
               <w:ind w:left="120"/>
             </w:pPr>
-            <w:hyperlink w:history="1" r:id="rIdjrpumdbh-ul0zos051vnb">
+            <w:hyperlink w:history="1" r:id="rIdf2wsr8bjo-qnewponuviy">
               <w:r>
                 <w:rPr>
                   <w:rFonts w:ascii="Arial" w:cs="Arial" w:eastAsia="Arial" w:hAnsi="Arial"/>
@@ -12320,7 +12320,7 @@
             <w:pPr>
               <w:spacing w:after="20" w:before="0"/>
             </w:pPr>
-            <w:hyperlink w:history="1" r:id="rIdxqb07hofsvb7zqgncws43">
+            <w:hyperlink w:history="1" r:id="rIddebai-2ovfjaoudoacw25">
               <w:r>
                 <w:rPr>
                   <w:rFonts w:ascii="Arial" w:cs="Arial" w:eastAsia="Arial" w:hAnsi="Arial"/>
@@ -12353,7 +12353,7 @@
               <w:spacing w:after="10" w:before="0"/>
               <w:ind w:left="120"/>
             </w:pPr>
-            <w:hyperlink w:history="1" r:id="rIddbnunucbm8-tum8llhatb">
+            <w:hyperlink w:history="1" r:id="rIdy4figrbr1ixe-kw5i3x-u">
               <w:r>
                 <w:rPr>
                   <w:rFonts w:ascii="Arial" w:cs="Arial" w:eastAsia="Arial" w:hAnsi="Arial"/>
@@ -12398,7 +12398,7 @@
             <w:pPr>
               <w:spacing w:after="20" w:before="0"/>
             </w:pPr>
-            <w:hyperlink w:history="1" r:id="rIdtdn6lgazgvnjxeo59z7wc">
+            <w:hyperlink w:history="1" r:id="rIdy6g4l48ocbajt0oygldkb">
               <w:r>
                 <w:rPr>
                   <w:rFonts w:ascii="Arial" w:cs="Arial" w:eastAsia="Arial" w:hAnsi="Arial"/>
@@ -12431,7 +12431,7 @@
               <w:spacing w:after="10" w:before="0"/>
               <w:ind w:left="120"/>
             </w:pPr>
-            <w:hyperlink w:history="1" r:id="rId_gdunhwt5zq8zo1wnwfro">
+            <w:hyperlink w:history="1" r:id="rIdxhnq6biyg8juhxbdlqwrm">
               <w:r>
                 <w:rPr>
                   <w:rFonts w:ascii="Arial" w:cs="Arial" w:eastAsia="Arial" w:hAnsi="Arial"/>
@@ -12797,7 +12797,7 @@
             <w:pPr>
               <w:spacing w:after="20" w:before="0"/>
             </w:pPr>
-            <w:hyperlink w:history="1" r:id="rIduos5ztivk1wdo9mvmyyyo">
+            <w:hyperlink w:history="1" r:id="rIdelq0b2n0ywnmdnrmdj8wn">
               <w:r>
                 <w:rPr>
                   <w:rFonts w:ascii="Arial" w:cs="Arial" w:eastAsia="Arial" w:hAnsi="Arial"/>
@@ -12830,7 +12830,7 @@
               <w:spacing w:after="10" w:before="0"/>
               <w:ind w:left="120"/>
             </w:pPr>
-            <w:hyperlink w:history="1" r:id="rId60kjrk2vqb-o8umdoeei9">
+            <w:hyperlink w:history="1" r:id="rIdviofli7no2ynoxat0qnxw">
               <w:r>
                 <w:rPr>
                   <w:rFonts w:ascii="Arial" w:cs="Arial" w:eastAsia="Arial" w:hAnsi="Arial"/>
@@ -12875,7 +12875,7 @@
             <w:pPr>
               <w:spacing w:after="20" w:before="0"/>
             </w:pPr>
-            <w:hyperlink w:history="1" r:id="rId11iw7w13hzehgqg0h_nyz">
+            <w:hyperlink w:history="1" r:id="rId3cnd2yvjtepl1vlibxkg9">
               <w:r>
                 <w:rPr>
                   <w:rFonts w:ascii="Arial" w:cs="Arial" w:eastAsia="Arial" w:hAnsi="Arial"/>
@@ -12908,7 +12908,7 @@
               <w:spacing w:after="10" w:before="0"/>
               <w:ind w:left="120"/>
             </w:pPr>
-            <w:hyperlink w:history="1" r:id="rIdng55rya1srbbdcptvdq7x">
+            <w:hyperlink w:history="1" r:id="rIdm17maqqiftvbkzbgph3qg">
               <w:r>
                 <w:rPr>
                   <w:rFonts w:ascii="Arial" w:cs="Arial" w:eastAsia="Arial" w:hAnsi="Arial"/>
@@ -13198,7 +13198,7 @@
             <w:pPr>
               <w:spacing w:after="20" w:before="0"/>
             </w:pPr>
-            <w:hyperlink w:history="1" r:id="rIdi1waujtkp2u_3a8gz7yu5">
+            <w:hyperlink w:history="1" r:id="rIdeaupetzzlc2chiibyhcno">
               <w:r>
                 <w:rPr>
                   <w:rFonts w:ascii="Arial" w:cs="Arial" w:eastAsia="Arial" w:hAnsi="Arial"/>
@@ -13231,7 +13231,7 @@
               <w:spacing w:after="10" w:before="0"/>
               <w:ind w:left="120"/>
             </w:pPr>
-            <w:hyperlink w:history="1" r:id="rIdqpuysgz28khntw3g7ofed">
+            <w:hyperlink w:history="1" r:id="rIdr7dkitsjn2k9yzc8dfdd-">
               <w:r>
                 <w:rPr>
                   <w:rFonts w:ascii="Arial" w:cs="Arial" w:eastAsia="Arial" w:hAnsi="Arial"/>
@@ -13276,7 +13276,7 @@
             <w:pPr>
               <w:spacing w:after="20" w:before="0"/>
             </w:pPr>
-            <w:hyperlink w:history="1" r:id="rIdc-067tp9_3enfoqjb_qjp">
+            <w:hyperlink w:history="1" r:id="rIdrh5lfnj4ycjc6u8wvgxif">
               <w:r>
                 <w:rPr>
                   <w:rFonts w:ascii="Arial" w:cs="Arial" w:eastAsia="Arial" w:hAnsi="Arial"/>
@@ -13309,7 +13309,7 @@
               <w:spacing w:after="10" w:before="0"/>
               <w:ind w:left="120"/>
             </w:pPr>
-            <w:hyperlink w:history="1" r:id="rIdeln-sqklzerxdyqotb9op">
+            <w:hyperlink w:history="1" r:id="rIdip7hhyapeycvk3gt5b1qz">
               <w:r>
                 <w:rPr>
                   <w:rFonts w:ascii="Arial" w:cs="Arial" w:eastAsia="Arial" w:hAnsi="Arial"/>
@@ -13504,7 +13504,7 @@
             <w:pPr>
               <w:spacing w:after="20" w:before="0"/>
             </w:pPr>
-            <w:hyperlink w:history="1" r:id="rIdgbox-9zbksgdht-r2udbs">
+            <w:hyperlink w:history="1" r:id="rId5-rxjttg52nuo6mtgqti2">
               <w:r>
                 <w:rPr>
                   <w:rFonts w:ascii="Arial" w:cs="Arial" w:eastAsia="Arial" w:hAnsi="Arial"/>
@@ -13537,7 +13537,7 @@
               <w:spacing w:after="10" w:before="0"/>
               <w:ind w:left="120"/>
             </w:pPr>
-            <w:hyperlink w:history="1" r:id="rIdrrcn_n_d-uzhqi7i3b9jc">
+            <w:hyperlink w:history="1" r:id="rIdoyxvztblfms5wwajvvl70">
               <w:r>
                 <w:rPr>
                   <w:rFonts w:ascii="Arial" w:cs="Arial" w:eastAsia="Arial" w:hAnsi="Arial"/>
@@ -13582,7 +13582,7 @@
             <w:pPr>
               <w:spacing w:after="20" w:before="0"/>
             </w:pPr>
-            <w:hyperlink w:history="1" r:id="rIdkr6nghfusorloxucnpli4">
+            <w:hyperlink w:history="1" r:id="rId5qioimgqvfbxjdou6blsn">
               <w:r>
                 <w:rPr>
                   <w:rFonts w:ascii="Arial" w:cs="Arial" w:eastAsia="Arial" w:hAnsi="Arial"/>
@@ -13615,7 +13615,7 @@
               <w:spacing w:after="10" w:before="0"/>
               <w:ind w:left="120"/>
             </w:pPr>
-            <w:hyperlink w:history="1" r:id="rIdrcsianccq0znlmyenmnl9">
+            <w:hyperlink w:history="1" r:id="rIdkj6yazukr5z6lgvtnx3_9">
               <w:r>
                 <w:rPr>
                   <w:rFonts w:ascii="Arial" w:cs="Arial" w:eastAsia="Arial" w:hAnsi="Arial"/>
@@ -15102,7 +15102,7 @@
             <w:pPr>
               <w:spacing w:after="20" w:before="0"/>
             </w:pPr>
-            <w:hyperlink w:history="1" r:id="rIdtocg1mep2sgqzhxd89oq6">
+            <w:hyperlink w:history="1" r:id="rIdc2npl9ajq9gk5li6iinym">
               <w:r>
                 <w:rPr>
                   <w:rFonts w:ascii="Arial" w:cs="Arial" w:eastAsia="Arial" w:hAnsi="Arial"/>
@@ -15135,7 +15135,7 @@
               <w:spacing w:after="10" w:before="0"/>
               <w:ind w:left="120"/>
             </w:pPr>
-            <w:hyperlink w:history="1" r:id="rIdt0gzm2_xgsa4rrszmczyb">
+            <w:hyperlink w:history="1" r:id="rId0zndxmwct6ct-zjowtan-">
               <w:r>
                 <w:rPr>
                   <w:rFonts w:ascii="Arial" w:cs="Arial" w:eastAsia="Arial" w:hAnsi="Arial"/>
@@ -15180,7 +15180,7 @@
             <w:pPr>
               <w:spacing w:after="20" w:before="0"/>
             </w:pPr>
-            <w:hyperlink w:history="1" r:id="rIds83hoeq7zrvybt8zdpjoh">
+            <w:hyperlink w:history="1" r:id="rId6aooqia7grvhnkxh8fhfa">
               <w:r>
                 <w:rPr>
                   <w:rFonts w:ascii="Arial" w:cs="Arial" w:eastAsia="Arial" w:hAnsi="Arial"/>
@@ -15213,7 +15213,7 @@
               <w:spacing w:after="10" w:before="0"/>
               <w:ind w:left="120"/>
             </w:pPr>
-            <w:hyperlink w:history="1" r:id="rIdgiaw3atmmikpxy0j3is-h">
+            <w:hyperlink w:history="1" r:id="rIdhglzhnbg9vkv96gs8e3uu">
               <w:r>
                 <w:rPr>
                   <w:rFonts w:ascii="Arial" w:cs="Arial" w:eastAsia="Arial" w:hAnsi="Arial"/>
@@ -15408,7 +15408,7 @@
             <w:pPr>
               <w:spacing w:after="20" w:before="0"/>
             </w:pPr>
-            <w:hyperlink w:history="1" r:id="rIdksv5gjzhziefwcibneijs">
+            <w:hyperlink w:history="1" r:id="rIdxcoie4ih0ceozfupbycqn">
               <w:r>
                 <w:rPr>
                   <w:rFonts w:ascii="Arial" w:cs="Arial" w:eastAsia="Arial" w:hAnsi="Arial"/>
@@ -15441,7 +15441,7 @@
               <w:spacing w:after="10" w:before="0"/>
               <w:ind w:left="120"/>
             </w:pPr>
-            <w:hyperlink w:history="1" r:id="rIdibswciwz5o7djj8cr6oys">
+            <w:hyperlink w:history="1" r:id="rIdcb4qe75rkxq11uj6u2k3h">
               <w:r>
                 <w:rPr>
                   <w:rFonts w:ascii="Arial" w:cs="Arial" w:eastAsia="Arial" w:hAnsi="Arial"/>
@@ -15486,7 +15486,7 @@
             <w:pPr>
               <w:spacing w:after="20" w:before="0"/>
             </w:pPr>
-            <w:hyperlink w:history="1" r:id="rId7t8quakspbdenmm2radi_">
+            <w:hyperlink w:history="1" r:id="rIdzbbwhf1afprzdxwqh-uhi">
               <w:r>
                 <w:rPr>
                   <w:rFonts w:ascii="Arial" w:cs="Arial" w:eastAsia="Arial" w:hAnsi="Arial"/>
@@ -15519,7 +15519,7 @@
               <w:spacing w:after="10" w:before="0"/>
               <w:ind w:left="120"/>
             </w:pPr>
-            <w:hyperlink w:history="1" r:id="rIdoepaji6kgyh63qvpngbbk">
+            <w:hyperlink w:history="1" r:id="rIdtvmtd-smsq7_-neuidwra">
               <w:r>
                 <w:rPr>
                   <w:rFonts w:ascii="Arial" w:cs="Arial" w:eastAsia="Arial" w:hAnsi="Arial"/>
@@ -15714,7 +15714,7 @@
             <w:pPr>
               <w:spacing w:after="20" w:before="0"/>
             </w:pPr>
-            <w:hyperlink w:history="1" r:id="rIdttigs9k5epyjz6cctxjk6">
+            <w:hyperlink w:history="1" r:id="rIdkjjj0l45iqhtzldljf-k7">
               <w:r>
                 <w:rPr>
                   <w:rFonts w:ascii="Arial" w:cs="Arial" w:eastAsia="Arial" w:hAnsi="Arial"/>
@@ -15747,7 +15747,7 @@
               <w:spacing w:after="10" w:before="0"/>
               <w:ind w:left="120"/>
             </w:pPr>
-            <w:hyperlink w:history="1" r:id="rId2zo10gz5uonkl8i1fw-_s">
+            <w:hyperlink w:history="1" r:id="rIdipdmkmehcmq_ckoncyibs">
               <w:r>
                 <w:rPr>
                   <w:rFonts w:ascii="Arial" w:cs="Arial" w:eastAsia="Arial" w:hAnsi="Arial"/>
@@ -15792,7 +15792,7 @@
             <w:pPr>
               <w:spacing w:after="20" w:before="0"/>
             </w:pPr>
-            <w:hyperlink w:history="1" r:id="rIdq9_ldhg4zqw1p1sf5qsp-">
+            <w:hyperlink w:history="1" r:id="rIdheezhm0a2nzg9_nbhyviy">
               <w:r>
                 <w:rPr>
                   <w:rFonts w:ascii="Arial" w:cs="Arial" w:eastAsia="Arial" w:hAnsi="Arial"/>
@@ -15825,7 +15825,7 @@
               <w:spacing w:after="10" w:before="0"/>
               <w:ind w:left="120"/>
             </w:pPr>
-            <w:hyperlink w:history="1" r:id="rIdbrjtsx540v95dofqibmtm">
+            <w:hyperlink w:history="1" r:id="rId6efvux-uwgcq4im0pz-oc">
               <w:r>
                 <w:rPr>
                   <w:rFonts w:ascii="Arial" w:cs="Arial" w:eastAsia="Arial" w:hAnsi="Arial"/>
@@ -16020,7 +16020,7 @@
             <w:pPr>
               <w:spacing w:after="20" w:before="0"/>
             </w:pPr>
-            <w:hyperlink w:history="1" r:id="rIde8t2mqejsadgmrdapjikf">
+            <w:hyperlink w:history="1" r:id="rIdevisf3-v5zc0ql6gykuti">
               <w:r>
                 <w:rPr>
                   <w:rFonts w:ascii="Arial" w:cs="Arial" w:eastAsia="Arial" w:hAnsi="Arial"/>
@@ -16053,7 +16053,7 @@
               <w:spacing w:after="10" w:before="0"/>
               <w:ind w:left="120"/>
             </w:pPr>
-            <w:hyperlink w:history="1" r:id="rIdvs2f1ad15u68jjlkwiyju">
+            <w:hyperlink w:history="1" r:id="rIded5zrzo3h9vllnojnlhx4">
               <w:r>
                 <w:rPr>
                   <w:rFonts w:ascii="Arial" w:cs="Arial" w:eastAsia="Arial" w:hAnsi="Arial"/>
@@ -16098,7 +16098,7 @@
             <w:pPr>
               <w:spacing w:after="20" w:before="0"/>
             </w:pPr>
-            <w:hyperlink w:history="1" r:id="rIdsjah3csi9oco_ufjz2x9o">
+            <w:hyperlink w:history="1" r:id="rIdpomkkkzt49ld2siiukr4f">
               <w:r>
                 <w:rPr>
                   <w:rFonts w:ascii="Arial" w:cs="Arial" w:eastAsia="Arial" w:hAnsi="Arial"/>
@@ -16131,7 +16131,7 @@
               <w:spacing w:after="10" w:before="0"/>
               <w:ind w:left="120"/>
             </w:pPr>
-            <w:hyperlink w:history="1" r:id="rIdwz28bth_b_rhifyqgelxg">
+            <w:hyperlink w:history="1" r:id="rIdynz-_niittguhhs02nnha">
               <w:r>
                 <w:rPr>
                   <w:rFonts w:ascii="Arial" w:cs="Arial" w:eastAsia="Arial" w:hAnsi="Arial"/>
@@ -16326,7 +16326,7 @@
             <w:pPr>
               <w:spacing w:after="20" w:before="0"/>
             </w:pPr>
-            <w:hyperlink w:history="1" r:id="rIdo9m3gsphvlosif0fdv8hf">
+            <w:hyperlink w:history="1" r:id="rIdc9drq6vzy0htx5-ddnqby">
               <w:r>
                 <w:rPr>
                   <w:rFonts w:ascii="Arial" w:cs="Arial" w:eastAsia="Arial" w:hAnsi="Arial"/>
@@ -16359,7 +16359,7 @@
               <w:spacing w:after="10" w:before="0"/>
               <w:ind w:left="120"/>
             </w:pPr>
-            <w:hyperlink w:history="1" r:id="rId-lym2svfiqowxh_ppk9t0">
+            <w:hyperlink w:history="1" r:id="rIdfogtyqxs79tgsadzvlje0">
               <w:r>
                 <w:rPr>
                   <w:rFonts w:ascii="Arial" w:cs="Arial" w:eastAsia="Arial" w:hAnsi="Arial"/>
@@ -16404,7 +16404,7 @@
             <w:pPr>
               <w:spacing w:after="20" w:before="0"/>
             </w:pPr>
-            <w:hyperlink w:history="1" r:id="rIdwzae1vtulixoevy1zywuo">
+            <w:hyperlink w:history="1" r:id="rId8dkgc_wb6-3qe4fe-kenu">
               <w:r>
                 <w:rPr>
                   <w:rFonts w:ascii="Arial" w:cs="Arial" w:eastAsia="Arial" w:hAnsi="Arial"/>
@@ -16437,7 +16437,7 @@
               <w:spacing w:after="10" w:before="0"/>
               <w:ind w:left="120"/>
             </w:pPr>
-            <w:hyperlink w:history="1" r:id="rId-kdm-gtqyzhiynyitogye">
+            <w:hyperlink w:history="1" r:id="rId6raoe148k8fkallxv0b9s">
               <w:r>
                 <w:rPr>
                   <w:rFonts w:ascii="Arial" w:cs="Arial" w:eastAsia="Arial" w:hAnsi="Arial"/>
@@ -17924,7 +17924,7 @@
             <w:pPr>
               <w:spacing w:after="20" w:before="0"/>
             </w:pPr>
-            <w:hyperlink w:history="1" r:id="rIdz02osagelt_9s92mgmifw">
+            <w:hyperlink w:history="1" r:id="rIdjky8nkxbxpcuw8ciciv-s">
               <w:r>
                 <w:rPr>
                   <w:rFonts w:ascii="Arial" w:cs="Arial" w:eastAsia="Arial" w:hAnsi="Arial"/>
@@ -17957,7 +17957,7 @@
               <w:spacing w:after="10" w:before="0"/>
               <w:ind w:left="120"/>
             </w:pPr>
-            <w:hyperlink w:history="1" r:id="rIdjf9hxbctruvx1dmkmxzwg">
+            <w:hyperlink w:history="1" r:id="rId0t-j0ffv45xoq4ag1fzoi">
               <w:r>
                 <w:rPr>
                   <w:rFonts w:ascii="Arial" w:cs="Arial" w:eastAsia="Arial" w:hAnsi="Arial"/>
@@ -18002,7 +18002,7 @@
             <w:pPr>
               <w:spacing w:after="20" w:before="0"/>
             </w:pPr>
-            <w:hyperlink w:history="1" r:id="rId_ks4yp6prldcxv6sdrcrp">
+            <w:hyperlink w:history="1" r:id="rIdarb0a_1d3mwmwu2gqwemj">
               <w:r>
                 <w:rPr>
                   <w:rFonts w:ascii="Arial" w:cs="Arial" w:eastAsia="Arial" w:hAnsi="Arial"/>
@@ -18035,7 +18035,7 @@
               <w:spacing w:after="10" w:before="0"/>
               <w:ind w:left="120"/>
             </w:pPr>
-            <w:hyperlink w:history="1" r:id="rIdh5hxgbsz7jo9lugfd2alb">
+            <w:hyperlink w:history="1" r:id="rIdaf8zxxxluklqahac_dbb-">
               <w:r>
                 <w:rPr>
                   <w:rFonts w:ascii="Arial" w:cs="Arial" w:eastAsia="Arial" w:hAnsi="Arial"/>
@@ -18230,7 +18230,7 @@
             <w:pPr>
               <w:spacing w:after="20" w:before="0"/>
             </w:pPr>
-            <w:hyperlink w:history="1" r:id="rIdt3y0p7vvgj0xw1jj5gnmr">
+            <w:hyperlink w:history="1" r:id="rId7cuha0rkqkpb7jvcderr2">
               <w:r>
                 <w:rPr>
                   <w:rFonts w:ascii="Arial" w:cs="Arial" w:eastAsia="Arial" w:hAnsi="Arial"/>
@@ -18263,7 +18263,7 @@
               <w:spacing w:after="10" w:before="0"/>
               <w:ind w:left="120"/>
             </w:pPr>
-            <w:hyperlink w:history="1" r:id="rIdqq-guvht1tuebha5btyra">
+            <w:hyperlink w:history="1" r:id="rIdcp6oezz047jjol9u6e7-j">
               <w:r>
                 <w:rPr>
                   <w:rFonts w:ascii="Arial" w:cs="Arial" w:eastAsia="Arial" w:hAnsi="Arial"/>
@@ -18308,7 +18308,7 @@
             <w:pPr>
               <w:spacing w:after="20" w:before="0"/>
             </w:pPr>
-            <w:hyperlink w:history="1" r:id="rId68xiwq1y071n-ehrr-tme">
+            <w:hyperlink w:history="1" r:id="rIdwqet8nmz5jnvls6gq9avf">
               <w:r>
                 <w:rPr>
                   <w:rFonts w:ascii="Arial" w:cs="Arial" w:eastAsia="Arial" w:hAnsi="Arial"/>
@@ -18341,7 +18341,7 @@
               <w:spacing w:after="10" w:before="0"/>
               <w:ind w:left="120"/>
             </w:pPr>
-            <w:hyperlink w:history="1" r:id="rIdibkibcjdwju-dbxus2kwb">
+            <w:hyperlink w:history="1" r:id="rIddrsbyb-h6ljrgkqu85i7m">
               <w:r>
                 <w:rPr>
                   <w:rFonts w:ascii="Arial" w:cs="Arial" w:eastAsia="Arial" w:hAnsi="Arial"/>
@@ -18536,7 +18536,7 @@
             <w:pPr>
               <w:spacing w:after="20" w:before="0"/>
             </w:pPr>
-            <w:hyperlink w:history="1" r:id="rIdsenuvatqqjobnisdx_mcg">
+            <w:hyperlink w:history="1" r:id="rId2nhnz6tgmghmnar2x4glr">
               <w:r>
                 <w:rPr>
                   <w:rFonts w:ascii="Arial" w:cs="Arial" w:eastAsia="Arial" w:hAnsi="Arial"/>
@@ -18569,7 +18569,7 @@
               <w:spacing w:after="10" w:before="0"/>
               <w:ind w:left="120"/>
             </w:pPr>
-            <w:hyperlink w:history="1" r:id="rIdzlq08ovvdav9raxhouxlx">
+            <w:hyperlink w:history="1" r:id="rIdro3chfbpph7wax3ndq4cm">
               <w:r>
                 <w:rPr>
                   <w:rFonts w:ascii="Arial" w:cs="Arial" w:eastAsia="Arial" w:hAnsi="Arial"/>
@@ -18614,7 +18614,7 @@
             <w:pPr>
               <w:spacing w:after="20" w:before="0"/>
             </w:pPr>
-            <w:hyperlink w:history="1" r:id="rIdtktpkhr6objt9rlvw91lq">
+            <w:hyperlink w:history="1" r:id="rId6blkj15ski2f1q3himot9">
               <w:r>
                 <w:rPr>
                   <w:rFonts w:ascii="Arial" w:cs="Arial" w:eastAsia="Arial" w:hAnsi="Arial"/>
@@ -18647,7 +18647,7 @@
               <w:spacing w:after="10" w:before="0"/>
               <w:ind w:left="120"/>
             </w:pPr>
-            <w:hyperlink w:history="1" r:id="rId5-q3czbbciy-kcyanjs0m">
+            <w:hyperlink w:history="1" r:id="rIdushlct_lnzfj3ba3pozj8">
               <w:r>
                 <w:rPr>
                   <w:rFonts w:ascii="Arial" w:cs="Arial" w:eastAsia="Arial" w:hAnsi="Arial"/>
@@ -18842,7 +18842,7 @@
             <w:pPr>
               <w:spacing w:after="20" w:before="0"/>
             </w:pPr>
-            <w:hyperlink w:history="1" r:id="rIdl9pcx-9uyd60p42nbpcmd">
+            <w:hyperlink w:history="1" r:id="rIddt8yucnfx_refyn6mqxrv">
               <w:r>
                 <w:rPr>
                   <w:rFonts w:ascii="Arial" w:cs="Arial" w:eastAsia="Arial" w:hAnsi="Arial"/>
@@ -18875,7 +18875,7 @@
               <w:spacing w:after="10" w:before="0"/>
               <w:ind w:left="120"/>
             </w:pPr>
-            <w:hyperlink w:history="1" r:id="rId-0wbijlqi0izkixfmozkw">
+            <w:hyperlink w:history="1" r:id="rIdpubzleglzywoke5qzflfe">
               <w:r>
                 <w:rPr>
                   <w:rFonts w:ascii="Arial" w:cs="Arial" w:eastAsia="Arial" w:hAnsi="Arial"/>
@@ -18920,7 +18920,7 @@
             <w:pPr>
               <w:spacing w:after="20" w:before="0"/>
             </w:pPr>
-            <w:hyperlink w:history="1" r:id="rIdg3wdudvdz2olcc2k7iucr">
+            <w:hyperlink w:history="1" r:id="rIdnltzxdvyz3092cf7gbpyw">
               <w:r>
                 <w:rPr>
                   <w:rFonts w:ascii="Arial" w:cs="Arial" w:eastAsia="Arial" w:hAnsi="Arial"/>
@@ -18953,7 +18953,7 @@
               <w:spacing w:after="10" w:before="0"/>
               <w:ind w:left="120"/>
             </w:pPr>
-            <w:hyperlink w:history="1" r:id="rIdnj9wr6bxg5lzibqehl0po">
+            <w:hyperlink w:history="1" r:id="rIdaipxcon1rierqo3t0nizp">
               <w:r>
                 <w:rPr>
                   <w:rFonts w:ascii="Arial" w:cs="Arial" w:eastAsia="Arial" w:hAnsi="Arial"/>
@@ -19148,7 +19148,7 @@
             <w:pPr>
               <w:spacing w:after="20" w:before="0"/>
             </w:pPr>
-            <w:hyperlink w:history="1" r:id="rId59v0ptshnzxc3xy-frthv">
+            <w:hyperlink w:history="1" r:id="rId9cjs2f2pmpup_8gg6zo9j">
               <w:r>
                 <w:rPr>
                   <w:rFonts w:ascii="Arial" w:cs="Arial" w:eastAsia="Arial" w:hAnsi="Arial"/>
@@ -19181,7 +19181,7 @@
               <w:spacing w:after="10" w:before="0"/>
               <w:ind w:left="120"/>
             </w:pPr>
-            <w:hyperlink w:history="1" r:id="rIdbywxilwhkzk6taevie1ug">
+            <w:hyperlink w:history="1" r:id="rIdfnvet653nqjslk-5h6kdo">
               <w:r>
                 <w:rPr>
                   <w:rFonts w:ascii="Arial" w:cs="Arial" w:eastAsia="Arial" w:hAnsi="Arial"/>
@@ -19226,7 +19226,7 @@
             <w:pPr>
               <w:spacing w:after="20" w:before="0"/>
             </w:pPr>
-            <w:hyperlink w:history="1" r:id="rId3kbggrmqix8o3r2ddv7rs">
+            <w:hyperlink w:history="1" r:id="rIdb6g-5jrl-fioyxwm6k-vg">
               <w:r>
                 <w:rPr>
                   <w:rFonts w:ascii="Arial" w:cs="Arial" w:eastAsia="Arial" w:hAnsi="Arial"/>
@@ -19259,7 +19259,7 @@
               <w:spacing w:after="10" w:before="0"/>
               <w:ind w:left="120"/>
             </w:pPr>
-            <w:hyperlink w:history="1" r:id="rId5zvmqk50ucjmbqjus4m9o">
+            <w:hyperlink w:history="1" r:id="rIddow-7f0yq2lbmj4hhp-8d">
               <w:r>
                 <w:rPr>
                   <w:rFonts w:ascii="Arial" w:cs="Arial" w:eastAsia="Arial" w:hAnsi="Arial"/>
@@ -20860,7 +20860,7 @@
             <w:pPr>
               <w:spacing w:after="20" w:before="0"/>
             </w:pPr>
-            <w:hyperlink w:history="1" r:id="rIdim2p3t0mo-y48nnzwp1jv">
+            <w:hyperlink w:history="1" r:id="rId8tfjijq6sv8lwjvpe87az">
               <w:r>
                 <w:rPr>
                   <w:rFonts w:ascii="Arial" w:cs="Arial" w:eastAsia="Arial" w:hAnsi="Arial"/>
@@ -20893,7 +20893,7 @@
               <w:spacing w:after="10" w:before="0"/>
               <w:ind w:left="120"/>
             </w:pPr>
-            <w:hyperlink w:history="1" r:id="rIdzij3tcnfugfxxrac9nme1">
+            <w:hyperlink w:history="1" r:id="rIdy-qc5zjgsgn-hrbq2wz3h">
               <w:r>
                 <w:rPr>
                   <w:rFonts w:ascii="Arial" w:cs="Arial" w:eastAsia="Arial" w:hAnsi="Arial"/>
@@ -20938,7 +20938,7 @@
             <w:pPr>
               <w:spacing w:after="20" w:before="0"/>
             </w:pPr>
-            <w:hyperlink w:history="1" r:id="rId0etgbxhmen8wme9ggnhqo">
+            <w:hyperlink w:history="1" r:id="rId5a7t52xxbpljf9klngzxe">
               <w:r>
                 <w:rPr>
                   <w:rFonts w:ascii="Arial" w:cs="Arial" w:eastAsia="Arial" w:hAnsi="Arial"/>
@@ -20971,7 +20971,7 @@
               <w:spacing w:after="10" w:before="0"/>
               <w:ind w:left="120"/>
             </w:pPr>
-            <w:hyperlink w:history="1" r:id="rId2k4wdipidnrk0hgwmvghe">
+            <w:hyperlink w:history="1" r:id="rIdwhk5qqhrdcq-mr-0rmx3_">
               <w:r>
                 <w:rPr>
                   <w:rFonts w:ascii="Arial" w:cs="Arial" w:eastAsia="Arial" w:hAnsi="Arial"/>
@@ -21166,7 +21166,7 @@
             <w:pPr>
               <w:spacing w:after="20" w:before="0"/>
             </w:pPr>
-            <w:hyperlink w:history="1" r:id="rIduwlw95qscn0wln7bgcxcn">
+            <w:hyperlink w:history="1" r:id="rIdjlvtrporcywusermkd5lu">
               <w:r>
                 <w:rPr>
                   <w:rFonts w:ascii="Arial" w:cs="Arial" w:eastAsia="Arial" w:hAnsi="Arial"/>
@@ -21199,7 +21199,7 @@
               <w:spacing w:after="10" w:before="0"/>
               <w:ind w:left="120"/>
             </w:pPr>
-            <w:hyperlink w:history="1" r:id="rIdxrfmjgsj0bzncwtov8kne">
+            <w:hyperlink w:history="1" r:id="rId8fwexftivd1qhchefthbi">
               <w:r>
                 <w:rPr>
                   <w:rFonts w:ascii="Arial" w:cs="Arial" w:eastAsia="Arial" w:hAnsi="Arial"/>
@@ -21244,7 +21244,7 @@
             <w:pPr>
               <w:spacing w:after="20" w:before="0"/>
             </w:pPr>
-            <w:hyperlink w:history="1" r:id="rId172jbkgmxiqqzm786dait">
+            <w:hyperlink w:history="1" r:id="rIdcux-gqz6lcfi_a45znhtk">
               <w:r>
                 <w:rPr>
                   <w:rFonts w:ascii="Arial" w:cs="Arial" w:eastAsia="Arial" w:hAnsi="Arial"/>
@@ -21277,7 +21277,7 @@
               <w:spacing w:after="10" w:before="0"/>
               <w:ind w:left="120"/>
             </w:pPr>
-            <w:hyperlink w:history="1" r:id="rIdw8danfxbcfpp8aywqnqos">
+            <w:hyperlink w:history="1" r:id="rIdzxnyko7eqo2ce-dq_kmu9">
               <w:r>
                 <w:rPr>
                   <w:rFonts w:ascii="Arial" w:cs="Arial" w:eastAsia="Arial" w:hAnsi="Arial"/>
@@ -21472,7 +21472,7 @@
             <w:pPr>
               <w:spacing w:after="20" w:before="0"/>
             </w:pPr>
-            <w:hyperlink w:history="1" r:id="rIdmoqfts7dalgnq7ruwjyv6">
+            <w:hyperlink w:history="1" r:id="rIdslgoq_fmv84ozw1zqwy3z">
               <w:r>
                 <w:rPr>
                   <w:rFonts w:ascii="Arial" w:cs="Arial" w:eastAsia="Arial" w:hAnsi="Arial"/>
@@ -21505,7 +21505,7 @@
               <w:spacing w:after="10" w:before="0"/>
               <w:ind w:left="120"/>
             </w:pPr>
-            <w:hyperlink w:history="1" r:id="rId8c0suvxrkazlfqbhaxubw">
+            <w:hyperlink w:history="1" r:id="rIdsolnrtuudf6etzycuokry">
               <w:r>
                 <w:rPr>
                   <w:rFonts w:ascii="Arial" w:cs="Arial" w:eastAsia="Arial" w:hAnsi="Arial"/>
@@ -21550,7 +21550,7 @@
             <w:pPr>
               <w:spacing w:after="20" w:before="0"/>
             </w:pPr>
-            <w:hyperlink w:history="1" r:id="rIdb0gcq9bgp3ux5irllglwr">
+            <w:hyperlink w:history="1" r:id="rIdgixdtsqi5syvgqbguug2x">
               <w:r>
                 <w:rPr>
                   <w:rFonts w:ascii="Arial" w:cs="Arial" w:eastAsia="Arial" w:hAnsi="Arial"/>
@@ -21583,7 +21583,7 @@
               <w:spacing w:after="10" w:before="0"/>
               <w:ind w:left="120"/>
             </w:pPr>
-            <w:hyperlink w:history="1" r:id="rIdkwwmmmbbgd50qkpski78u">
+            <w:hyperlink w:history="1" r:id="rIdwye7wxxjzouz7g-ct0x5x">
               <w:r>
                 <w:rPr>
                   <w:rFonts w:ascii="Arial" w:cs="Arial" w:eastAsia="Arial" w:hAnsi="Arial"/>
@@ -21778,7 +21778,7 @@
             <w:pPr>
               <w:spacing w:after="20" w:before="0"/>
             </w:pPr>
-            <w:hyperlink w:history="1" r:id="rIdnqhaegojzjgk1eydflk_0">
+            <w:hyperlink w:history="1" r:id="rIdyzpqawa_eipdcdfnisixw">
               <w:r>
                 <w:rPr>
                   <w:rFonts w:ascii="Arial" w:cs="Arial" w:eastAsia="Arial" w:hAnsi="Arial"/>
@@ -21811,7 +21811,7 @@
               <w:spacing w:after="10" w:before="0"/>
               <w:ind w:left="120"/>
             </w:pPr>
-            <w:hyperlink w:history="1" r:id="rIdvqx9gfoewhd6tnv0jf0p4">
+            <w:hyperlink w:history="1" r:id="rIdkpqcjyfvn_yo4ciakslww">
               <w:r>
                 <w:rPr>
                   <w:rFonts w:ascii="Arial" w:cs="Arial" w:eastAsia="Arial" w:hAnsi="Arial"/>
@@ -21856,7 +21856,7 @@
             <w:pPr>
               <w:spacing w:after="20" w:before="0"/>
             </w:pPr>
-            <w:hyperlink w:history="1" r:id="rIdw_pzxgcgyvoyeuo8css74">
+            <w:hyperlink w:history="1" r:id="rIdpfcxhqvjjz6zj9altss6o">
               <w:r>
                 <w:rPr>
                   <w:rFonts w:ascii="Arial" w:cs="Arial" w:eastAsia="Arial" w:hAnsi="Arial"/>
@@ -21889,7 +21889,7 @@
               <w:spacing w:after="10" w:before="0"/>
               <w:ind w:left="120"/>
             </w:pPr>
-            <w:hyperlink w:history="1" r:id="rIdtgt0bqtbqzsdwf1wyybve">
+            <w:hyperlink w:history="1" r:id="rIdng3lbjbfhsyoobackoemq">
               <w:r>
                 <w:rPr>
                   <w:rFonts w:ascii="Arial" w:cs="Arial" w:eastAsia="Arial" w:hAnsi="Arial"/>
@@ -22084,7 +22084,7 @@
             <w:pPr>
               <w:spacing w:after="20" w:before="0"/>
             </w:pPr>
-            <w:hyperlink w:history="1" r:id="rIdpjrylydshfd6amaf_pbys">
+            <w:hyperlink w:history="1" r:id="rIdsozslhue8ewazpmj0n_yc">
               <w:r>
                 <w:rPr>
                   <w:rFonts w:ascii="Arial" w:cs="Arial" w:eastAsia="Arial" w:hAnsi="Arial"/>
@@ -22117,7 +22117,7 @@
               <w:spacing w:after="10" w:before="0"/>
               <w:ind w:left="120"/>
             </w:pPr>
-            <w:hyperlink w:history="1" r:id="rIdedl4amw7rpjz2ohagfwa7">
+            <w:hyperlink w:history="1" r:id="rIdehndtjdn5iuqkh_x8suuo">
               <w:r>
                 <w:rPr>
                   <w:rFonts w:ascii="Arial" w:cs="Arial" w:eastAsia="Arial" w:hAnsi="Arial"/>
@@ -22162,7 +22162,7 @@
             <w:pPr>
               <w:spacing w:after="20" w:before="0"/>
             </w:pPr>
-            <w:hyperlink w:history="1" r:id="rIdpo4sdq3k21zzfc5-shdn7">
+            <w:hyperlink w:history="1" r:id="rIdevy0py0vp911czdodj54w">
               <w:r>
                 <w:rPr>
                   <w:rFonts w:ascii="Arial" w:cs="Arial" w:eastAsia="Arial" w:hAnsi="Arial"/>
@@ -22195,7 +22195,7 @@
               <w:spacing w:after="10" w:before="0"/>
               <w:ind w:left="120"/>
             </w:pPr>
-            <w:hyperlink w:history="1" r:id="rIdzpcoknghamqnshjngqhxf">
+            <w:hyperlink w:history="1" r:id="rId9ibarmf7dmtnfbnp9pl3p">
               <w:r>
                 <w:rPr>
                   <w:rFonts w:ascii="Arial" w:cs="Arial" w:eastAsia="Arial" w:hAnsi="Arial"/>
@@ -23423,7 +23423,25 @@
             </w:tcMar>
             <w:vAlign w:val="top"/>
           </w:tcPr>
-          <w:p/>
+          <w:p>
+            <w:pPr>
+              <w:spacing w:after="40" w:before="0"/>
+              <w:jc w:val="left"/>
+            </w:pPr>
+            <w:r>
+              <w:rPr>
+                <w:rFonts w:ascii="Arial" w:cs="Arial" w:eastAsia="Arial" w:hAnsi="Arial"/>
+                <w:b w:val="false"/>
+                <w:bCs w:val="false"/>
+                <w:i w:val="false"/>
+                <w:iCs w:val="false"/>
+                <w:color w:val="000000"/>
+                <w:sz w:val="18"/>
+                <w:szCs w:val="18"/>
+              </w:rPr>
+              <w:t xml:space="preserve">No new hazards in this lesson. If learners handle any electrical components during the practical assessment demonstration, ensure hands are dry and all connections are insulated. Scissors or craft tools used in model-making should be handled carefully. Ensure adequate spacing at desks during the written assessment segment.</w:t>
+            </w:r>
+          </w:p>
         </w:tc>
       </w:tr>
     </w:tbl>
@@ -23797,7 +23815,7 @@
             <w:pPr>
               <w:spacing w:after="20" w:before="0"/>
             </w:pPr>
-            <w:hyperlink w:history="1" r:id="rIdvlzm7ykpuiizqlpazcwny">
+            <w:hyperlink w:history="1" r:id="rIdgej_gbrxbtvjynkqcrzui">
               <w:r>
                 <w:rPr>
                   <w:rFonts w:ascii="Arial" w:cs="Arial" w:eastAsia="Arial" w:hAnsi="Arial"/>
@@ -23830,7 +23848,7 @@
               <w:spacing w:after="10" w:before="0"/>
               <w:ind w:left="120"/>
             </w:pPr>
-            <w:hyperlink w:history="1" r:id="rIdzinlbe1eobvf5m07gkhtd">
+            <w:hyperlink w:history="1" r:id="rIdm6hd81yarslz9qt-ixlvv">
               <w:r>
                 <w:rPr>
                   <w:rFonts w:ascii="Arial" w:cs="Arial" w:eastAsia="Arial" w:hAnsi="Arial"/>
@@ -23875,7 +23893,7 @@
             <w:pPr>
               <w:spacing w:after="20" w:before="0"/>
             </w:pPr>
-            <w:hyperlink w:history="1" r:id="rIdaqjys6_afpvceo6opyilk">
+            <w:hyperlink w:history="1" r:id="rIdqnx0n0nzkltxqcd5lclyh">
               <w:r>
                 <w:rPr>
                   <w:rFonts w:ascii="Arial" w:cs="Arial" w:eastAsia="Arial" w:hAnsi="Arial"/>
@@ -23908,7 +23926,7 @@
               <w:spacing w:after="10" w:before="0"/>
               <w:ind w:left="120"/>
             </w:pPr>
-            <w:hyperlink w:history="1" r:id="rIdoecc8azuhaxvpmgyi4bl7">
+            <w:hyperlink w:history="1" r:id="rIdao5hntuxxx5gi3qy-ezxk">
               <w:r>
                 <w:rPr>
                   <w:rFonts w:ascii="Arial" w:cs="Arial" w:eastAsia="Arial" w:hAnsi="Arial"/>
@@ -24103,7 +24121,7 @@
             <w:pPr>
               <w:spacing w:after="20" w:before="0"/>
             </w:pPr>
-            <w:hyperlink w:history="1" r:id="rIdbyqf1ala450sgkvbu9gev">
+            <w:hyperlink w:history="1" r:id="rIdysxrtiquknoouqolkainq">
               <w:r>
                 <w:rPr>
                   <w:rFonts w:ascii="Arial" w:cs="Arial" w:eastAsia="Arial" w:hAnsi="Arial"/>
@@ -24136,7 +24154,7 @@
               <w:spacing w:after="10" w:before="0"/>
               <w:ind w:left="120"/>
             </w:pPr>
-            <w:hyperlink w:history="1" r:id="rIdyo04-dihyxd5a1njxacte">
+            <w:hyperlink w:history="1" r:id="rId-fzjtkmjgwnzc7icgg1nb">
               <w:r>
                 <w:rPr>
                   <w:rFonts w:ascii="Arial" w:cs="Arial" w:eastAsia="Arial" w:hAnsi="Arial"/>
@@ -24181,7 +24199,7 @@
             <w:pPr>
               <w:spacing w:after="20" w:before="0"/>
             </w:pPr>
-            <w:hyperlink w:history="1" r:id="rIdxf_qmx6dn4n-cqlq2vl-a">
+            <w:hyperlink w:history="1" r:id="rIdfsnzddry8dpffcstg2b0t">
               <w:r>
                 <w:rPr>
                   <w:rFonts w:ascii="Arial" w:cs="Arial" w:eastAsia="Arial" w:hAnsi="Arial"/>
@@ -24214,7 +24232,7 @@
               <w:spacing w:after="10" w:before="0"/>
               <w:ind w:left="120"/>
             </w:pPr>
-            <w:hyperlink w:history="1" r:id="rIdh5gjyyu4x7pnl-g5-8hei">
+            <w:hyperlink w:history="1" r:id="rIdvhjx33wvpw4xde4vazlmu">
               <w:r>
                 <w:rPr>
                   <w:rFonts w:ascii="Arial" w:cs="Arial" w:eastAsia="Arial" w:hAnsi="Arial"/>
@@ -24409,7 +24427,7 @@
             <w:pPr>
               <w:spacing w:after="20" w:before="0"/>
             </w:pPr>
-            <w:hyperlink w:history="1" r:id="rIdyvdyut9r7c4sza8y_z4dt">
+            <w:hyperlink w:history="1" r:id="rIdzx9gtr98wiwhhtiutr6cc">
               <w:r>
                 <w:rPr>
                   <w:rFonts w:ascii="Arial" w:cs="Arial" w:eastAsia="Arial" w:hAnsi="Arial"/>
@@ -24442,7 +24460,7 @@
               <w:spacing w:after="10" w:before="0"/>
               <w:ind w:left="120"/>
             </w:pPr>
-            <w:hyperlink w:history="1" r:id="rIdkvnt7juieetcndoeigo4i">
+            <w:hyperlink w:history="1" r:id="rIds1hy4mqyozhgzo2oq3gel">
               <w:r>
                 <w:rPr>
                   <w:rFonts w:ascii="Arial" w:cs="Arial" w:eastAsia="Arial" w:hAnsi="Arial"/>
@@ -24487,7 +24505,7 @@
             <w:pPr>
               <w:spacing w:after="20" w:before="0"/>
             </w:pPr>
-            <w:hyperlink w:history="1" r:id="rIdgk4gegu9orsldets0c6oh">
+            <w:hyperlink w:history="1" r:id="rIdulcwwp8z_0fw7wviltnc_">
               <w:r>
                 <w:rPr>
                   <w:rFonts w:ascii="Arial" w:cs="Arial" w:eastAsia="Arial" w:hAnsi="Arial"/>
@@ -24520,7 +24538,7 @@
               <w:spacing w:after="10" w:before="0"/>
               <w:ind w:left="120"/>
             </w:pPr>
-            <w:hyperlink w:history="1" r:id="rIdgig03nksb72gsmcha0gyw">
+            <w:hyperlink w:history="1" r:id="rIdxn8tibu5ilsz27satvcwi">
               <w:r>
                 <w:rPr>
                   <w:rFonts w:ascii="Arial" w:cs="Arial" w:eastAsia="Arial" w:hAnsi="Arial"/>
@@ -24715,7 +24733,7 @@
             <w:pPr>
               <w:spacing w:after="20" w:before="0"/>
             </w:pPr>
-            <w:hyperlink w:history="1" r:id="rIdm8l-tldkd81vcwtth35r8">
+            <w:hyperlink w:history="1" r:id="rIdtzvfez0nstqt6t87rbt26">
               <w:r>
                 <w:rPr>
                   <w:rFonts w:ascii="Arial" w:cs="Arial" w:eastAsia="Arial" w:hAnsi="Arial"/>
@@ -24748,7 +24766,7 @@
               <w:spacing w:after="10" w:before="0"/>
               <w:ind w:left="120"/>
             </w:pPr>
-            <w:hyperlink w:history="1" r:id="rIdtri5_dac1xxz7yguxnxf3">
+            <w:hyperlink w:history="1" r:id="rIdvghp-nyrbflgnihmumudr">
               <w:r>
                 <w:rPr>
                   <w:rFonts w:ascii="Arial" w:cs="Arial" w:eastAsia="Arial" w:hAnsi="Arial"/>
@@ -24793,7 +24811,7 @@
             <w:pPr>
               <w:spacing w:after="20" w:before="0"/>
             </w:pPr>
-            <w:hyperlink w:history="1" r:id="rIdhzqjwqebwvekg0nyuaqb-">
+            <w:hyperlink w:history="1" r:id="rId9ttbpmf8mkq2isosyr4rk">
               <w:r>
                 <w:rPr>
                   <w:rFonts w:ascii="Arial" w:cs="Arial" w:eastAsia="Arial" w:hAnsi="Arial"/>
@@ -24826,7 +24844,7 @@
               <w:spacing w:after="10" w:before="0"/>
               <w:ind w:left="120"/>
             </w:pPr>
-            <w:hyperlink w:history="1" r:id="rIdrvqedzzm3bipcnrlhyp2x">
+            <w:hyperlink w:history="1" r:id="rIdm_gnrys6qltemlxhiclds">
               <w:r>
                 <w:rPr>
                   <w:rFonts w:ascii="Arial" w:cs="Arial" w:eastAsia="Arial" w:hAnsi="Arial"/>
@@ -25021,7 +25039,7 @@
             <w:pPr>
               <w:spacing w:after="20" w:before="0"/>
             </w:pPr>
-            <w:hyperlink w:history="1" r:id="rIdb62gz3jjvptpy5yengswj">
+            <w:hyperlink w:history="1" r:id="rIdw3rbuovso7vcs5qtwdrsj">
               <w:r>
                 <w:rPr>
                   <w:rFonts w:ascii="Arial" w:cs="Arial" w:eastAsia="Arial" w:hAnsi="Arial"/>
@@ -25054,7 +25072,7 @@
               <w:spacing w:after="10" w:before="0"/>
               <w:ind w:left="120"/>
             </w:pPr>
-            <w:hyperlink w:history="1" r:id="rIdjvektbtsanrvic5queayb">
+            <w:hyperlink w:history="1" r:id="rIdh_cn855bct0-ezfao_7kw">
               <w:r>
                 <w:rPr>
                   <w:rFonts w:ascii="Arial" w:cs="Arial" w:eastAsia="Arial" w:hAnsi="Arial"/>
@@ -25099,7 +25117,7 @@
             <w:pPr>
               <w:spacing w:after="20" w:before="0"/>
             </w:pPr>
-            <w:hyperlink w:history="1" r:id="rIdkzir8wk8htvyyyc3ypmtq">
+            <w:hyperlink w:history="1" r:id="rIdjthuent0qm-idbziiqjy_">
               <w:r>
                 <w:rPr>
                   <w:rFonts w:ascii="Arial" w:cs="Arial" w:eastAsia="Arial" w:hAnsi="Arial"/>
@@ -25132,7 +25150,7 @@
               <w:spacing w:after="10" w:before="0"/>
               <w:ind w:left="120"/>
             </w:pPr>
-            <w:hyperlink w:history="1" r:id="rIdesewxqpqbmznbuphz1bui">
+            <w:hyperlink w:history="1" r:id="rIdnsvujn62t8obpbcbbk3mb">
               <w:r>
                 <w:rPr>
                   <w:rFonts w:ascii="Arial" w:cs="Arial" w:eastAsia="Arial" w:hAnsi="Arial"/>

--- a/data/outputs/v2/General_Science/SS3.4_Magnetism_and_Electromagnetic_Induction/General_Science_Magnetism_and_Electromagnetic_Induction_CBE_LessonSequence.docx
+++ b/data/outputs/v2/General_Science/SS3.4_Magnetism_and_Electromagnetic_Induction/General_Science_Magnetism_and_Electromagnetic_Induction_CBE_LessonSequence.docx
@@ -3206,7 +3206,7 @@
             <w:pPr>
               <w:spacing w:after="20" w:before="0"/>
             </w:pPr>
-            <w:hyperlink w:history="1" r:id="rId0-tbdxwqmznfmjhxnsic-">
+            <w:hyperlink w:history="1" r:id="rIdkfist-lyouwjqcjv3rxrp">
               <w:r>
                 <w:rPr>
                   <w:rFonts w:ascii="Arial" w:cs="Arial" w:eastAsia="Arial" w:hAnsi="Arial"/>
@@ -3239,7 +3239,7 @@
               <w:spacing w:after="10" w:before="0"/>
               <w:ind w:left="120"/>
             </w:pPr>
-            <w:hyperlink w:history="1" r:id="rIdbol95fvr4ykvrwiecbzdq">
+            <w:hyperlink w:history="1" r:id="rIdebjlwbe1zyxyl5wwia2et">
               <w:r>
                 <w:rPr>
                   <w:rFonts w:ascii="Arial" w:cs="Arial" w:eastAsia="Arial" w:hAnsi="Arial"/>
@@ -3284,7 +3284,7 @@
             <w:pPr>
               <w:spacing w:after="20" w:before="0"/>
             </w:pPr>
-            <w:hyperlink w:history="1" r:id="rIdezthqlurftb9r9uvzrz-e">
+            <w:hyperlink w:history="1" r:id="rId4n8kyjf0oksheyxup1lrp">
               <w:r>
                 <w:rPr>
                   <w:rFonts w:ascii="Arial" w:cs="Arial" w:eastAsia="Arial" w:hAnsi="Arial"/>
@@ -3317,7 +3317,7 @@
               <w:spacing w:after="10" w:before="0"/>
               <w:ind w:left="120"/>
             </w:pPr>
-            <w:hyperlink w:history="1" r:id="rIdsbqaiqscu3rrrebgwcnl0">
+            <w:hyperlink w:history="1" r:id="rIdmtswvyzyxnttiayo2iwif">
               <w:r>
                 <w:rPr>
                   <w:rFonts w:ascii="Arial" w:cs="Arial" w:eastAsia="Arial" w:hAnsi="Arial"/>
@@ -3512,7 +3512,7 @@
             <w:pPr>
               <w:spacing w:after="20" w:before="0"/>
             </w:pPr>
-            <w:hyperlink w:history="1" r:id="rIdjfv_sk-ycsdetdfwfunqo">
+            <w:hyperlink w:history="1" r:id="rIdfb_6um_idsmcnkgamdz5v">
               <w:r>
                 <w:rPr>
                   <w:rFonts w:ascii="Arial" w:cs="Arial" w:eastAsia="Arial" w:hAnsi="Arial"/>
@@ -3545,7 +3545,7 @@
               <w:spacing w:after="10" w:before="0"/>
               <w:ind w:left="120"/>
             </w:pPr>
-            <w:hyperlink w:history="1" r:id="rId0s2c_7znknonuygtxil41">
+            <w:hyperlink w:history="1" r:id="rIdpkeq1clrzl4bexq0xbn5c">
               <w:r>
                 <w:rPr>
                   <w:rFonts w:ascii="Arial" w:cs="Arial" w:eastAsia="Arial" w:hAnsi="Arial"/>
@@ -3590,7 +3590,7 @@
             <w:pPr>
               <w:spacing w:after="20" w:before="0"/>
             </w:pPr>
-            <w:hyperlink w:history="1" r:id="rIdwfh4ej3aslmr4iy6jwv4f">
+            <w:hyperlink w:history="1" r:id="rId9dr_sqp7com6fvhyxbf_2">
               <w:r>
                 <w:rPr>
                   <w:rFonts w:ascii="Arial" w:cs="Arial" w:eastAsia="Arial" w:hAnsi="Arial"/>
@@ -3623,7 +3623,7 @@
               <w:spacing w:after="10" w:before="0"/>
               <w:ind w:left="120"/>
             </w:pPr>
-            <w:hyperlink w:history="1" r:id="rId1r3jub9dq9tkmh8cv4amr">
+            <w:hyperlink w:history="1" r:id="rIdqtjnl-i0thgp2oby7acle">
               <w:r>
                 <w:rPr>
                   <w:rFonts w:ascii="Arial" w:cs="Arial" w:eastAsia="Arial" w:hAnsi="Arial"/>
@@ -3818,7 +3818,7 @@
             <w:pPr>
               <w:spacing w:after="20" w:before="0"/>
             </w:pPr>
-            <w:hyperlink w:history="1" r:id="rId_xmwrtnnn1nhuwpyurdlj">
+            <w:hyperlink w:history="1" r:id="rIdjtddto-pq3wtwk7u6mze_">
               <w:r>
                 <w:rPr>
                   <w:rFonts w:ascii="Arial" w:cs="Arial" w:eastAsia="Arial" w:hAnsi="Arial"/>
@@ -3851,7 +3851,7 @@
               <w:spacing w:after="10" w:before="0"/>
               <w:ind w:left="120"/>
             </w:pPr>
-            <w:hyperlink w:history="1" r:id="rIdutex7hb4kouo2dopvakfd">
+            <w:hyperlink w:history="1" r:id="rId0zhawoo4nhtuh8huhsnwg">
               <w:r>
                 <w:rPr>
                   <w:rFonts w:ascii="Arial" w:cs="Arial" w:eastAsia="Arial" w:hAnsi="Arial"/>
@@ -3896,7 +3896,7 @@
             <w:pPr>
               <w:spacing w:after="20" w:before="0"/>
             </w:pPr>
-            <w:hyperlink w:history="1" r:id="rIdh9seevg-ysrx-yijzqb-z">
+            <w:hyperlink w:history="1" r:id="rIdzvmomcvmi7iavgnzoe-k7">
               <w:r>
                 <w:rPr>
                   <w:rFonts w:ascii="Arial" w:cs="Arial" w:eastAsia="Arial" w:hAnsi="Arial"/>
@@ -3929,7 +3929,7 @@
               <w:spacing w:after="10" w:before="0"/>
               <w:ind w:left="120"/>
             </w:pPr>
-            <w:hyperlink w:history="1" r:id="rIdep4uqdtqz1gsgh8o_orek">
+            <w:hyperlink w:history="1" r:id="rId7cghxv9qhbajp0ie9wfsx">
               <w:r>
                 <w:rPr>
                   <w:rFonts w:ascii="Arial" w:cs="Arial" w:eastAsia="Arial" w:hAnsi="Arial"/>
@@ -4124,7 +4124,7 @@
             <w:pPr>
               <w:spacing w:after="20" w:before="0"/>
             </w:pPr>
-            <w:hyperlink w:history="1" r:id="rIdzonuw0o6zemko8xce5wvj">
+            <w:hyperlink w:history="1" r:id="rIdkysdmeww1x9uk43alzll8">
               <w:r>
                 <w:rPr>
                   <w:rFonts w:ascii="Arial" w:cs="Arial" w:eastAsia="Arial" w:hAnsi="Arial"/>
@@ -4157,7 +4157,7 @@
               <w:spacing w:after="10" w:before="0"/>
               <w:ind w:left="120"/>
             </w:pPr>
-            <w:hyperlink w:history="1" r:id="rIde0bbmdxk8ovq1jsbq77kg">
+            <w:hyperlink w:history="1" r:id="rIdpfhgfwhwba3ibamd2wajd">
               <w:r>
                 <w:rPr>
                   <w:rFonts w:ascii="Arial" w:cs="Arial" w:eastAsia="Arial" w:hAnsi="Arial"/>
@@ -4202,7 +4202,7 @@
             <w:pPr>
               <w:spacing w:after="20" w:before="0"/>
             </w:pPr>
-            <w:hyperlink w:history="1" r:id="rIdcma-dzsg8qwoy662oqfic">
+            <w:hyperlink w:history="1" r:id="rId8vnjd7rfdeou4r9zxow06">
               <w:r>
                 <w:rPr>
                   <w:rFonts w:ascii="Arial" w:cs="Arial" w:eastAsia="Arial" w:hAnsi="Arial"/>
@@ -4235,7 +4235,7 @@
               <w:spacing w:after="10" w:before="0"/>
               <w:ind w:left="120"/>
             </w:pPr>
-            <w:hyperlink w:history="1" r:id="rIdpaa_loa15xvgrnnhrqwxz">
+            <w:hyperlink w:history="1" r:id="rIdzlfblhs0vbqxzy1th7l54">
               <w:r>
                 <w:rPr>
                   <w:rFonts w:ascii="Arial" w:cs="Arial" w:eastAsia="Arial" w:hAnsi="Arial"/>
@@ -4430,7 +4430,7 @@
             <w:pPr>
               <w:spacing w:after="20" w:before="0"/>
             </w:pPr>
-            <w:hyperlink w:history="1" r:id="rIdlwzptiau1anid5arc7mnf">
+            <w:hyperlink w:history="1" r:id="rIdnj8zgibynuy9yovsygdjf">
               <w:r>
                 <w:rPr>
                   <w:rFonts w:ascii="Arial" w:cs="Arial" w:eastAsia="Arial" w:hAnsi="Arial"/>
@@ -4463,7 +4463,7 @@
               <w:spacing w:after="10" w:before="0"/>
               <w:ind w:left="120"/>
             </w:pPr>
-            <w:hyperlink w:history="1" r:id="rIdmguqe7wvjc6v-ukmvigi2">
+            <w:hyperlink w:history="1" r:id="rIdoynx-e3vwch3gb9a2sxf0">
               <w:r>
                 <w:rPr>
                   <w:rFonts w:ascii="Arial" w:cs="Arial" w:eastAsia="Arial" w:hAnsi="Arial"/>
@@ -4508,7 +4508,7 @@
             <w:pPr>
               <w:spacing w:after="20" w:before="0"/>
             </w:pPr>
-            <w:hyperlink w:history="1" r:id="rIdw1vn8harsy2a4eql_c0xg">
+            <w:hyperlink w:history="1" r:id="rIdmhc6o9k3qw7n-3t53heac">
               <w:r>
                 <w:rPr>
                   <w:rFonts w:ascii="Arial" w:cs="Arial" w:eastAsia="Arial" w:hAnsi="Arial"/>
@@ -4541,7 +4541,7 @@
               <w:spacing w:after="10" w:before="0"/>
               <w:ind w:left="120"/>
             </w:pPr>
-            <w:hyperlink w:history="1" r:id="rIdgatz4cdzvfb2hvjma8v-q">
+            <w:hyperlink w:history="1" r:id="rIdr476xts10kqqwxyxtpnbo">
               <w:r>
                 <w:rPr>
                   <w:rFonts w:ascii="Arial" w:cs="Arial" w:eastAsia="Arial" w:hAnsi="Arial"/>
@@ -6142,7 +6142,7 @@
             <w:pPr>
               <w:spacing w:after="20" w:before="0"/>
             </w:pPr>
-            <w:hyperlink w:history="1" r:id="rIdca8fqryyd0_nvq-yzura3">
+            <w:hyperlink w:history="1" r:id="rIdszuasicqxyxpy1yybbsbe">
               <w:r>
                 <w:rPr>
                   <w:rFonts w:ascii="Arial" w:cs="Arial" w:eastAsia="Arial" w:hAnsi="Arial"/>
@@ -6175,7 +6175,7 @@
               <w:spacing w:after="10" w:before="0"/>
               <w:ind w:left="120"/>
             </w:pPr>
-            <w:hyperlink w:history="1" r:id="rIdfmhc_lxqfgcejyjn6u0bg">
+            <w:hyperlink w:history="1" r:id="rIdxia2cod-trkdbehaag8z8">
               <w:r>
                 <w:rPr>
                   <w:rFonts w:ascii="Arial" w:cs="Arial" w:eastAsia="Arial" w:hAnsi="Arial"/>
@@ -6220,7 +6220,7 @@
             <w:pPr>
               <w:spacing w:after="20" w:before="0"/>
             </w:pPr>
-            <w:hyperlink w:history="1" r:id="rIdnrwthlzrvtw6o8bhuioax">
+            <w:hyperlink w:history="1" r:id="rIdzlrxcqosvjpqoyq7w2lzo">
               <w:r>
                 <w:rPr>
                   <w:rFonts w:ascii="Arial" w:cs="Arial" w:eastAsia="Arial" w:hAnsi="Arial"/>
@@ -6253,7 +6253,7 @@
               <w:spacing w:after="10" w:before="0"/>
               <w:ind w:left="120"/>
             </w:pPr>
-            <w:hyperlink w:history="1" r:id="rIdphgbtlblll64l9zrvjz6y">
+            <w:hyperlink w:history="1" r:id="rId99yty4sbb0-rg8j7frtsh">
               <w:r>
                 <w:rPr>
                   <w:rFonts w:ascii="Arial" w:cs="Arial" w:eastAsia="Arial" w:hAnsi="Arial"/>
@@ -6448,7 +6448,7 @@
             <w:pPr>
               <w:spacing w:after="20" w:before="0"/>
             </w:pPr>
-            <w:hyperlink w:history="1" r:id="rIdhexyrkxrg4m0stm2cssan">
+            <w:hyperlink w:history="1" r:id="rIdhv4wjodynstk-2bhdd2ud">
               <w:r>
                 <w:rPr>
                   <w:rFonts w:ascii="Arial" w:cs="Arial" w:eastAsia="Arial" w:hAnsi="Arial"/>
@@ -6481,7 +6481,7 @@
               <w:spacing w:after="10" w:before="0"/>
               <w:ind w:left="120"/>
             </w:pPr>
-            <w:hyperlink w:history="1" r:id="rIdfvgapjazq3jktceu_d8nw">
+            <w:hyperlink w:history="1" r:id="rIdwkxasv4trkjxlpkxry8gy">
               <w:r>
                 <w:rPr>
                   <w:rFonts w:ascii="Arial" w:cs="Arial" w:eastAsia="Arial" w:hAnsi="Arial"/>
@@ -6526,7 +6526,7 @@
             <w:pPr>
               <w:spacing w:after="20" w:before="0"/>
             </w:pPr>
-            <w:hyperlink w:history="1" r:id="rIdpnjlmxxwkqnjfsuxembmd">
+            <w:hyperlink w:history="1" r:id="rIdkyuhc5zor3fygw6yhg9wa">
               <w:r>
                 <w:rPr>
                   <w:rFonts w:ascii="Arial" w:cs="Arial" w:eastAsia="Arial" w:hAnsi="Arial"/>
@@ -6559,7 +6559,7 @@
               <w:spacing w:after="10" w:before="0"/>
               <w:ind w:left="120"/>
             </w:pPr>
-            <w:hyperlink w:history="1" r:id="rIdcdx6oge-vbowfkqbfq46i">
+            <w:hyperlink w:history="1" r:id="rIdysvimc_a1f33u6dz834a0">
               <w:r>
                 <w:rPr>
                   <w:rFonts w:ascii="Arial" w:cs="Arial" w:eastAsia="Arial" w:hAnsi="Arial"/>
@@ -6754,7 +6754,7 @@
             <w:pPr>
               <w:spacing w:after="20" w:before="0"/>
             </w:pPr>
-            <w:hyperlink w:history="1" r:id="rIdq1npwwzqrpbop9x_dbv96">
+            <w:hyperlink w:history="1" r:id="rId1-zwbhawowxmifyfqcrpz">
               <w:r>
                 <w:rPr>
                   <w:rFonts w:ascii="Arial" w:cs="Arial" w:eastAsia="Arial" w:hAnsi="Arial"/>
@@ -6787,7 +6787,7 @@
               <w:spacing w:after="10" w:before="0"/>
               <w:ind w:left="120"/>
             </w:pPr>
-            <w:hyperlink w:history="1" r:id="rIdtar8v939ktrtorc9ah7ye">
+            <w:hyperlink w:history="1" r:id="rIducjgj-j6epur80sfhp-g3">
               <w:r>
                 <w:rPr>
                   <w:rFonts w:ascii="Arial" w:cs="Arial" w:eastAsia="Arial" w:hAnsi="Arial"/>
@@ -6832,7 +6832,7 @@
             <w:pPr>
               <w:spacing w:after="20" w:before="0"/>
             </w:pPr>
-            <w:hyperlink w:history="1" r:id="rIdfnfjvplvk3xvbembmpjxs">
+            <w:hyperlink w:history="1" r:id="rIdxalsbdyukw39zrgqm85qf">
               <w:r>
                 <w:rPr>
                   <w:rFonts w:ascii="Arial" w:cs="Arial" w:eastAsia="Arial" w:hAnsi="Arial"/>
@@ -6865,7 +6865,7 @@
               <w:spacing w:after="10" w:before="0"/>
               <w:ind w:left="120"/>
             </w:pPr>
-            <w:hyperlink w:history="1" r:id="rIdwzwcpiafx_j7kkgr5ncej">
+            <w:hyperlink w:history="1" r:id="rId248qsln_lk267i2zhciyh">
               <w:r>
                 <w:rPr>
                   <w:rFonts w:ascii="Arial" w:cs="Arial" w:eastAsia="Arial" w:hAnsi="Arial"/>
@@ -7060,7 +7060,7 @@
             <w:pPr>
               <w:spacing w:after="20" w:before="0"/>
             </w:pPr>
-            <w:hyperlink w:history="1" r:id="rIdbjgj40ef2d_o73802wbzv">
+            <w:hyperlink w:history="1" r:id="rIdkpotg5ugm0enswrc2qhdl">
               <w:r>
                 <w:rPr>
                   <w:rFonts w:ascii="Arial" w:cs="Arial" w:eastAsia="Arial" w:hAnsi="Arial"/>
@@ -7093,7 +7093,7 @@
               <w:spacing w:after="10" w:before="0"/>
               <w:ind w:left="120"/>
             </w:pPr>
-            <w:hyperlink w:history="1" r:id="rIdz0n40_6za7-vdnhh5sgpv">
+            <w:hyperlink w:history="1" r:id="rIdqrdeloyljwgxkn7sltdrt">
               <w:r>
                 <w:rPr>
                   <w:rFonts w:ascii="Arial" w:cs="Arial" w:eastAsia="Arial" w:hAnsi="Arial"/>
@@ -7138,7 +7138,7 @@
             <w:pPr>
               <w:spacing w:after="20" w:before="0"/>
             </w:pPr>
-            <w:hyperlink w:history="1" r:id="rIdisnj6derxqbg62rhgskjb">
+            <w:hyperlink w:history="1" r:id="rIdagzxeqgs9sipkkop0xvaw">
               <w:r>
                 <w:rPr>
                   <w:rFonts w:ascii="Arial" w:cs="Arial" w:eastAsia="Arial" w:hAnsi="Arial"/>
@@ -7171,7 +7171,7 @@
               <w:spacing w:after="10" w:before="0"/>
               <w:ind w:left="120"/>
             </w:pPr>
-            <w:hyperlink w:history="1" r:id="rIdyt_-8vyjly2iat69_1iug">
+            <w:hyperlink w:history="1" r:id="rIdvzeuwlq-1h9xsse9dlkoo">
               <w:r>
                 <w:rPr>
                   <w:rFonts w:ascii="Arial" w:cs="Arial" w:eastAsia="Arial" w:hAnsi="Arial"/>
@@ -7366,7 +7366,7 @@
             <w:pPr>
               <w:spacing w:after="20" w:before="0"/>
             </w:pPr>
-            <w:hyperlink w:history="1" r:id="rIdbs55yc5w97hiqhr63psmu">
+            <w:hyperlink w:history="1" r:id="rId8ypqcbxhhps8aoanwkfwq">
               <w:r>
                 <w:rPr>
                   <w:rFonts w:ascii="Arial" w:cs="Arial" w:eastAsia="Arial" w:hAnsi="Arial"/>
@@ -7399,7 +7399,7 @@
               <w:spacing w:after="10" w:before="0"/>
               <w:ind w:left="120"/>
             </w:pPr>
-            <w:hyperlink w:history="1" r:id="rIdtvpvk4hmp5gftpkfwjuhh">
+            <w:hyperlink w:history="1" r:id="rId6ww2cxeckaimu_lgpanp3">
               <w:r>
                 <w:rPr>
                   <w:rFonts w:ascii="Arial" w:cs="Arial" w:eastAsia="Arial" w:hAnsi="Arial"/>
@@ -7444,7 +7444,7 @@
             <w:pPr>
               <w:spacing w:after="20" w:before="0"/>
             </w:pPr>
-            <w:hyperlink w:history="1" r:id="rId-gn6t7enc71ufynanvhj4">
+            <w:hyperlink w:history="1" r:id="rIdhxeeyzm_j3u9whim4zro0">
               <w:r>
                 <w:rPr>
                   <w:rFonts w:ascii="Arial" w:cs="Arial" w:eastAsia="Arial" w:hAnsi="Arial"/>
@@ -7477,7 +7477,7 @@
               <w:spacing w:after="10" w:before="0"/>
               <w:ind w:left="120"/>
             </w:pPr>
-            <w:hyperlink w:history="1" r:id="rIdh8exgbnnhzjdltg0mganf">
+            <w:hyperlink w:history="1" r:id="rIdhj_6jsjyvxgkiakk3q0zr">
               <w:r>
                 <w:rPr>
                   <w:rFonts w:ascii="Arial" w:cs="Arial" w:eastAsia="Arial" w:hAnsi="Arial"/>
@@ -8964,7 +8964,7 @@
             <w:pPr>
               <w:spacing w:after="20" w:before="0"/>
             </w:pPr>
-            <w:hyperlink w:history="1" r:id="rIdfzm5kyw8kp1huvchrdq6r">
+            <w:hyperlink w:history="1" r:id="rIdc1_u56zzi5bdeszr-zp0i">
               <w:r>
                 <w:rPr>
                   <w:rFonts w:ascii="Arial" w:cs="Arial" w:eastAsia="Arial" w:hAnsi="Arial"/>
@@ -8997,7 +8997,7 @@
               <w:spacing w:after="10" w:before="0"/>
               <w:ind w:left="120"/>
             </w:pPr>
-            <w:hyperlink w:history="1" r:id="rIdtt3a4pgfvsnwt1o80fsdq">
+            <w:hyperlink w:history="1" r:id="rIddtfmz49snq6ns2nm8yn64">
               <w:r>
                 <w:rPr>
                   <w:rFonts w:ascii="Arial" w:cs="Arial" w:eastAsia="Arial" w:hAnsi="Arial"/>
@@ -9042,7 +9042,7 @@
             <w:pPr>
               <w:spacing w:after="20" w:before="0"/>
             </w:pPr>
-            <w:hyperlink w:history="1" r:id="rIdt-nwlaelmnv75nwpi49tn">
+            <w:hyperlink w:history="1" r:id="rIdazly4ye9eha4zbg9far-u">
               <w:r>
                 <w:rPr>
                   <w:rFonts w:ascii="Arial" w:cs="Arial" w:eastAsia="Arial" w:hAnsi="Arial"/>
@@ -9075,7 +9075,7 @@
               <w:spacing w:after="10" w:before="0"/>
               <w:ind w:left="120"/>
             </w:pPr>
-            <w:hyperlink w:history="1" r:id="rIdmeuxknkupmn5fcvz_wzui">
+            <w:hyperlink w:history="1" r:id="rIdr2pafcqcxbuqj8r6xczf8">
               <w:r>
                 <w:rPr>
                   <w:rFonts w:ascii="Arial" w:cs="Arial" w:eastAsia="Arial" w:hAnsi="Arial"/>
@@ -9270,7 +9270,7 @@
             <w:pPr>
               <w:spacing w:after="20" w:before="0"/>
             </w:pPr>
-            <w:hyperlink w:history="1" r:id="rIdrumbf2cqpmcbfue1fx455">
+            <w:hyperlink w:history="1" r:id="rId1rcj4zckq-rbxkpaz5izi">
               <w:r>
                 <w:rPr>
                   <w:rFonts w:ascii="Arial" w:cs="Arial" w:eastAsia="Arial" w:hAnsi="Arial"/>
@@ -9303,7 +9303,7 @@
               <w:spacing w:after="10" w:before="0"/>
               <w:ind w:left="120"/>
             </w:pPr>
-            <w:hyperlink w:history="1" r:id="rId7tq8gseddz_bkhsjx7pgf">
+            <w:hyperlink w:history="1" r:id="rIdd1weeuks-0noknb3-igbe">
               <w:r>
                 <w:rPr>
                   <w:rFonts w:ascii="Arial" w:cs="Arial" w:eastAsia="Arial" w:hAnsi="Arial"/>
@@ -9348,7 +9348,7 @@
             <w:pPr>
               <w:spacing w:after="20" w:before="0"/>
             </w:pPr>
-            <w:hyperlink w:history="1" r:id="rIdwnux6e8pxvim-23aqpkut">
+            <w:hyperlink w:history="1" r:id="rId9cgrhovawepmk9hkf74ig">
               <w:r>
                 <w:rPr>
                   <w:rFonts w:ascii="Arial" w:cs="Arial" w:eastAsia="Arial" w:hAnsi="Arial"/>
@@ -9381,7 +9381,7 @@
               <w:spacing w:after="10" w:before="0"/>
               <w:ind w:left="120"/>
             </w:pPr>
-            <w:hyperlink w:history="1" r:id="rIdk5ueblytrorc25ewagmjc">
+            <w:hyperlink w:history="1" r:id="rIdnlsuywcayyexemqmgjq0a">
               <w:r>
                 <w:rPr>
                   <w:rFonts w:ascii="Arial" w:cs="Arial" w:eastAsia="Arial" w:hAnsi="Arial"/>
@@ -9576,7 +9576,7 @@
             <w:pPr>
               <w:spacing w:after="20" w:before="0"/>
             </w:pPr>
-            <w:hyperlink w:history="1" r:id="rIdh1sspfy_pjsmw4urhprn1">
+            <w:hyperlink w:history="1" r:id="rId7yvgvsywme35i9adkgj56">
               <w:r>
                 <w:rPr>
                   <w:rFonts w:ascii="Arial" w:cs="Arial" w:eastAsia="Arial" w:hAnsi="Arial"/>
@@ -9609,7 +9609,7 @@
               <w:spacing w:after="10" w:before="0"/>
               <w:ind w:left="120"/>
             </w:pPr>
-            <w:hyperlink w:history="1" r:id="rIddi3ryzgbqw5vyogx7fumw">
+            <w:hyperlink w:history="1" r:id="rId2ae1dth3hwl15liqlcwm4">
               <w:r>
                 <w:rPr>
                   <w:rFonts w:ascii="Arial" w:cs="Arial" w:eastAsia="Arial" w:hAnsi="Arial"/>
@@ -9654,7 +9654,7 @@
             <w:pPr>
               <w:spacing w:after="20" w:before="0"/>
             </w:pPr>
-            <w:hyperlink w:history="1" r:id="rIddwfz7ydzh9a0i2urh9945">
+            <w:hyperlink w:history="1" r:id="rIdlknf_wrifqclczrq1sae7">
               <w:r>
                 <w:rPr>
                   <w:rFonts w:ascii="Arial" w:cs="Arial" w:eastAsia="Arial" w:hAnsi="Arial"/>
@@ -9687,7 +9687,7 @@
               <w:spacing w:after="10" w:before="0"/>
               <w:ind w:left="120"/>
             </w:pPr>
-            <w:hyperlink w:history="1" r:id="rIdtcikdtb5zm-burtv-uspx">
+            <w:hyperlink w:history="1" r:id="rIdlhcm1ju_yr0p2vk5li5om">
               <w:r>
                 <w:rPr>
                   <w:rFonts w:ascii="Arial" w:cs="Arial" w:eastAsia="Arial" w:hAnsi="Arial"/>
@@ -9882,7 +9882,7 @@
             <w:pPr>
               <w:spacing w:after="20" w:before="0"/>
             </w:pPr>
-            <w:hyperlink w:history="1" r:id="rIdgmz6-xpjhfeemybew-8w8">
+            <w:hyperlink w:history="1" r:id="rIdsqojnyr9tosagunghfuxj">
               <w:r>
                 <w:rPr>
                   <w:rFonts w:ascii="Arial" w:cs="Arial" w:eastAsia="Arial" w:hAnsi="Arial"/>
@@ -9915,7 +9915,7 @@
               <w:spacing w:after="10" w:before="0"/>
               <w:ind w:left="120"/>
             </w:pPr>
-            <w:hyperlink w:history="1" r:id="rIdddhjxajnulptqn46jjvm8">
+            <w:hyperlink w:history="1" r:id="rIdicxo8gdowyux-z_txxnhg">
               <w:r>
                 <w:rPr>
                   <w:rFonts w:ascii="Arial" w:cs="Arial" w:eastAsia="Arial" w:hAnsi="Arial"/>
@@ -9960,7 +9960,7 @@
             <w:pPr>
               <w:spacing w:after="20" w:before="0"/>
             </w:pPr>
-            <w:hyperlink w:history="1" r:id="rIdqvyxls3e9y39lb1zh9vnd">
+            <w:hyperlink w:history="1" r:id="rIdmwtcrjed6fcrytmfvwa6o">
               <w:r>
                 <w:rPr>
                   <w:rFonts w:ascii="Arial" w:cs="Arial" w:eastAsia="Arial" w:hAnsi="Arial"/>
@@ -9993,7 +9993,7 @@
               <w:spacing w:after="10" w:before="0"/>
               <w:ind w:left="120"/>
             </w:pPr>
-            <w:hyperlink w:history="1" r:id="rIds_4fg301jynq_kqb3fvvq">
+            <w:hyperlink w:history="1" r:id="rIdfaxs5h5gucrsoucwynxe1">
               <w:r>
                 <w:rPr>
                   <w:rFonts w:ascii="Arial" w:cs="Arial" w:eastAsia="Arial" w:hAnsi="Arial"/>
@@ -10188,7 +10188,7 @@
             <w:pPr>
               <w:spacing w:after="20" w:before="0"/>
             </w:pPr>
-            <w:hyperlink w:history="1" r:id="rId3d3e35ajkotzx_e9p5g8u">
+            <w:hyperlink w:history="1" r:id="rIddc5dmp0mbrpfs3ifff9i7">
               <w:r>
                 <w:rPr>
                   <w:rFonts w:ascii="Arial" w:cs="Arial" w:eastAsia="Arial" w:hAnsi="Arial"/>
@@ -10221,7 +10221,7 @@
               <w:spacing w:after="10" w:before="0"/>
               <w:ind w:left="120"/>
             </w:pPr>
-            <w:hyperlink w:history="1" r:id="rIduta9crbs8jmvns-zbbzt4">
+            <w:hyperlink w:history="1" r:id="rIdq5ivizjzfelf6wo1h3fua">
               <w:r>
                 <w:rPr>
                   <w:rFonts w:ascii="Arial" w:cs="Arial" w:eastAsia="Arial" w:hAnsi="Arial"/>
@@ -10266,7 +10266,7 @@
             <w:pPr>
               <w:spacing w:after="20" w:before="0"/>
             </w:pPr>
-            <w:hyperlink w:history="1" r:id="rIdbc0szjg2od-uhlfbgdaow">
+            <w:hyperlink w:history="1" r:id="rIdyjp5wmgssj7cguegdv5zx">
               <w:r>
                 <w:rPr>
                   <w:rFonts w:ascii="Arial" w:cs="Arial" w:eastAsia="Arial" w:hAnsi="Arial"/>
@@ -10299,7 +10299,7 @@
               <w:spacing w:after="10" w:before="0"/>
               <w:ind w:left="120"/>
             </w:pPr>
-            <w:hyperlink w:history="1" r:id="rId6h4vl7lo2yqaf7bhykwyl">
+            <w:hyperlink w:history="1" r:id="rIdemit4qn9ikczrhvm-edik">
               <w:r>
                 <w:rPr>
                   <w:rFonts w:ascii="Arial" w:cs="Arial" w:eastAsia="Arial" w:hAnsi="Arial"/>
@@ -12014,7 +12014,7 @@
             <w:pPr>
               <w:spacing w:after="20" w:before="0"/>
             </w:pPr>
-            <w:hyperlink w:history="1" r:id="rIdxxtmbvdxqqtwlw4tdlh1k">
+            <w:hyperlink w:history="1" r:id="rIdpuvuwszfomt6d2fzntmdp">
               <w:r>
                 <w:rPr>
                   <w:rFonts w:ascii="Arial" w:cs="Arial" w:eastAsia="Arial" w:hAnsi="Arial"/>
@@ -12047,7 +12047,7 @@
               <w:spacing w:after="10" w:before="0"/>
               <w:ind w:left="120"/>
             </w:pPr>
-            <w:hyperlink w:history="1" r:id="rIdkjahttjtaischybm5bwjm">
+            <w:hyperlink w:history="1" r:id="rIdgdknv1iqo0hkwsr5_j-4g">
               <w:r>
                 <w:rPr>
                   <w:rFonts w:ascii="Arial" w:cs="Arial" w:eastAsia="Arial" w:hAnsi="Arial"/>
@@ -12092,7 +12092,7 @@
             <w:pPr>
               <w:spacing w:after="20" w:before="0"/>
             </w:pPr>
-            <w:hyperlink w:history="1" r:id="rId47qbr4crbptndfqaudgz-">
+            <w:hyperlink w:history="1" r:id="rId3rdpiouhiqivr3hu4gory">
               <w:r>
                 <w:rPr>
                   <w:rFonts w:ascii="Arial" w:cs="Arial" w:eastAsia="Arial" w:hAnsi="Arial"/>
@@ -12125,7 +12125,7 @@
               <w:spacing w:after="10" w:before="0"/>
               <w:ind w:left="120"/>
             </w:pPr>
-            <w:hyperlink w:history="1" r:id="rIdf2wsr8bjo-qnewponuviy">
+            <w:hyperlink w:history="1" r:id="rIdw6mp6mwyyf1lwenvt3csn">
               <w:r>
                 <w:rPr>
                   <w:rFonts w:ascii="Arial" w:cs="Arial" w:eastAsia="Arial" w:hAnsi="Arial"/>
@@ -12320,7 +12320,7 @@
             <w:pPr>
               <w:spacing w:after="20" w:before="0"/>
             </w:pPr>
-            <w:hyperlink w:history="1" r:id="rIddebai-2ovfjaoudoacw25">
+            <w:hyperlink w:history="1" r:id="rIdjybdaeuvt8--d6mrqymz9">
               <w:r>
                 <w:rPr>
                   <w:rFonts w:ascii="Arial" w:cs="Arial" w:eastAsia="Arial" w:hAnsi="Arial"/>
@@ -12353,7 +12353,7 @@
               <w:spacing w:after="10" w:before="0"/>
               <w:ind w:left="120"/>
             </w:pPr>
-            <w:hyperlink w:history="1" r:id="rIdy4figrbr1ixe-kw5i3x-u">
+            <w:hyperlink w:history="1" r:id="rIdkcxb5xzzcyqlcrozn6luc">
               <w:r>
                 <w:rPr>
                   <w:rFonts w:ascii="Arial" w:cs="Arial" w:eastAsia="Arial" w:hAnsi="Arial"/>
@@ -12398,7 +12398,7 @@
             <w:pPr>
               <w:spacing w:after="20" w:before="0"/>
             </w:pPr>
-            <w:hyperlink w:history="1" r:id="rIdy6g4l48ocbajt0oygldkb">
+            <w:hyperlink w:history="1" r:id="rId28nkwpkffgg9t2vljszt5">
               <w:r>
                 <w:rPr>
                   <w:rFonts w:ascii="Arial" w:cs="Arial" w:eastAsia="Arial" w:hAnsi="Arial"/>
@@ -12431,7 +12431,7 @@
               <w:spacing w:after="10" w:before="0"/>
               <w:ind w:left="120"/>
             </w:pPr>
-            <w:hyperlink w:history="1" r:id="rIdxhnq6biyg8juhxbdlqwrm">
+            <w:hyperlink w:history="1" r:id="rIdlhro0v5pparfsrcbjmlc9">
               <w:r>
                 <w:rPr>
                   <w:rFonts w:ascii="Arial" w:cs="Arial" w:eastAsia="Arial" w:hAnsi="Arial"/>
@@ -12797,7 +12797,7 @@
             <w:pPr>
               <w:spacing w:after="20" w:before="0"/>
             </w:pPr>
-            <w:hyperlink w:history="1" r:id="rIdelq0b2n0ywnmdnrmdj8wn">
+            <w:hyperlink w:history="1" r:id="rId0uhyxspunajnzjw8vylcy">
               <w:r>
                 <w:rPr>
                   <w:rFonts w:ascii="Arial" w:cs="Arial" w:eastAsia="Arial" w:hAnsi="Arial"/>
@@ -12830,7 +12830,7 @@
               <w:spacing w:after="10" w:before="0"/>
               <w:ind w:left="120"/>
             </w:pPr>
-            <w:hyperlink w:history="1" r:id="rIdviofli7no2ynoxat0qnxw">
+            <w:hyperlink w:history="1" r:id="rIdtx7pnhchlldgiu0_akzhp">
               <w:r>
                 <w:rPr>
                   <w:rFonts w:ascii="Arial" w:cs="Arial" w:eastAsia="Arial" w:hAnsi="Arial"/>
@@ -12875,7 +12875,7 @@
             <w:pPr>
               <w:spacing w:after="20" w:before="0"/>
             </w:pPr>
-            <w:hyperlink w:history="1" r:id="rId3cnd2yvjtepl1vlibxkg9">
+            <w:hyperlink w:history="1" r:id="rIdikluh95ptvh4ew08odxfc">
               <w:r>
                 <w:rPr>
                   <w:rFonts w:ascii="Arial" w:cs="Arial" w:eastAsia="Arial" w:hAnsi="Arial"/>
@@ -12908,7 +12908,7 @@
               <w:spacing w:after="10" w:before="0"/>
               <w:ind w:left="120"/>
             </w:pPr>
-            <w:hyperlink w:history="1" r:id="rIdm17maqqiftvbkzbgph3qg">
+            <w:hyperlink w:history="1" r:id="rIdsmjuemo16ahswtgxyzqit">
               <w:r>
                 <w:rPr>
                   <w:rFonts w:ascii="Arial" w:cs="Arial" w:eastAsia="Arial" w:hAnsi="Arial"/>
@@ -13198,7 +13198,7 @@
             <w:pPr>
               <w:spacing w:after="20" w:before="0"/>
             </w:pPr>
-            <w:hyperlink w:history="1" r:id="rIdeaupetzzlc2chiibyhcno">
+            <w:hyperlink w:history="1" r:id="rId5fmo5j78iodpgdzgrpw_y">
               <w:r>
                 <w:rPr>
                   <w:rFonts w:ascii="Arial" w:cs="Arial" w:eastAsia="Arial" w:hAnsi="Arial"/>
@@ -13231,7 +13231,7 @@
               <w:spacing w:after="10" w:before="0"/>
               <w:ind w:left="120"/>
             </w:pPr>
-            <w:hyperlink w:history="1" r:id="rIdr7dkitsjn2k9yzc8dfdd-">
+            <w:hyperlink w:history="1" r:id="rIdf8ioq00-buy7ely9x6fvs">
               <w:r>
                 <w:rPr>
                   <w:rFonts w:ascii="Arial" w:cs="Arial" w:eastAsia="Arial" w:hAnsi="Arial"/>
@@ -13276,7 +13276,7 @@
             <w:pPr>
               <w:spacing w:after="20" w:before="0"/>
             </w:pPr>
-            <w:hyperlink w:history="1" r:id="rIdrh5lfnj4ycjc6u8wvgxif">
+            <w:hyperlink w:history="1" r:id="rIdxikjfyi-qkbp_k2vjcmzr">
               <w:r>
                 <w:rPr>
                   <w:rFonts w:ascii="Arial" w:cs="Arial" w:eastAsia="Arial" w:hAnsi="Arial"/>
@@ -13309,7 +13309,7 @@
               <w:spacing w:after="10" w:before="0"/>
               <w:ind w:left="120"/>
             </w:pPr>
-            <w:hyperlink w:history="1" r:id="rIdip7hhyapeycvk3gt5b1qz">
+            <w:hyperlink w:history="1" r:id="rIdftiymbtijsaq3168xzhpl">
               <w:r>
                 <w:rPr>
                   <w:rFonts w:ascii="Arial" w:cs="Arial" w:eastAsia="Arial" w:hAnsi="Arial"/>
@@ -13504,7 +13504,7 @@
             <w:pPr>
               <w:spacing w:after="20" w:before="0"/>
             </w:pPr>
-            <w:hyperlink w:history="1" r:id="rId5-rxjttg52nuo6mtgqti2">
+            <w:hyperlink w:history="1" r:id="rId8gvnrru1ovoknxiajg6ml">
               <w:r>
                 <w:rPr>
                   <w:rFonts w:ascii="Arial" w:cs="Arial" w:eastAsia="Arial" w:hAnsi="Arial"/>
@@ -13537,7 +13537,7 @@
               <w:spacing w:after="10" w:before="0"/>
               <w:ind w:left="120"/>
             </w:pPr>
-            <w:hyperlink w:history="1" r:id="rIdoyxvztblfms5wwajvvl70">
+            <w:hyperlink w:history="1" r:id="rId5qagiqpt88hwiu8cj7izd">
               <w:r>
                 <w:rPr>
                   <w:rFonts w:ascii="Arial" w:cs="Arial" w:eastAsia="Arial" w:hAnsi="Arial"/>
@@ -13582,7 +13582,7 @@
             <w:pPr>
               <w:spacing w:after="20" w:before="0"/>
             </w:pPr>
-            <w:hyperlink w:history="1" r:id="rId5qioimgqvfbxjdou6blsn">
+            <w:hyperlink w:history="1" r:id="rIdtot7j6ou2nymsujxcrv6h">
               <w:r>
                 <w:rPr>
                   <w:rFonts w:ascii="Arial" w:cs="Arial" w:eastAsia="Arial" w:hAnsi="Arial"/>
@@ -13615,7 +13615,7 @@
               <w:spacing w:after="10" w:before="0"/>
               <w:ind w:left="120"/>
             </w:pPr>
-            <w:hyperlink w:history="1" r:id="rIdkj6yazukr5z6lgvtnx3_9">
+            <w:hyperlink w:history="1" r:id="rIdt3xs7rdpubzfmclzydrnf">
               <w:r>
                 <w:rPr>
                   <w:rFonts w:ascii="Arial" w:cs="Arial" w:eastAsia="Arial" w:hAnsi="Arial"/>
@@ -15102,7 +15102,7 @@
             <w:pPr>
               <w:spacing w:after="20" w:before="0"/>
             </w:pPr>
-            <w:hyperlink w:history="1" r:id="rIdc2npl9ajq9gk5li6iinym">
+            <w:hyperlink w:history="1" r:id="rId_g523b1jcrgcqifmq6fox">
               <w:r>
                 <w:rPr>
                   <w:rFonts w:ascii="Arial" w:cs="Arial" w:eastAsia="Arial" w:hAnsi="Arial"/>
@@ -15135,7 +15135,7 @@
               <w:spacing w:after="10" w:before="0"/>
               <w:ind w:left="120"/>
             </w:pPr>
-            <w:hyperlink w:history="1" r:id="rId0zndxmwct6ct-zjowtan-">
+            <w:hyperlink w:history="1" r:id="rIdsz08ju4kwdwarrdsibkfs">
               <w:r>
                 <w:rPr>
                   <w:rFonts w:ascii="Arial" w:cs="Arial" w:eastAsia="Arial" w:hAnsi="Arial"/>
@@ -15180,7 +15180,7 @@
             <w:pPr>
               <w:spacing w:after="20" w:before="0"/>
             </w:pPr>
-            <w:hyperlink w:history="1" r:id="rId6aooqia7grvhnkxh8fhfa">
+            <w:hyperlink w:history="1" r:id="rIdeoqgztys5rfnrbci2r_ri">
               <w:r>
                 <w:rPr>
                   <w:rFonts w:ascii="Arial" w:cs="Arial" w:eastAsia="Arial" w:hAnsi="Arial"/>
@@ -15213,7 +15213,7 @@
               <w:spacing w:after="10" w:before="0"/>
               <w:ind w:left="120"/>
             </w:pPr>
-            <w:hyperlink w:history="1" r:id="rIdhglzhnbg9vkv96gs8e3uu">
+            <w:hyperlink w:history="1" r:id="rIdjqesaorxqdqmw2n0jvt36">
               <w:r>
                 <w:rPr>
                   <w:rFonts w:ascii="Arial" w:cs="Arial" w:eastAsia="Arial" w:hAnsi="Arial"/>
@@ -15408,7 +15408,7 @@
             <w:pPr>
               <w:spacing w:after="20" w:before="0"/>
             </w:pPr>
-            <w:hyperlink w:history="1" r:id="rIdxcoie4ih0ceozfupbycqn">
+            <w:hyperlink w:history="1" r:id="rId3t1kckpgdq0rppzekpn7e">
               <w:r>
                 <w:rPr>
                   <w:rFonts w:ascii="Arial" w:cs="Arial" w:eastAsia="Arial" w:hAnsi="Arial"/>
@@ -15441,7 +15441,7 @@
               <w:spacing w:after="10" w:before="0"/>
               <w:ind w:left="120"/>
             </w:pPr>
-            <w:hyperlink w:history="1" r:id="rIdcb4qe75rkxq11uj6u2k3h">
+            <w:hyperlink w:history="1" r:id="rIdavepvgt52fuoad3xmuw_y">
               <w:r>
                 <w:rPr>
                   <w:rFonts w:ascii="Arial" w:cs="Arial" w:eastAsia="Arial" w:hAnsi="Arial"/>
@@ -15486,7 +15486,7 @@
             <w:pPr>
               <w:spacing w:after="20" w:before="0"/>
             </w:pPr>
-            <w:hyperlink w:history="1" r:id="rIdzbbwhf1afprzdxwqh-uhi">
+            <w:hyperlink w:history="1" r:id="rIdnl7mnnc_wsrguoxlzriin">
               <w:r>
                 <w:rPr>
                   <w:rFonts w:ascii="Arial" w:cs="Arial" w:eastAsia="Arial" w:hAnsi="Arial"/>
@@ -15519,7 +15519,7 @@
               <w:spacing w:after="10" w:before="0"/>
               <w:ind w:left="120"/>
             </w:pPr>
-            <w:hyperlink w:history="1" r:id="rIdtvmtd-smsq7_-neuidwra">
+            <w:hyperlink w:history="1" r:id="rIdhuwqhmrvfu8tqssd1o4dj">
               <w:r>
                 <w:rPr>
                   <w:rFonts w:ascii="Arial" w:cs="Arial" w:eastAsia="Arial" w:hAnsi="Arial"/>
@@ -15714,7 +15714,7 @@
             <w:pPr>
               <w:spacing w:after="20" w:before="0"/>
             </w:pPr>
-            <w:hyperlink w:history="1" r:id="rIdkjjj0l45iqhtzldljf-k7">
+            <w:hyperlink w:history="1" r:id="rIdxczkyos45elbncxih69yf">
               <w:r>
                 <w:rPr>
                   <w:rFonts w:ascii="Arial" w:cs="Arial" w:eastAsia="Arial" w:hAnsi="Arial"/>
@@ -15747,7 +15747,7 @@
               <w:spacing w:after="10" w:before="0"/>
               <w:ind w:left="120"/>
             </w:pPr>
-            <w:hyperlink w:history="1" r:id="rIdipdmkmehcmq_ckoncyibs">
+            <w:hyperlink w:history="1" r:id="rIdyio1bgtct4cl4vz3ey_5a">
               <w:r>
                 <w:rPr>
                   <w:rFonts w:ascii="Arial" w:cs="Arial" w:eastAsia="Arial" w:hAnsi="Arial"/>
@@ -15792,7 +15792,7 @@
             <w:pPr>
               <w:spacing w:after="20" w:before="0"/>
             </w:pPr>
-            <w:hyperlink w:history="1" r:id="rIdheezhm0a2nzg9_nbhyviy">
+            <w:hyperlink w:history="1" r:id="rId3fo3mzje6b-gxy89bwo6d">
               <w:r>
                 <w:rPr>
                   <w:rFonts w:ascii="Arial" w:cs="Arial" w:eastAsia="Arial" w:hAnsi="Arial"/>
@@ -15825,7 +15825,7 @@
               <w:spacing w:after="10" w:before="0"/>
               <w:ind w:left="120"/>
             </w:pPr>
-            <w:hyperlink w:history="1" r:id="rId6efvux-uwgcq4im0pz-oc">
+            <w:hyperlink w:history="1" r:id="rIdmfhwarkvr8jcigoyque8t">
               <w:r>
                 <w:rPr>
                   <w:rFonts w:ascii="Arial" w:cs="Arial" w:eastAsia="Arial" w:hAnsi="Arial"/>
@@ -16020,7 +16020,7 @@
             <w:pPr>
               <w:spacing w:after="20" w:before="0"/>
             </w:pPr>
-            <w:hyperlink w:history="1" r:id="rIdevisf3-v5zc0ql6gykuti">
+            <w:hyperlink w:history="1" r:id="rIdmu180735-nogvxzg6a8dt">
               <w:r>
                 <w:rPr>
                   <w:rFonts w:ascii="Arial" w:cs="Arial" w:eastAsia="Arial" w:hAnsi="Arial"/>
@@ -16053,7 +16053,7 @@
               <w:spacing w:after="10" w:before="0"/>
               <w:ind w:left="120"/>
             </w:pPr>
-            <w:hyperlink w:history="1" r:id="rIded5zrzo3h9vllnojnlhx4">
+            <w:hyperlink w:history="1" r:id="rIdlx8xgfumwiqhs9_flqn5b">
               <w:r>
                 <w:rPr>
                   <w:rFonts w:ascii="Arial" w:cs="Arial" w:eastAsia="Arial" w:hAnsi="Arial"/>
@@ -16098,7 +16098,7 @@
             <w:pPr>
               <w:spacing w:after="20" w:before="0"/>
             </w:pPr>
-            <w:hyperlink w:history="1" r:id="rIdpomkkkzt49ld2siiukr4f">
+            <w:hyperlink w:history="1" r:id="rIdr1g0neqdwca6sl2nhhab-">
               <w:r>
                 <w:rPr>
                   <w:rFonts w:ascii="Arial" w:cs="Arial" w:eastAsia="Arial" w:hAnsi="Arial"/>
@@ -16131,7 +16131,7 @@
               <w:spacing w:after="10" w:before="0"/>
               <w:ind w:left="120"/>
             </w:pPr>
-            <w:hyperlink w:history="1" r:id="rIdynz-_niittguhhs02nnha">
+            <w:hyperlink w:history="1" r:id="rIds6jynos3blgdov6h3ub_n">
               <w:r>
                 <w:rPr>
                   <w:rFonts w:ascii="Arial" w:cs="Arial" w:eastAsia="Arial" w:hAnsi="Arial"/>
@@ -16326,7 +16326,7 @@
             <w:pPr>
               <w:spacing w:after="20" w:before="0"/>
             </w:pPr>
-            <w:hyperlink w:history="1" r:id="rIdc9drq6vzy0htx5-ddnqby">
+            <w:hyperlink w:history="1" r:id="rIdh4948v6aaemgprbsqodfj">
               <w:r>
                 <w:rPr>
                   <w:rFonts w:ascii="Arial" w:cs="Arial" w:eastAsia="Arial" w:hAnsi="Arial"/>
@@ -16359,7 +16359,7 @@
               <w:spacing w:after="10" w:before="0"/>
               <w:ind w:left="120"/>
             </w:pPr>
-            <w:hyperlink w:history="1" r:id="rIdfogtyqxs79tgsadzvlje0">
+            <w:hyperlink w:history="1" r:id="rIdhygzovyypgq8bhpu64ivm">
               <w:r>
                 <w:rPr>
                   <w:rFonts w:ascii="Arial" w:cs="Arial" w:eastAsia="Arial" w:hAnsi="Arial"/>
@@ -16404,7 +16404,7 @@
             <w:pPr>
               <w:spacing w:after="20" w:before="0"/>
             </w:pPr>
-            <w:hyperlink w:history="1" r:id="rId8dkgc_wb6-3qe4fe-kenu">
+            <w:hyperlink w:history="1" r:id="rIdundmuiii4vtuhc9c1vsvj">
               <w:r>
                 <w:rPr>
                   <w:rFonts w:ascii="Arial" w:cs="Arial" w:eastAsia="Arial" w:hAnsi="Arial"/>
@@ -16437,7 +16437,7 @@
               <w:spacing w:after="10" w:before="0"/>
               <w:ind w:left="120"/>
             </w:pPr>
-            <w:hyperlink w:history="1" r:id="rId6raoe148k8fkallxv0b9s">
+            <w:hyperlink w:history="1" r:id="rIdq84c0j107o2d_ltljkpgr">
               <w:r>
                 <w:rPr>
                   <w:rFonts w:ascii="Arial" w:cs="Arial" w:eastAsia="Arial" w:hAnsi="Arial"/>
@@ -17924,7 +17924,7 @@
             <w:pPr>
               <w:spacing w:after="20" w:before="0"/>
             </w:pPr>
-            <w:hyperlink w:history="1" r:id="rIdjky8nkxbxpcuw8ciciv-s">
+            <w:hyperlink w:history="1" r:id="rIdkukcfroeqvwg5l-zejcsk">
               <w:r>
                 <w:rPr>
                   <w:rFonts w:ascii="Arial" w:cs="Arial" w:eastAsia="Arial" w:hAnsi="Arial"/>
@@ -17957,7 +17957,7 @@
               <w:spacing w:after="10" w:before="0"/>
               <w:ind w:left="120"/>
             </w:pPr>
-            <w:hyperlink w:history="1" r:id="rId0t-j0ffv45xoq4ag1fzoi">
+            <w:hyperlink w:history="1" r:id="rIdccwrxvz1siuv2li9losvt">
               <w:r>
                 <w:rPr>
                   <w:rFonts w:ascii="Arial" w:cs="Arial" w:eastAsia="Arial" w:hAnsi="Arial"/>
@@ -18002,7 +18002,7 @@
             <w:pPr>
               <w:spacing w:after="20" w:before="0"/>
             </w:pPr>
-            <w:hyperlink w:history="1" r:id="rIdarb0a_1d3mwmwu2gqwemj">
+            <w:hyperlink w:history="1" r:id="rIdvc0o4alsjmgweadgesnvt">
               <w:r>
                 <w:rPr>
                   <w:rFonts w:ascii="Arial" w:cs="Arial" w:eastAsia="Arial" w:hAnsi="Arial"/>
@@ -18035,7 +18035,7 @@
               <w:spacing w:after="10" w:before="0"/>
               <w:ind w:left="120"/>
             </w:pPr>
-            <w:hyperlink w:history="1" r:id="rIdaf8zxxxluklqahac_dbb-">
+            <w:hyperlink w:history="1" r:id="rIdtwma2rdle_vhudzumpouz">
               <w:r>
                 <w:rPr>
                   <w:rFonts w:ascii="Arial" w:cs="Arial" w:eastAsia="Arial" w:hAnsi="Arial"/>
@@ -18230,7 +18230,7 @@
             <w:pPr>
               <w:spacing w:after="20" w:before="0"/>
             </w:pPr>
-            <w:hyperlink w:history="1" r:id="rId7cuha0rkqkpb7jvcderr2">
+            <w:hyperlink w:history="1" r:id="rIdg2zwybuhq36ib2ozh_axo">
               <w:r>
                 <w:rPr>
                   <w:rFonts w:ascii="Arial" w:cs="Arial" w:eastAsia="Arial" w:hAnsi="Arial"/>
@@ -18263,7 +18263,7 @@
               <w:spacing w:after="10" w:before="0"/>
               <w:ind w:left="120"/>
             </w:pPr>
-            <w:hyperlink w:history="1" r:id="rIdcp6oezz047jjol9u6e7-j">
+            <w:hyperlink w:history="1" r:id="rIdkvk6qczt4dmfqx_dcr-p2">
               <w:r>
                 <w:rPr>
                   <w:rFonts w:ascii="Arial" w:cs="Arial" w:eastAsia="Arial" w:hAnsi="Arial"/>
@@ -18308,7 +18308,7 @@
             <w:pPr>
               <w:spacing w:after="20" w:before="0"/>
             </w:pPr>
-            <w:hyperlink w:history="1" r:id="rIdwqet8nmz5jnvls6gq9avf">
+            <w:hyperlink w:history="1" r:id="rId5jvam8upbcwz6uol05nky">
               <w:r>
                 <w:rPr>
                   <w:rFonts w:ascii="Arial" w:cs="Arial" w:eastAsia="Arial" w:hAnsi="Arial"/>
@@ -18341,7 +18341,7 @@
               <w:spacing w:after="10" w:before="0"/>
               <w:ind w:left="120"/>
             </w:pPr>
-            <w:hyperlink w:history="1" r:id="rIddrsbyb-h6ljrgkqu85i7m">
+            <w:hyperlink w:history="1" r:id="rIdxtydejyrccfnmt1lh6l-c">
               <w:r>
                 <w:rPr>
                   <w:rFonts w:ascii="Arial" w:cs="Arial" w:eastAsia="Arial" w:hAnsi="Arial"/>
@@ -18536,7 +18536,7 @@
             <w:pPr>
               <w:spacing w:after="20" w:before="0"/>
             </w:pPr>
-            <w:hyperlink w:history="1" r:id="rId2nhnz6tgmghmnar2x4glr">
+            <w:hyperlink w:history="1" r:id="rIdfhvehopt-kivtks9djecv">
               <w:r>
                 <w:rPr>
                   <w:rFonts w:ascii="Arial" w:cs="Arial" w:eastAsia="Arial" w:hAnsi="Arial"/>
@@ -18569,7 +18569,7 @@
               <w:spacing w:after="10" w:before="0"/>
               <w:ind w:left="120"/>
             </w:pPr>
-            <w:hyperlink w:history="1" r:id="rIdro3chfbpph7wax3ndq4cm">
+            <w:hyperlink w:history="1" r:id="rId-f7nzkdbccgxbl3d6_ukr">
               <w:r>
                 <w:rPr>
                   <w:rFonts w:ascii="Arial" w:cs="Arial" w:eastAsia="Arial" w:hAnsi="Arial"/>
@@ -18614,7 +18614,7 @@
             <w:pPr>
               <w:spacing w:after="20" w:before="0"/>
             </w:pPr>
-            <w:hyperlink w:history="1" r:id="rId6blkj15ski2f1q3himot9">
+            <w:hyperlink w:history="1" r:id="rIdp-gwbz2cs9sn3mota7plc">
               <w:r>
                 <w:rPr>
                   <w:rFonts w:ascii="Arial" w:cs="Arial" w:eastAsia="Arial" w:hAnsi="Arial"/>
@@ -18647,7 +18647,7 @@
               <w:spacing w:after="10" w:before="0"/>
               <w:ind w:left="120"/>
             </w:pPr>
-            <w:hyperlink w:history="1" r:id="rIdushlct_lnzfj3ba3pozj8">
+            <w:hyperlink w:history="1" r:id="rIdymhhvxu_jj16jikpicdte">
               <w:r>
                 <w:rPr>
                   <w:rFonts w:ascii="Arial" w:cs="Arial" w:eastAsia="Arial" w:hAnsi="Arial"/>
@@ -18842,7 +18842,7 @@
             <w:pPr>
               <w:spacing w:after="20" w:before="0"/>
             </w:pPr>
-            <w:hyperlink w:history="1" r:id="rIddt8yucnfx_refyn6mqxrv">
+            <w:hyperlink w:history="1" r:id="rIdh5dus8fvsb5aewjzai676">
               <w:r>
                 <w:rPr>
                   <w:rFonts w:ascii="Arial" w:cs="Arial" w:eastAsia="Arial" w:hAnsi="Arial"/>
@@ -18875,7 +18875,7 @@
               <w:spacing w:after="10" w:before="0"/>
               <w:ind w:left="120"/>
             </w:pPr>
-            <w:hyperlink w:history="1" r:id="rIdpubzleglzywoke5qzflfe">
+            <w:hyperlink w:history="1" r:id="rIdp7syjm-qvqbx6so4dceen">
               <w:r>
                 <w:rPr>
                   <w:rFonts w:ascii="Arial" w:cs="Arial" w:eastAsia="Arial" w:hAnsi="Arial"/>
@@ -18920,7 +18920,7 @@
             <w:pPr>
               <w:spacing w:after="20" w:before="0"/>
             </w:pPr>
-            <w:hyperlink w:history="1" r:id="rIdnltzxdvyz3092cf7gbpyw">
+            <w:hyperlink w:history="1" r:id="rIdnr_6zomfq0v9mpb8gixlv">
               <w:r>
                 <w:rPr>
                   <w:rFonts w:ascii="Arial" w:cs="Arial" w:eastAsia="Arial" w:hAnsi="Arial"/>
@@ -18953,7 +18953,7 @@
               <w:spacing w:after="10" w:before="0"/>
               <w:ind w:left="120"/>
             </w:pPr>
-            <w:hyperlink w:history="1" r:id="rIdaipxcon1rierqo3t0nizp">
+            <w:hyperlink w:history="1" r:id="rIdz5y9xw3ax0izdcgjwwar-">
               <w:r>
                 <w:rPr>
                   <w:rFonts w:ascii="Arial" w:cs="Arial" w:eastAsia="Arial" w:hAnsi="Arial"/>
@@ -19148,7 +19148,7 @@
             <w:pPr>
               <w:spacing w:after="20" w:before="0"/>
             </w:pPr>
-            <w:hyperlink w:history="1" r:id="rId9cjs2f2pmpup_8gg6zo9j">
+            <w:hyperlink w:history="1" r:id="rIdpumjys9nun0vuvbet_pmx">
               <w:r>
                 <w:rPr>
                   <w:rFonts w:ascii="Arial" w:cs="Arial" w:eastAsia="Arial" w:hAnsi="Arial"/>
@@ -19181,7 +19181,7 @@
               <w:spacing w:after="10" w:before="0"/>
               <w:ind w:left="120"/>
             </w:pPr>
-            <w:hyperlink w:history="1" r:id="rIdfnvet653nqjslk-5h6kdo">
+            <w:hyperlink w:history="1" r:id="rIdrt2g_wwk_yhrk2bzaxv-1">
               <w:r>
                 <w:rPr>
                   <w:rFonts w:ascii="Arial" w:cs="Arial" w:eastAsia="Arial" w:hAnsi="Arial"/>
@@ -19226,7 +19226,7 @@
             <w:pPr>
               <w:spacing w:after="20" w:before="0"/>
             </w:pPr>
-            <w:hyperlink w:history="1" r:id="rIdb6g-5jrl-fioyxwm6k-vg">
+            <w:hyperlink w:history="1" r:id="rIdvy0qjhy-mnyjm1f0ie2op">
               <w:r>
                 <w:rPr>
                   <w:rFonts w:ascii="Arial" w:cs="Arial" w:eastAsia="Arial" w:hAnsi="Arial"/>
@@ -19259,7 +19259,7 @@
               <w:spacing w:after="10" w:before="0"/>
               <w:ind w:left="120"/>
             </w:pPr>
-            <w:hyperlink w:history="1" r:id="rIddow-7f0yq2lbmj4hhp-8d">
+            <w:hyperlink w:history="1" r:id="rId7bjisorafpufjvr6ykdg1">
               <w:r>
                 <w:rPr>
                   <w:rFonts w:ascii="Arial" w:cs="Arial" w:eastAsia="Arial" w:hAnsi="Arial"/>
@@ -20860,7 +20860,7 @@
             <w:pPr>
               <w:spacing w:after="20" w:before="0"/>
             </w:pPr>
-            <w:hyperlink w:history="1" r:id="rId8tfjijq6sv8lwjvpe87az">
+            <w:hyperlink w:history="1" r:id="rIdy2xzqarmt-5o7ts3qugjr">
               <w:r>
                 <w:rPr>
                   <w:rFonts w:ascii="Arial" w:cs="Arial" w:eastAsia="Arial" w:hAnsi="Arial"/>
@@ -20893,7 +20893,7 @@
               <w:spacing w:after="10" w:before="0"/>
               <w:ind w:left="120"/>
             </w:pPr>
-            <w:hyperlink w:history="1" r:id="rIdy-qc5zjgsgn-hrbq2wz3h">
+            <w:hyperlink w:history="1" r:id="rIduo6bjlqrnhrwlwf9bei_u">
               <w:r>
                 <w:rPr>
                   <w:rFonts w:ascii="Arial" w:cs="Arial" w:eastAsia="Arial" w:hAnsi="Arial"/>
@@ -20938,7 +20938,7 @@
             <w:pPr>
               <w:spacing w:after="20" w:before="0"/>
             </w:pPr>
-            <w:hyperlink w:history="1" r:id="rId5a7t52xxbpljf9klngzxe">
+            <w:hyperlink w:history="1" r:id="rIdo2gz5tvpuubngtk4dz-6p">
               <w:r>
                 <w:rPr>
                   <w:rFonts w:ascii="Arial" w:cs="Arial" w:eastAsia="Arial" w:hAnsi="Arial"/>
@@ -20971,7 +20971,7 @@
               <w:spacing w:after="10" w:before="0"/>
               <w:ind w:left="120"/>
             </w:pPr>
-            <w:hyperlink w:history="1" r:id="rIdwhk5qqhrdcq-mr-0rmx3_">
+            <w:hyperlink w:history="1" r:id="rIdrlurolzdkyl0lpcn4i4f8">
               <w:r>
                 <w:rPr>
                   <w:rFonts w:ascii="Arial" w:cs="Arial" w:eastAsia="Arial" w:hAnsi="Arial"/>
@@ -21166,7 +21166,7 @@
             <w:pPr>
               <w:spacing w:after="20" w:before="0"/>
             </w:pPr>
-            <w:hyperlink w:history="1" r:id="rIdjlvtrporcywusermkd5lu">
+            <w:hyperlink w:history="1" r:id="rId39yazp9etdgawf-lenbqb">
               <w:r>
                 <w:rPr>
                   <w:rFonts w:ascii="Arial" w:cs="Arial" w:eastAsia="Arial" w:hAnsi="Arial"/>
@@ -21199,7 +21199,7 @@
               <w:spacing w:after="10" w:before="0"/>
               <w:ind w:left="120"/>
             </w:pPr>
-            <w:hyperlink w:history="1" r:id="rId8fwexftivd1qhchefthbi">
+            <w:hyperlink w:history="1" r:id="rIdo_r0zqgy055byh4glyrqv">
               <w:r>
                 <w:rPr>
                   <w:rFonts w:ascii="Arial" w:cs="Arial" w:eastAsia="Arial" w:hAnsi="Arial"/>
@@ -21244,7 +21244,7 @@
             <w:pPr>
               <w:spacing w:after="20" w:before="0"/>
             </w:pPr>
-            <w:hyperlink w:history="1" r:id="rIdcux-gqz6lcfi_a45znhtk">
+            <w:hyperlink w:history="1" r:id="rId6bj40me9yzfpfkxmfcjtu">
               <w:r>
                 <w:rPr>
                   <w:rFonts w:ascii="Arial" w:cs="Arial" w:eastAsia="Arial" w:hAnsi="Arial"/>
@@ -21277,7 +21277,7 @@
               <w:spacing w:after="10" w:before="0"/>
               <w:ind w:left="120"/>
             </w:pPr>
-            <w:hyperlink w:history="1" r:id="rIdzxnyko7eqo2ce-dq_kmu9">
+            <w:hyperlink w:history="1" r:id="rIdojeorcu3gz8bemkidug0e">
               <w:r>
                 <w:rPr>
                   <w:rFonts w:ascii="Arial" w:cs="Arial" w:eastAsia="Arial" w:hAnsi="Arial"/>
@@ -21472,7 +21472,7 @@
             <w:pPr>
               <w:spacing w:after="20" w:before="0"/>
             </w:pPr>
-            <w:hyperlink w:history="1" r:id="rIdslgoq_fmv84ozw1zqwy3z">
+            <w:hyperlink w:history="1" r:id="rIdjc_eug6mnl5nztw7w3t-7">
               <w:r>
                 <w:rPr>
                   <w:rFonts w:ascii="Arial" w:cs="Arial" w:eastAsia="Arial" w:hAnsi="Arial"/>
@@ -21505,7 +21505,7 @@
               <w:spacing w:after="10" w:before="0"/>
               <w:ind w:left="120"/>
             </w:pPr>
-            <w:hyperlink w:history="1" r:id="rIdsolnrtuudf6etzycuokry">
+            <w:hyperlink w:history="1" r:id="rIdtzaa9lcdv23dimxdbmqng">
               <w:r>
                 <w:rPr>
                   <w:rFonts w:ascii="Arial" w:cs="Arial" w:eastAsia="Arial" w:hAnsi="Arial"/>
@@ -21550,7 +21550,7 @@
             <w:pPr>
               <w:spacing w:after="20" w:before="0"/>
             </w:pPr>
-            <w:hyperlink w:history="1" r:id="rIdgixdtsqi5syvgqbguug2x">
+            <w:hyperlink w:history="1" r:id="rIdvevp2php6da7l_phkgbqx">
               <w:r>
                 <w:rPr>
                   <w:rFonts w:ascii="Arial" w:cs="Arial" w:eastAsia="Arial" w:hAnsi="Arial"/>
@@ -21583,7 +21583,7 @@
               <w:spacing w:after="10" w:before="0"/>
               <w:ind w:left="120"/>
             </w:pPr>
-            <w:hyperlink w:history="1" r:id="rIdwye7wxxjzouz7g-ct0x5x">
+            <w:hyperlink w:history="1" r:id="rIdttjaq0r3qmei3xskgcglk">
               <w:r>
                 <w:rPr>
                   <w:rFonts w:ascii="Arial" w:cs="Arial" w:eastAsia="Arial" w:hAnsi="Arial"/>
@@ -21778,7 +21778,7 @@
             <w:pPr>
               <w:spacing w:after="20" w:before="0"/>
             </w:pPr>
-            <w:hyperlink w:history="1" r:id="rIdyzpqawa_eipdcdfnisixw">
+            <w:hyperlink w:history="1" r:id="rIdxpowppsmifg8yeaim0u6i">
               <w:r>
                 <w:rPr>
                   <w:rFonts w:ascii="Arial" w:cs="Arial" w:eastAsia="Arial" w:hAnsi="Arial"/>
@@ -21811,7 +21811,7 @@
               <w:spacing w:after="10" w:before="0"/>
               <w:ind w:left="120"/>
             </w:pPr>
-            <w:hyperlink w:history="1" r:id="rIdkpqcjyfvn_yo4ciakslww">
+            <w:hyperlink w:history="1" r:id="rIdsnh5wviubangv2lawb3_j">
               <w:r>
                 <w:rPr>
                   <w:rFonts w:ascii="Arial" w:cs="Arial" w:eastAsia="Arial" w:hAnsi="Arial"/>
@@ -21856,7 +21856,7 @@
             <w:pPr>
               <w:spacing w:after="20" w:before="0"/>
             </w:pPr>
-            <w:hyperlink w:history="1" r:id="rIdpfcxhqvjjz6zj9altss6o">
+            <w:hyperlink w:history="1" r:id="rIdsvjvp4zjfpgn7ifcsukmb">
               <w:r>
                 <w:rPr>
                   <w:rFonts w:ascii="Arial" w:cs="Arial" w:eastAsia="Arial" w:hAnsi="Arial"/>
@@ -21889,7 +21889,7 @@
               <w:spacing w:after="10" w:before="0"/>
               <w:ind w:left="120"/>
             </w:pPr>
-            <w:hyperlink w:history="1" r:id="rIdng3lbjbfhsyoobackoemq">
+            <w:hyperlink w:history="1" r:id="rIdlptkb7una30xe_xesoxmq">
               <w:r>
                 <w:rPr>
                   <w:rFonts w:ascii="Arial" w:cs="Arial" w:eastAsia="Arial" w:hAnsi="Arial"/>
@@ -22084,7 +22084,7 @@
             <w:pPr>
               <w:spacing w:after="20" w:before="0"/>
             </w:pPr>
-            <w:hyperlink w:history="1" r:id="rIdsozslhue8ewazpmj0n_yc">
+            <w:hyperlink w:history="1" r:id="rIdkstzvkoxcz9ghby9wjlj8">
               <w:r>
                 <w:rPr>
                   <w:rFonts w:ascii="Arial" w:cs="Arial" w:eastAsia="Arial" w:hAnsi="Arial"/>
@@ -22117,7 +22117,7 @@
               <w:spacing w:after="10" w:before="0"/>
               <w:ind w:left="120"/>
             </w:pPr>
-            <w:hyperlink w:history="1" r:id="rIdehndtjdn5iuqkh_x8suuo">
+            <w:hyperlink w:history="1" r:id="rIdm4s4etvbqet2guh5pchqd">
               <w:r>
                 <w:rPr>
                   <w:rFonts w:ascii="Arial" w:cs="Arial" w:eastAsia="Arial" w:hAnsi="Arial"/>
@@ -22162,7 +22162,7 @@
             <w:pPr>
               <w:spacing w:after="20" w:before="0"/>
             </w:pPr>
-            <w:hyperlink w:history="1" r:id="rIdevy0py0vp911czdodj54w">
+            <w:hyperlink w:history="1" r:id="rIduu2de9nb1lyhhvswngvw1">
               <w:r>
                 <w:rPr>
                   <w:rFonts w:ascii="Arial" w:cs="Arial" w:eastAsia="Arial" w:hAnsi="Arial"/>
@@ -22195,7 +22195,7 @@
               <w:spacing w:after="10" w:before="0"/>
               <w:ind w:left="120"/>
             </w:pPr>
-            <w:hyperlink w:history="1" r:id="rId9ibarmf7dmtnfbnp9pl3p">
+            <w:hyperlink w:history="1" r:id="rIda9ga-jatlci9o8xsgl2nb">
               <w:r>
                 <w:rPr>
                   <w:rFonts w:ascii="Arial" w:cs="Arial" w:eastAsia="Arial" w:hAnsi="Arial"/>
@@ -23815,7 +23815,7 @@
             <w:pPr>
               <w:spacing w:after="20" w:before="0"/>
             </w:pPr>
-            <w:hyperlink w:history="1" r:id="rIdgej_gbrxbtvjynkqcrzui">
+            <w:hyperlink w:history="1" r:id="rIdfy3s9frvabfolf4s-n4xv">
               <w:r>
                 <w:rPr>
                   <w:rFonts w:ascii="Arial" w:cs="Arial" w:eastAsia="Arial" w:hAnsi="Arial"/>
@@ -23848,7 +23848,7 @@
               <w:spacing w:after="10" w:before="0"/>
               <w:ind w:left="120"/>
             </w:pPr>
-            <w:hyperlink w:history="1" r:id="rIdm6hd81yarslz9qt-ixlvv">
+            <w:hyperlink w:history="1" r:id="rIdm0rk3dmcwuleyuw4-jgir">
               <w:r>
                 <w:rPr>
                   <w:rFonts w:ascii="Arial" w:cs="Arial" w:eastAsia="Arial" w:hAnsi="Arial"/>
@@ -23893,7 +23893,7 @@
             <w:pPr>
               <w:spacing w:after="20" w:before="0"/>
             </w:pPr>
-            <w:hyperlink w:history="1" r:id="rIdqnx0n0nzkltxqcd5lclyh">
+            <w:hyperlink w:history="1" r:id="rIddu5oogokcbju9xbdodphi">
               <w:r>
                 <w:rPr>
                   <w:rFonts w:ascii="Arial" w:cs="Arial" w:eastAsia="Arial" w:hAnsi="Arial"/>
@@ -23926,7 +23926,7 @@
               <w:spacing w:after="10" w:before="0"/>
               <w:ind w:left="120"/>
             </w:pPr>
-            <w:hyperlink w:history="1" r:id="rIdao5hntuxxx5gi3qy-ezxk">
+            <w:hyperlink w:history="1" r:id="rIdt4o5bm8fsh5sttfdjm72d">
               <w:r>
                 <w:rPr>
                   <w:rFonts w:ascii="Arial" w:cs="Arial" w:eastAsia="Arial" w:hAnsi="Arial"/>
@@ -24121,7 +24121,7 @@
             <w:pPr>
               <w:spacing w:after="20" w:before="0"/>
             </w:pPr>
-            <w:hyperlink w:history="1" r:id="rIdysxrtiquknoouqolkainq">
+            <w:hyperlink w:history="1" r:id="rIdajooxdjsaftkni5qbk-0a">
               <w:r>
                 <w:rPr>
                   <w:rFonts w:ascii="Arial" w:cs="Arial" w:eastAsia="Arial" w:hAnsi="Arial"/>
@@ -24154,7 +24154,7 @@
               <w:spacing w:after="10" w:before="0"/>
               <w:ind w:left="120"/>
             </w:pPr>
-            <w:hyperlink w:history="1" r:id="rId-fzjtkmjgwnzc7icgg1nb">
+            <w:hyperlink w:history="1" r:id="rId5plqhbb9d76cwdsqyohx0">
               <w:r>
                 <w:rPr>
                   <w:rFonts w:ascii="Arial" w:cs="Arial" w:eastAsia="Arial" w:hAnsi="Arial"/>
@@ -24199,7 +24199,7 @@
             <w:pPr>
               <w:spacing w:after="20" w:before="0"/>
             </w:pPr>
-            <w:hyperlink w:history="1" r:id="rIdfsnzddry8dpffcstg2b0t">
+            <w:hyperlink w:history="1" r:id="rId-s_zbwlrl5uzbtpcasold">
               <w:r>
                 <w:rPr>
                   <w:rFonts w:ascii="Arial" w:cs="Arial" w:eastAsia="Arial" w:hAnsi="Arial"/>
@@ -24232,7 +24232,7 @@
               <w:spacing w:after="10" w:before="0"/>
               <w:ind w:left="120"/>
             </w:pPr>
-            <w:hyperlink w:history="1" r:id="rIdvhjx33wvpw4xde4vazlmu">
+            <w:hyperlink w:history="1" r:id="rId43vwfpejouloejnmo5wxj">
               <w:r>
                 <w:rPr>
                   <w:rFonts w:ascii="Arial" w:cs="Arial" w:eastAsia="Arial" w:hAnsi="Arial"/>
@@ -24427,7 +24427,7 @@
             <w:pPr>
               <w:spacing w:after="20" w:before="0"/>
             </w:pPr>
-            <w:hyperlink w:history="1" r:id="rIdzx9gtr98wiwhhtiutr6cc">
+            <w:hyperlink w:history="1" r:id="rId7vmgnyc9v94g3ztfhlpan">
               <w:r>
                 <w:rPr>
                   <w:rFonts w:ascii="Arial" w:cs="Arial" w:eastAsia="Arial" w:hAnsi="Arial"/>
@@ -24460,7 +24460,7 @@
               <w:spacing w:after="10" w:before="0"/>
               <w:ind w:left="120"/>
             </w:pPr>
-            <w:hyperlink w:history="1" r:id="rIds1hy4mqyozhgzo2oq3gel">
+            <w:hyperlink w:history="1" r:id="rIdok5mvvbiltkvtbdrp7jdp">
               <w:r>
                 <w:rPr>
                   <w:rFonts w:ascii="Arial" w:cs="Arial" w:eastAsia="Arial" w:hAnsi="Arial"/>
@@ -24505,7 +24505,7 @@
             <w:pPr>
               <w:spacing w:after="20" w:before="0"/>
             </w:pPr>
-            <w:hyperlink w:history="1" r:id="rIdulcwwp8z_0fw7wviltnc_">
+            <w:hyperlink w:history="1" r:id="rId98k5x6hf8sgvisp-wgscm">
               <w:r>
                 <w:rPr>
                   <w:rFonts w:ascii="Arial" w:cs="Arial" w:eastAsia="Arial" w:hAnsi="Arial"/>
@@ -24538,7 +24538,7 @@
               <w:spacing w:after="10" w:before="0"/>
               <w:ind w:left="120"/>
             </w:pPr>
-            <w:hyperlink w:history="1" r:id="rIdxn8tibu5ilsz27satvcwi">
+            <w:hyperlink w:history="1" r:id="rIdpglpzu6rx0hcfnp9u_n7w">
               <w:r>
                 <w:rPr>
                   <w:rFonts w:ascii="Arial" w:cs="Arial" w:eastAsia="Arial" w:hAnsi="Arial"/>
@@ -24733,7 +24733,7 @@
             <w:pPr>
               <w:spacing w:after="20" w:before="0"/>
             </w:pPr>
-            <w:hyperlink w:history="1" r:id="rIdtzvfez0nstqt6t87rbt26">
+            <w:hyperlink w:history="1" r:id="rIdaxvvk_szkvqahfxfyuh9y">
               <w:r>
                 <w:rPr>
                   <w:rFonts w:ascii="Arial" w:cs="Arial" w:eastAsia="Arial" w:hAnsi="Arial"/>
@@ -24766,7 +24766,7 @@
               <w:spacing w:after="10" w:before="0"/>
               <w:ind w:left="120"/>
             </w:pPr>
-            <w:hyperlink w:history="1" r:id="rIdvghp-nyrbflgnihmumudr">
+            <w:hyperlink w:history="1" r:id="rIdzwzseksdwtgy8ttaw-z1f">
               <w:r>
                 <w:rPr>
                   <w:rFonts w:ascii="Arial" w:cs="Arial" w:eastAsia="Arial" w:hAnsi="Arial"/>
@@ -24811,7 +24811,7 @@
             <w:pPr>
               <w:spacing w:after="20" w:before="0"/>
             </w:pPr>
-            <w:hyperlink w:history="1" r:id="rId9ttbpmf8mkq2isosyr4rk">
+            <w:hyperlink w:history="1" r:id="rIdyibvjjnyzvbneeyo_dgay">
               <w:r>
                 <w:rPr>
                   <w:rFonts w:ascii="Arial" w:cs="Arial" w:eastAsia="Arial" w:hAnsi="Arial"/>
@@ -24844,7 +24844,7 @@
               <w:spacing w:after="10" w:before="0"/>
               <w:ind w:left="120"/>
             </w:pPr>
-            <w:hyperlink w:history="1" r:id="rIdm_gnrys6qltemlxhiclds">
+            <w:hyperlink w:history="1" r:id="rIdqtopxlwjpkhdx5cfgdrbm">
               <w:r>
                 <w:rPr>
                   <w:rFonts w:ascii="Arial" w:cs="Arial" w:eastAsia="Arial" w:hAnsi="Arial"/>
@@ -25039,7 +25039,7 @@
             <w:pPr>
               <w:spacing w:after="20" w:before="0"/>
             </w:pPr>
-            <w:hyperlink w:history="1" r:id="rIdw3rbuovso7vcs5qtwdrsj">
+            <w:hyperlink w:history="1" r:id="rIdqerbrbbhivhvcgtssy3tg">
               <w:r>
                 <w:rPr>
                   <w:rFonts w:ascii="Arial" w:cs="Arial" w:eastAsia="Arial" w:hAnsi="Arial"/>
@@ -25072,7 +25072,7 @@
               <w:spacing w:after="10" w:before="0"/>
               <w:ind w:left="120"/>
             </w:pPr>
-            <w:hyperlink w:history="1" r:id="rIdh_cn855bct0-ezfao_7kw">
+            <w:hyperlink w:history="1" r:id="rIdaw-c_-9gxabywvd-voagf">
               <w:r>
                 <w:rPr>
                   <w:rFonts w:ascii="Arial" w:cs="Arial" w:eastAsia="Arial" w:hAnsi="Arial"/>
@@ -25117,7 +25117,7 @@
             <w:pPr>
               <w:spacing w:after="20" w:before="0"/>
             </w:pPr>
-            <w:hyperlink w:history="1" r:id="rIdjthuent0qm-idbziiqjy_">
+            <w:hyperlink w:history="1" r:id="rIdivcfnoxl7y9j7udv8kgi_">
               <w:r>
                 <w:rPr>
                   <w:rFonts w:ascii="Arial" w:cs="Arial" w:eastAsia="Arial" w:hAnsi="Arial"/>
@@ -25150,7 +25150,7 @@
               <w:spacing w:after="10" w:before="0"/>
               <w:ind w:left="120"/>
             </w:pPr>
-            <w:hyperlink w:history="1" r:id="rIdnsvujn62t8obpbcbbk3mb">
+            <w:hyperlink w:history="1" r:id="rId4pn5_cgs6zdoe8inp05m_">
               <w:r>
                 <w:rPr>
                   <w:rFonts w:ascii="Arial" w:cs="Arial" w:eastAsia="Arial" w:hAnsi="Arial"/>
